--- a/thesis/baocao.docx
+++ b/thesis/baocao.docx
@@ -906,6 +906,1314 @@
       </w:r>
     </w:p>
     <w:p>
+      <w:pPr>
+        <w:pStyle w:val="TableofFigures"/>
+        <w:tabs>
+          <w:tab w:val="right" w:leader="dot" w:pos="8778"/>
+        </w:tabs>
+        <w:rPr>
+          <w:rFonts w:asciiTheme="minorHAnsi" w:eastAsiaTheme="minorEastAsia" w:hAnsiTheme="minorHAnsi"/>
+          <w:noProof/>
+          <w:kern w:val="2"/>
+          <w:sz w:val="24"/>
+          <w:szCs w:val="24"/>
+          <w14:ligatures w14:val="standardContextual"/>
+        </w:rPr>
+      </w:pPr>
+      <w:r>
+        <w:rPr>
+          <w:lang w:val="vi-VN"/>
+        </w:rPr>
+        <w:fldChar w:fldCharType="begin"/>
+      </w:r>
+      <w:r>
+        <w:rPr>
+          <w:lang w:val="vi-VN"/>
+        </w:rPr>
+        <w:instrText xml:space="preserve"> TOC \h \z \c "Hình" </w:instrText>
+      </w:r>
+      <w:r>
+        <w:rPr>
+          <w:lang w:val="vi-VN"/>
+        </w:rPr>
+        <w:fldChar w:fldCharType="separate"/>
+      </w:r>
+      <w:hyperlink w:anchor="_Toc242724018" w:history="1">
+        <w:r>
+          <w:rPr>
+            <w:rStyle w:val="Hyperlink"/>
+            <w:noProof/>
+          </w:rPr>
+          <w:t>Hình 3.1 Kiến</w:t>
+        </w:r>
+        <w:r>
+          <w:rPr>
+            <w:rStyle w:val="Hyperlink"/>
+            <w:noProof/>
+            <w:lang w:val="vi-VN"/>
+          </w:rPr>
+          <w:t xml:space="preserve"> trúc hệ thống</w:t>
+        </w:r>
+        <w:r>
+          <w:rPr>
+            <w:noProof/>
+            <w:webHidden/>
+          </w:rPr>
+          <w:tab/>
+        </w:r>
+        <w:r>
+          <w:rPr>
+            <w:noProof/>
+            <w:webHidden/>
+          </w:rPr>
+          <w:fldChar w:fldCharType="begin"/>
+        </w:r>
+        <w:r>
+          <w:rPr>
+            <w:noProof/>
+            <w:webHidden/>
+          </w:rPr>
+          <w:instrText xml:space="preserve"> PAGEREF _Toc242724018 \h </w:instrText>
+        </w:r>
+        <w:r>
+          <w:rPr>
+            <w:noProof/>
+            <w:webHidden/>
+          </w:rPr>
+        </w:r>
+        <w:r>
+          <w:rPr>
+            <w:noProof/>
+            <w:webHidden/>
+          </w:rPr>
+          <w:fldChar w:fldCharType="separate"/>
+        </w:r>
+        <w:r>
+          <w:rPr>
+            <w:noProof/>
+            <w:webHidden/>
+          </w:rPr>
+          <w:t>16</w:t>
+        </w:r>
+        <w:r>
+          <w:rPr>
+            <w:noProof/>
+            <w:webHidden/>
+          </w:rPr>
+          <w:fldChar w:fldCharType="end"/>
+        </w:r>
+      </w:hyperlink>
+    </w:p>
+    <w:p>
+      <w:pPr>
+        <w:pStyle w:val="TableofFigures"/>
+        <w:tabs>
+          <w:tab w:val="right" w:leader="dot" w:pos="8778"/>
+        </w:tabs>
+        <w:rPr>
+          <w:rFonts w:asciiTheme="minorHAnsi" w:eastAsiaTheme="minorEastAsia" w:hAnsiTheme="minorHAnsi"/>
+          <w:noProof/>
+          <w:kern w:val="2"/>
+          <w:sz w:val="24"/>
+          <w:szCs w:val="24"/>
+          <w14:ligatures w14:val="standardContextual"/>
+        </w:rPr>
+      </w:pPr>
+      <w:hyperlink w:anchor="_Toc242724019" w:history="1">
+        <w:r>
+          <w:rPr>
+            <w:rStyle w:val="Hyperlink"/>
+            <w:noProof/>
+          </w:rPr>
+          <w:t>Hình 3.2</w:t>
+        </w:r>
+        <w:r>
+          <w:rPr>
+            <w:rStyle w:val="Hyperlink"/>
+            <w:noProof/>
+            <w:lang w:val="vi-VN"/>
+          </w:rPr>
+          <w:t xml:space="preserve"> Mô hình ERD</w:t>
+        </w:r>
+        <w:r>
+          <w:rPr>
+            <w:noProof/>
+            <w:webHidden/>
+          </w:rPr>
+          <w:tab/>
+        </w:r>
+        <w:r>
+          <w:rPr>
+            <w:noProof/>
+            <w:webHidden/>
+          </w:rPr>
+          <w:fldChar w:fldCharType="begin"/>
+        </w:r>
+        <w:r>
+          <w:rPr>
+            <w:noProof/>
+            <w:webHidden/>
+          </w:rPr>
+          <w:instrText xml:space="preserve"> PAGEREF _Toc242724019 \h </w:instrText>
+        </w:r>
+        <w:r>
+          <w:rPr>
+            <w:noProof/>
+            <w:webHidden/>
+          </w:rPr>
+        </w:r>
+        <w:r>
+          <w:rPr>
+            <w:noProof/>
+            <w:webHidden/>
+          </w:rPr>
+          <w:fldChar w:fldCharType="separate"/>
+        </w:r>
+        <w:r>
+          <w:rPr>
+            <w:noProof/>
+            <w:webHidden/>
+          </w:rPr>
+          <w:t>17</w:t>
+        </w:r>
+        <w:r>
+          <w:rPr>
+            <w:noProof/>
+            <w:webHidden/>
+          </w:rPr>
+          <w:fldChar w:fldCharType="end"/>
+        </w:r>
+      </w:hyperlink>
+    </w:p>
+    <w:p>
+      <w:pPr>
+        <w:pStyle w:val="TableofFigures"/>
+        <w:tabs>
+          <w:tab w:val="right" w:leader="dot" w:pos="8778"/>
+        </w:tabs>
+        <w:rPr>
+          <w:rFonts w:asciiTheme="minorHAnsi" w:eastAsiaTheme="minorEastAsia" w:hAnsiTheme="minorHAnsi"/>
+          <w:noProof/>
+          <w:kern w:val="2"/>
+          <w:sz w:val="24"/>
+          <w:szCs w:val="24"/>
+          <w14:ligatures w14:val="standardContextual"/>
+        </w:rPr>
+      </w:pPr>
+      <w:hyperlink w:anchor="_Toc242724020" w:history="1">
+        <w:r>
+          <w:rPr>
+            <w:rStyle w:val="Hyperlink"/>
+            <w:noProof/>
+          </w:rPr>
+          <w:t>Hình 3.3</w:t>
+        </w:r>
+        <w:r>
+          <w:rPr>
+            <w:rStyle w:val="Hyperlink"/>
+            <w:noProof/>
+            <w:lang w:val="vi-VN"/>
+          </w:rPr>
+          <w:t xml:space="preserve"> Sơ đồ website</w:t>
+        </w:r>
+        <w:r>
+          <w:rPr>
+            <w:noProof/>
+            <w:webHidden/>
+          </w:rPr>
+          <w:tab/>
+        </w:r>
+        <w:r>
+          <w:rPr>
+            <w:noProof/>
+            <w:webHidden/>
+          </w:rPr>
+          <w:fldChar w:fldCharType="begin"/>
+        </w:r>
+        <w:r>
+          <w:rPr>
+            <w:noProof/>
+            <w:webHidden/>
+          </w:rPr>
+          <w:instrText xml:space="preserve"> PAGEREF _Toc242724020 \h </w:instrText>
+        </w:r>
+        <w:r>
+          <w:rPr>
+            <w:noProof/>
+            <w:webHidden/>
+          </w:rPr>
+        </w:r>
+        <w:r>
+          <w:rPr>
+            <w:noProof/>
+            <w:webHidden/>
+          </w:rPr>
+          <w:fldChar w:fldCharType="separate"/>
+        </w:r>
+        <w:r>
+          <w:rPr>
+            <w:noProof/>
+            <w:webHidden/>
+          </w:rPr>
+          <w:t>23</w:t>
+        </w:r>
+        <w:r>
+          <w:rPr>
+            <w:noProof/>
+            <w:webHidden/>
+          </w:rPr>
+          <w:fldChar w:fldCharType="end"/>
+        </w:r>
+      </w:hyperlink>
+    </w:p>
+    <w:p>
+      <w:pPr>
+        <w:pStyle w:val="TableofFigures"/>
+        <w:tabs>
+          <w:tab w:val="right" w:leader="dot" w:pos="8778"/>
+        </w:tabs>
+        <w:rPr>
+          <w:rFonts w:asciiTheme="minorHAnsi" w:eastAsiaTheme="minorEastAsia" w:hAnsiTheme="minorHAnsi"/>
+          <w:noProof/>
+          <w:kern w:val="2"/>
+          <w:sz w:val="24"/>
+          <w:szCs w:val="24"/>
+          <w14:ligatures w14:val="standardContextual"/>
+        </w:rPr>
+      </w:pPr>
+      <w:hyperlink w:anchor="_Toc242724021" w:history="1">
+        <w:r>
+          <w:rPr>
+            <w:rStyle w:val="Hyperlink"/>
+            <w:noProof/>
+          </w:rPr>
+          <w:t>Hình 3.4</w:t>
+        </w:r>
+        <w:r>
+          <w:rPr>
+            <w:rStyle w:val="Hyperlink"/>
+            <w:noProof/>
+            <w:lang w:val="vi-VN"/>
+          </w:rPr>
+          <w:t xml:space="preserve"> Giao diện trang chủ</w:t>
+        </w:r>
+        <w:r>
+          <w:rPr>
+            <w:noProof/>
+            <w:webHidden/>
+          </w:rPr>
+          <w:tab/>
+        </w:r>
+        <w:r>
+          <w:rPr>
+            <w:noProof/>
+            <w:webHidden/>
+          </w:rPr>
+          <w:fldChar w:fldCharType="begin"/>
+        </w:r>
+        <w:r>
+          <w:rPr>
+            <w:noProof/>
+            <w:webHidden/>
+          </w:rPr>
+          <w:instrText xml:space="preserve"> PAGEREF _Toc242724021 \h </w:instrText>
+        </w:r>
+        <w:r>
+          <w:rPr>
+            <w:noProof/>
+            <w:webHidden/>
+          </w:rPr>
+        </w:r>
+        <w:r>
+          <w:rPr>
+            <w:noProof/>
+            <w:webHidden/>
+          </w:rPr>
+          <w:fldChar w:fldCharType="separate"/>
+        </w:r>
+        <w:r>
+          <w:rPr>
+            <w:noProof/>
+            <w:webHidden/>
+          </w:rPr>
+          <w:t>23</w:t>
+        </w:r>
+        <w:r>
+          <w:rPr>
+            <w:noProof/>
+            <w:webHidden/>
+          </w:rPr>
+          <w:fldChar w:fldCharType="end"/>
+        </w:r>
+      </w:hyperlink>
+    </w:p>
+    <w:p>
+      <w:pPr>
+        <w:pStyle w:val="TableofFigures"/>
+        <w:tabs>
+          <w:tab w:val="right" w:leader="dot" w:pos="8778"/>
+        </w:tabs>
+        <w:rPr>
+          <w:rFonts w:asciiTheme="minorHAnsi" w:eastAsiaTheme="minorEastAsia" w:hAnsiTheme="minorHAnsi"/>
+          <w:noProof/>
+          <w:kern w:val="2"/>
+          <w:sz w:val="24"/>
+          <w:szCs w:val="24"/>
+          <w14:ligatures w14:val="standardContextual"/>
+        </w:rPr>
+      </w:pPr>
+      <w:hyperlink w:anchor="_Toc242724022" w:history="1">
+        <w:r>
+          <w:rPr>
+            <w:rStyle w:val="Hyperlink"/>
+            <w:noProof/>
+          </w:rPr>
+          <w:t>Hình 3.5</w:t>
+        </w:r>
+        <w:r>
+          <w:rPr>
+            <w:rStyle w:val="Hyperlink"/>
+            <w:noProof/>
+            <w:lang w:val="vi-VN"/>
+          </w:rPr>
+          <w:t xml:space="preserve"> Giao diện trang quản trị</w:t>
+        </w:r>
+        <w:r>
+          <w:rPr>
+            <w:noProof/>
+            <w:webHidden/>
+          </w:rPr>
+          <w:tab/>
+        </w:r>
+        <w:r>
+          <w:rPr>
+            <w:noProof/>
+            <w:webHidden/>
+          </w:rPr>
+          <w:fldChar w:fldCharType="begin"/>
+        </w:r>
+        <w:r>
+          <w:rPr>
+            <w:noProof/>
+            <w:webHidden/>
+          </w:rPr>
+          <w:instrText xml:space="preserve"> PAGEREF _Toc242724022 \h </w:instrText>
+        </w:r>
+        <w:r>
+          <w:rPr>
+            <w:noProof/>
+            <w:webHidden/>
+          </w:rPr>
+        </w:r>
+        <w:r>
+          <w:rPr>
+            <w:noProof/>
+            <w:webHidden/>
+          </w:rPr>
+          <w:fldChar w:fldCharType="separate"/>
+        </w:r>
+        <w:r>
+          <w:rPr>
+            <w:noProof/>
+            <w:webHidden/>
+          </w:rPr>
+          <w:t>24</w:t>
+        </w:r>
+        <w:r>
+          <w:rPr>
+            <w:noProof/>
+            <w:webHidden/>
+          </w:rPr>
+          <w:fldChar w:fldCharType="end"/>
+        </w:r>
+      </w:hyperlink>
+    </w:p>
+    <w:p>
+      <w:pPr>
+        <w:pStyle w:val="TableofFigures"/>
+        <w:tabs>
+          <w:tab w:val="right" w:leader="dot" w:pos="8778"/>
+        </w:tabs>
+        <w:rPr>
+          <w:rFonts w:asciiTheme="minorHAnsi" w:eastAsiaTheme="minorEastAsia" w:hAnsiTheme="minorHAnsi"/>
+          <w:noProof/>
+          <w:kern w:val="2"/>
+          <w:sz w:val="24"/>
+          <w:szCs w:val="24"/>
+          <w14:ligatures w14:val="standardContextual"/>
+        </w:rPr>
+      </w:pPr>
+      <w:hyperlink w:anchor="_Toc242724023" w:history="1">
+        <w:r>
+          <w:rPr>
+            <w:rStyle w:val="Hyperlink"/>
+            <w:noProof/>
+          </w:rPr>
+          <w:t>Hình 3.6</w:t>
+        </w:r>
+        <w:r>
+          <w:rPr>
+            <w:rStyle w:val="Hyperlink"/>
+            <w:noProof/>
+            <w:lang w:val="vi-VN"/>
+          </w:rPr>
+          <w:t xml:space="preserve"> Giao diện trang đăng nhập và đăng ký</w:t>
+        </w:r>
+        <w:r>
+          <w:rPr>
+            <w:noProof/>
+            <w:webHidden/>
+          </w:rPr>
+          <w:tab/>
+        </w:r>
+        <w:r>
+          <w:rPr>
+            <w:noProof/>
+            <w:webHidden/>
+          </w:rPr>
+          <w:fldChar w:fldCharType="begin"/>
+        </w:r>
+        <w:r>
+          <w:rPr>
+            <w:noProof/>
+            <w:webHidden/>
+          </w:rPr>
+          <w:instrText xml:space="preserve"> PAGEREF _Toc242724023 \h </w:instrText>
+        </w:r>
+        <w:r>
+          <w:rPr>
+            <w:noProof/>
+            <w:webHidden/>
+          </w:rPr>
+        </w:r>
+        <w:r>
+          <w:rPr>
+            <w:noProof/>
+            <w:webHidden/>
+          </w:rPr>
+          <w:fldChar w:fldCharType="separate"/>
+        </w:r>
+        <w:r>
+          <w:rPr>
+            <w:noProof/>
+            <w:webHidden/>
+          </w:rPr>
+          <w:t>25</w:t>
+        </w:r>
+        <w:r>
+          <w:rPr>
+            <w:noProof/>
+            <w:webHidden/>
+          </w:rPr>
+          <w:fldChar w:fldCharType="end"/>
+        </w:r>
+      </w:hyperlink>
+    </w:p>
+    <w:p>
+      <w:pPr>
+        <w:pStyle w:val="TableofFigures"/>
+        <w:tabs>
+          <w:tab w:val="right" w:leader="dot" w:pos="8778"/>
+        </w:tabs>
+        <w:rPr>
+          <w:rFonts w:asciiTheme="minorHAnsi" w:eastAsiaTheme="minorEastAsia" w:hAnsiTheme="minorHAnsi"/>
+          <w:noProof/>
+          <w:kern w:val="2"/>
+          <w:sz w:val="24"/>
+          <w:szCs w:val="24"/>
+          <w14:ligatures w14:val="standardContextual"/>
+        </w:rPr>
+      </w:pPr>
+      <w:hyperlink w:anchor="_Toc242724024" w:history="1">
+        <w:r>
+          <w:rPr>
+            <w:rStyle w:val="Hyperlink"/>
+            <w:noProof/>
+          </w:rPr>
+          <w:t>Hình 3.7</w:t>
+        </w:r>
+        <w:r>
+          <w:rPr>
+            <w:rStyle w:val="Hyperlink"/>
+            <w:noProof/>
+            <w:lang w:val="vi-VN"/>
+          </w:rPr>
+          <w:t xml:space="preserve"> Giao diện trang sản phẩm</w:t>
+        </w:r>
+        <w:r>
+          <w:rPr>
+            <w:noProof/>
+            <w:webHidden/>
+          </w:rPr>
+          <w:tab/>
+        </w:r>
+        <w:r>
+          <w:rPr>
+            <w:noProof/>
+            <w:webHidden/>
+          </w:rPr>
+          <w:fldChar w:fldCharType="begin"/>
+        </w:r>
+        <w:r>
+          <w:rPr>
+            <w:noProof/>
+            <w:webHidden/>
+          </w:rPr>
+          <w:instrText xml:space="preserve"> PAGEREF _Toc242724024 \h </w:instrText>
+        </w:r>
+        <w:r>
+          <w:rPr>
+            <w:noProof/>
+            <w:webHidden/>
+          </w:rPr>
+        </w:r>
+        <w:r>
+          <w:rPr>
+            <w:noProof/>
+            <w:webHidden/>
+          </w:rPr>
+          <w:fldChar w:fldCharType="separate"/>
+        </w:r>
+        <w:r>
+          <w:rPr>
+            <w:noProof/>
+            <w:webHidden/>
+          </w:rPr>
+          <w:t>25</w:t>
+        </w:r>
+        <w:r>
+          <w:rPr>
+            <w:noProof/>
+            <w:webHidden/>
+          </w:rPr>
+          <w:fldChar w:fldCharType="end"/>
+        </w:r>
+      </w:hyperlink>
+    </w:p>
+    <w:p>
+      <w:pPr>
+        <w:pStyle w:val="TableofFigures"/>
+        <w:tabs>
+          <w:tab w:val="right" w:leader="dot" w:pos="8778"/>
+        </w:tabs>
+        <w:rPr>
+          <w:rFonts w:asciiTheme="minorHAnsi" w:eastAsiaTheme="minorEastAsia" w:hAnsiTheme="minorHAnsi"/>
+          <w:noProof/>
+          <w:kern w:val="2"/>
+          <w:sz w:val="24"/>
+          <w:szCs w:val="24"/>
+          <w14:ligatures w14:val="standardContextual"/>
+        </w:rPr>
+      </w:pPr>
+      <w:hyperlink w:anchor="_Toc242724025" w:history="1">
+        <w:r>
+          <w:rPr>
+            <w:rStyle w:val="Hyperlink"/>
+            <w:noProof/>
+          </w:rPr>
+          <w:t>Hình 3.8</w:t>
+        </w:r>
+        <w:r>
+          <w:rPr>
+            <w:rStyle w:val="Hyperlink"/>
+            <w:noProof/>
+            <w:lang w:val="vi-VN"/>
+          </w:rPr>
+          <w:t xml:space="preserve"> Giao diện trang chi tiết sản phẩm</w:t>
+        </w:r>
+        <w:r>
+          <w:rPr>
+            <w:noProof/>
+            <w:webHidden/>
+          </w:rPr>
+          <w:tab/>
+        </w:r>
+        <w:r>
+          <w:rPr>
+            <w:noProof/>
+            <w:webHidden/>
+          </w:rPr>
+          <w:fldChar w:fldCharType="begin"/>
+        </w:r>
+        <w:r>
+          <w:rPr>
+            <w:noProof/>
+            <w:webHidden/>
+          </w:rPr>
+          <w:instrText xml:space="preserve"> PAGEREF _Toc242724025 \h </w:instrText>
+        </w:r>
+        <w:r>
+          <w:rPr>
+            <w:noProof/>
+            <w:webHidden/>
+          </w:rPr>
+        </w:r>
+        <w:r>
+          <w:rPr>
+            <w:noProof/>
+            <w:webHidden/>
+          </w:rPr>
+          <w:fldChar w:fldCharType="separate"/>
+        </w:r>
+        <w:r>
+          <w:rPr>
+            <w:noProof/>
+            <w:webHidden/>
+          </w:rPr>
+          <w:t>26</w:t>
+        </w:r>
+        <w:r>
+          <w:rPr>
+            <w:noProof/>
+            <w:webHidden/>
+          </w:rPr>
+          <w:fldChar w:fldCharType="end"/>
+        </w:r>
+      </w:hyperlink>
+    </w:p>
+    <w:p>
+      <w:pPr>
+        <w:pStyle w:val="TableofFigures"/>
+        <w:tabs>
+          <w:tab w:val="right" w:leader="dot" w:pos="8778"/>
+        </w:tabs>
+        <w:rPr>
+          <w:rFonts w:asciiTheme="minorHAnsi" w:eastAsiaTheme="minorEastAsia" w:hAnsiTheme="minorHAnsi"/>
+          <w:noProof/>
+          <w:kern w:val="2"/>
+          <w:sz w:val="24"/>
+          <w:szCs w:val="24"/>
+          <w14:ligatures w14:val="standardContextual"/>
+        </w:rPr>
+      </w:pPr>
+      <w:hyperlink w:anchor="_Toc242724026" w:history="1">
+        <w:r>
+          <w:rPr>
+            <w:rStyle w:val="Hyperlink"/>
+            <w:noProof/>
+          </w:rPr>
+          <w:t>Hình 3.9</w:t>
+        </w:r>
+        <w:r>
+          <w:rPr>
+            <w:rStyle w:val="Hyperlink"/>
+            <w:noProof/>
+            <w:lang w:val="vi-VN"/>
+          </w:rPr>
+          <w:t xml:space="preserve"> Mô hình DFD mức ngữ cảnh</w:t>
+        </w:r>
+        <w:r>
+          <w:rPr>
+            <w:noProof/>
+            <w:webHidden/>
+          </w:rPr>
+          <w:tab/>
+        </w:r>
+        <w:r>
+          <w:rPr>
+            <w:noProof/>
+            <w:webHidden/>
+          </w:rPr>
+          <w:fldChar w:fldCharType="begin"/>
+        </w:r>
+        <w:r>
+          <w:rPr>
+            <w:noProof/>
+            <w:webHidden/>
+          </w:rPr>
+          <w:instrText xml:space="preserve"> PAGEREF _Toc242724026 \h </w:instrText>
+        </w:r>
+        <w:r>
+          <w:rPr>
+            <w:noProof/>
+            <w:webHidden/>
+          </w:rPr>
+        </w:r>
+        <w:r>
+          <w:rPr>
+            <w:noProof/>
+            <w:webHidden/>
+          </w:rPr>
+          <w:fldChar w:fldCharType="separate"/>
+        </w:r>
+        <w:r>
+          <w:rPr>
+            <w:noProof/>
+            <w:webHidden/>
+          </w:rPr>
+          <w:t>27</w:t>
+        </w:r>
+        <w:r>
+          <w:rPr>
+            <w:noProof/>
+            <w:webHidden/>
+          </w:rPr>
+          <w:fldChar w:fldCharType="end"/>
+        </w:r>
+      </w:hyperlink>
+    </w:p>
+    <w:p>
+      <w:pPr>
+        <w:pStyle w:val="TableofFigures"/>
+        <w:tabs>
+          <w:tab w:val="right" w:leader="dot" w:pos="8778"/>
+        </w:tabs>
+        <w:rPr>
+          <w:rFonts w:asciiTheme="minorHAnsi" w:eastAsiaTheme="minorEastAsia" w:hAnsiTheme="minorHAnsi"/>
+          <w:noProof/>
+          <w:kern w:val="2"/>
+          <w:sz w:val="24"/>
+          <w:szCs w:val="24"/>
+          <w14:ligatures w14:val="standardContextual"/>
+        </w:rPr>
+      </w:pPr>
+      <w:hyperlink w:anchor="_Toc242724027" w:history="1">
+        <w:r>
+          <w:rPr>
+            <w:rStyle w:val="Hyperlink"/>
+            <w:noProof/>
+          </w:rPr>
+          <w:t>Hình 3.10</w:t>
+        </w:r>
+        <w:r>
+          <w:rPr>
+            <w:rStyle w:val="Hyperlink"/>
+            <w:noProof/>
+            <w:lang w:val="vi-VN"/>
+          </w:rPr>
+          <w:t xml:space="preserve"> Sơ đồ DFD mức </w:t>
+        </w:r>
+        <w:r>
+          <w:rPr>
+            <w:rStyle w:val="Hyperlink"/>
+            <w:noProof/>
+          </w:rPr>
+          <w:t>1</w:t>
+        </w:r>
+        <w:r>
+          <w:rPr>
+            <w:noProof/>
+            <w:webHidden/>
+          </w:rPr>
+          <w:tab/>
+        </w:r>
+        <w:r>
+          <w:rPr>
+            <w:noProof/>
+            <w:webHidden/>
+          </w:rPr>
+          <w:fldChar w:fldCharType="begin"/>
+        </w:r>
+        <w:r>
+          <w:rPr>
+            <w:noProof/>
+            <w:webHidden/>
+          </w:rPr>
+          <w:instrText xml:space="preserve"> PAGEREF _Toc242724027 \h </w:instrText>
+        </w:r>
+        <w:r>
+          <w:rPr>
+            <w:noProof/>
+            <w:webHidden/>
+          </w:rPr>
+        </w:r>
+        <w:r>
+          <w:rPr>
+            <w:noProof/>
+            <w:webHidden/>
+          </w:rPr>
+          <w:fldChar w:fldCharType="separate"/>
+        </w:r>
+        <w:r>
+          <w:rPr>
+            <w:noProof/>
+            <w:webHidden/>
+          </w:rPr>
+          <w:t>27</w:t>
+        </w:r>
+        <w:r>
+          <w:rPr>
+            <w:noProof/>
+            <w:webHidden/>
+          </w:rPr>
+          <w:fldChar w:fldCharType="end"/>
+        </w:r>
+      </w:hyperlink>
+    </w:p>
+    <w:p>
+      <w:pPr>
+        <w:pStyle w:val="TableofFigures"/>
+        <w:tabs>
+          <w:tab w:val="right" w:leader="dot" w:pos="8778"/>
+        </w:tabs>
+        <w:rPr>
+          <w:rFonts w:asciiTheme="minorHAnsi" w:eastAsiaTheme="minorEastAsia" w:hAnsiTheme="minorHAnsi"/>
+          <w:noProof/>
+          <w:kern w:val="2"/>
+          <w:sz w:val="24"/>
+          <w:szCs w:val="24"/>
+          <w14:ligatures w14:val="standardContextual"/>
+        </w:rPr>
+      </w:pPr>
+      <w:hyperlink w:anchor="_Toc242724028" w:history="1">
+        <w:r>
+          <w:rPr>
+            <w:rStyle w:val="Hyperlink"/>
+            <w:noProof/>
+          </w:rPr>
+          <w:t>Hình 3.11</w:t>
+        </w:r>
+        <w:r>
+          <w:rPr>
+            <w:rStyle w:val="Hyperlink"/>
+            <w:noProof/>
+            <w:lang w:val="vi-VN"/>
+          </w:rPr>
+          <w:t xml:space="preserve"> Sơ đồ DFD mức </w:t>
+        </w:r>
+        <w:r>
+          <w:rPr>
+            <w:rStyle w:val="Hyperlink"/>
+            <w:noProof/>
+          </w:rPr>
+          <w:t>1.1</w:t>
+        </w:r>
+        <w:r>
+          <w:rPr>
+            <w:noProof/>
+            <w:webHidden/>
+          </w:rPr>
+          <w:tab/>
+        </w:r>
+        <w:r>
+          <w:rPr>
+            <w:noProof/>
+            <w:webHidden/>
+          </w:rPr>
+          <w:fldChar w:fldCharType="begin"/>
+        </w:r>
+        <w:r>
+          <w:rPr>
+            <w:noProof/>
+            <w:webHidden/>
+          </w:rPr>
+          <w:instrText xml:space="preserve"> PAGEREF _Toc242724028 \h </w:instrText>
+        </w:r>
+        <w:r>
+          <w:rPr>
+            <w:noProof/>
+            <w:webHidden/>
+          </w:rPr>
+        </w:r>
+        <w:r>
+          <w:rPr>
+            <w:noProof/>
+            <w:webHidden/>
+          </w:rPr>
+          <w:fldChar w:fldCharType="separate"/>
+        </w:r>
+        <w:r>
+          <w:rPr>
+            <w:noProof/>
+            <w:webHidden/>
+          </w:rPr>
+          <w:t>28</w:t>
+        </w:r>
+        <w:r>
+          <w:rPr>
+            <w:noProof/>
+            <w:webHidden/>
+          </w:rPr>
+          <w:fldChar w:fldCharType="end"/>
+        </w:r>
+      </w:hyperlink>
+    </w:p>
+    <w:p>
+      <w:pPr>
+        <w:pStyle w:val="TableofFigures"/>
+        <w:tabs>
+          <w:tab w:val="right" w:leader="dot" w:pos="8778"/>
+        </w:tabs>
+        <w:rPr>
+          <w:rFonts w:asciiTheme="minorHAnsi" w:eastAsiaTheme="minorEastAsia" w:hAnsiTheme="minorHAnsi"/>
+          <w:noProof/>
+          <w:kern w:val="2"/>
+          <w:sz w:val="24"/>
+          <w:szCs w:val="24"/>
+          <w14:ligatures w14:val="standardContextual"/>
+        </w:rPr>
+      </w:pPr>
+      <w:hyperlink w:anchor="_Toc242724029" w:history="1">
+        <w:r>
+          <w:rPr>
+            <w:rStyle w:val="Hyperlink"/>
+            <w:noProof/>
+          </w:rPr>
+          <w:t>Hình 3.12</w:t>
+        </w:r>
+        <w:r>
+          <w:rPr>
+            <w:rStyle w:val="Hyperlink"/>
+            <w:noProof/>
+            <w:lang w:val="vi-VN"/>
+          </w:rPr>
+          <w:t xml:space="preserve"> Mô hình DFD mức 1.2</w:t>
+        </w:r>
+        <w:r>
+          <w:rPr>
+            <w:noProof/>
+            <w:webHidden/>
+          </w:rPr>
+          <w:tab/>
+        </w:r>
+        <w:r>
+          <w:rPr>
+            <w:noProof/>
+            <w:webHidden/>
+          </w:rPr>
+          <w:fldChar w:fldCharType="begin"/>
+        </w:r>
+        <w:r>
+          <w:rPr>
+            <w:noProof/>
+            <w:webHidden/>
+          </w:rPr>
+          <w:instrText xml:space="preserve"> PAGEREF _Toc242724029 \h </w:instrText>
+        </w:r>
+        <w:r>
+          <w:rPr>
+            <w:noProof/>
+            <w:webHidden/>
+          </w:rPr>
+        </w:r>
+        <w:r>
+          <w:rPr>
+            <w:noProof/>
+            <w:webHidden/>
+          </w:rPr>
+          <w:fldChar w:fldCharType="separate"/>
+        </w:r>
+        <w:r>
+          <w:rPr>
+            <w:noProof/>
+            <w:webHidden/>
+          </w:rPr>
+          <w:t>28</w:t>
+        </w:r>
+        <w:r>
+          <w:rPr>
+            <w:noProof/>
+            <w:webHidden/>
+          </w:rPr>
+          <w:fldChar w:fldCharType="end"/>
+        </w:r>
+      </w:hyperlink>
+    </w:p>
+    <w:p>
+      <w:pPr>
+        <w:pStyle w:val="TableofFigures"/>
+        <w:tabs>
+          <w:tab w:val="right" w:leader="dot" w:pos="8778"/>
+        </w:tabs>
+        <w:rPr>
+          <w:rFonts w:asciiTheme="minorHAnsi" w:eastAsiaTheme="minorEastAsia" w:hAnsiTheme="minorHAnsi"/>
+          <w:noProof/>
+          <w:kern w:val="2"/>
+          <w:sz w:val="24"/>
+          <w:szCs w:val="24"/>
+          <w14:ligatures w14:val="standardContextual"/>
+        </w:rPr>
+      </w:pPr>
+      <w:hyperlink w:anchor="_Toc242724030" w:history="1">
+        <w:r>
+          <w:rPr>
+            <w:rStyle w:val="Hyperlink"/>
+            <w:noProof/>
+          </w:rPr>
+          <w:t>Hình 3.13</w:t>
+        </w:r>
+        <w:r>
+          <w:rPr>
+            <w:rStyle w:val="Hyperlink"/>
+            <w:noProof/>
+            <w:lang w:val="vi-VN"/>
+          </w:rPr>
+          <w:t xml:space="preserve"> Sơ đồ DFD mức </w:t>
+        </w:r>
+        <w:r>
+          <w:rPr>
+            <w:rStyle w:val="Hyperlink"/>
+            <w:noProof/>
+          </w:rPr>
+          <w:t>1.3</w:t>
+        </w:r>
+        <w:r>
+          <w:rPr>
+            <w:noProof/>
+            <w:webHidden/>
+          </w:rPr>
+          <w:tab/>
+        </w:r>
+        <w:r>
+          <w:rPr>
+            <w:noProof/>
+            <w:webHidden/>
+          </w:rPr>
+          <w:fldChar w:fldCharType="begin"/>
+        </w:r>
+        <w:r>
+          <w:rPr>
+            <w:noProof/>
+            <w:webHidden/>
+          </w:rPr>
+          <w:instrText xml:space="preserve"> PAGEREF _Toc242724030 \h </w:instrText>
+        </w:r>
+        <w:r>
+          <w:rPr>
+            <w:noProof/>
+            <w:webHidden/>
+          </w:rPr>
+        </w:r>
+        <w:r>
+          <w:rPr>
+            <w:noProof/>
+            <w:webHidden/>
+          </w:rPr>
+          <w:fldChar w:fldCharType="separate"/>
+        </w:r>
+        <w:r>
+          <w:rPr>
+            <w:noProof/>
+            <w:webHidden/>
+          </w:rPr>
+          <w:t>29</w:t>
+        </w:r>
+        <w:r>
+          <w:rPr>
+            <w:noProof/>
+            <w:webHidden/>
+          </w:rPr>
+          <w:fldChar w:fldCharType="end"/>
+        </w:r>
+      </w:hyperlink>
+    </w:p>
+    <w:p>
+      <w:pPr>
+        <w:pStyle w:val="TableofFigures"/>
+        <w:tabs>
+          <w:tab w:val="right" w:leader="dot" w:pos="8778"/>
+        </w:tabs>
+        <w:rPr>
+          <w:rFonts w:asciiTheme="minorHAnsi" w:eastAsiaTheme="minorEastAsia" w:hAnsiTheme="minorHAnsi"/>
+          <w:noProof/>
+          <w:kern w:val="2"/>
+          <w:sz w:val="24"/>
+          <w:szCs w:val="24"/>
+          <w14:ligatures w14:val="standardContextual"/>
+        </w:rPr>
+      </w:pPr>
+      <w:hyperlink w:anchor="_Toc242724031" w:history="1">
+        <w:r>
+          <w:rPr>
+            <w:rStyle w:val="Hyperlink"/>
+            <w:noProof/>
+          </w:rPr>
+          <w:t>Hình 3.14</w:t>
+        </w:r>
+        <w:r>
+          <w:rPr>
+            <w:rStyle w:val="Hyperlink"/>
+            <w:noProof/>
+            <w:lang w:val="vi-VN"/>
+          </w:rPr>
+          <w:t xml:space="preserve"> </w:t>
+        </w:r>
+        <w:r>
+          <w:rPr>
+            <w:rStyle w:val="Hyperlink"/>
+            <w:noProof/>
+          </w:rPr>
+          <w:t>Sơ</w:t>
+        </w:r>
+        <w:r>
+          <w:rPr>
+            <w:rStyle w:val="Hyperlink"/>
+            <w:noProof/>
+            <w:lang w:val="vi-VN"/>
+          </w:rPr>
+          <w:t xml:space="preserve"> đồ </w:t>
+        </w:r>
+        <w:r>
+          <w:rPr>
+            <w:rStyle w:val="Hyperlink"/>
+            <w:noProof/>
+          </w:rPr>
+          <w:t>DFD mức 1.4</w:t>
+        </w:r>
+        <w:r>
+          <w:rPr>
+            <w:noProof/>
+            <w:webHidden/>
+          </w:rPr>
+          <w:tab/>
+        </w:r>
+        <w:r>
+          <w:rPr>
+            <w:noProof/>
+            <w:webHidden/>
+          </w:rPr>
+          <w:fldChar w:fldCharType="begin"/>
+        </w:r>
+        <w:r>
+          <w:rPr>
+            <w:noProof/>
+            <w:webHidden/>
+          </w:rPr>
+          <w:instrText xml:space="preserve"> PAGEREF _Toc242724031 \h </w:instrText>
+        </w:r>
+        <w:r>
+          <w:rPr>
+            <w:noProof/>
+            <w:webHidden/>
+          </w:rPr>
+        </w:r>
+        <w:r>
+          <w:rPr>
+            <w:noProof/>
+            <w:webHidden/>
+          </w:rPr>
+          <w:fldChar w:fldCharType="separate"/>
+        </w:r>
+        <w:r>
+          <w:rPr>
+            <w:noProof/>
+            <w:webHidden/>
+          </w:rPr>
+          <w:t>29</w:t>
+        </w:r>
+        <w:r>
+          <w:rPr>
+            <w:noProof/>
+            <w:webHidden/>
+          </w:rPr>
+          <w:fldChar w:fldCharType="end"/>
+        </w:r>
+      </w:hyperlink>
+    </w:p>
+    <w:p>
+      <w:pPr>
+        <w:pStyle w:val="TableofFigures"/>
+        <w:tabs>
+          <w:tab w:val="right" w:leader="dot" w:pos="8778"/>
+        </w:tabs>
+        <w:rPr>
+          <w:rFonts w:asciiTheme="minorHAnsi" w:eastAsiaTheme="minorEastAsia" w:hAnsiTheme="minorHAnsi"/>
+          <w:noProof/>
+          <w:kern w:val="2"/>
+          <w:sz w:val="24"/>
+          <w:szCs w:val="24"/>
+          <w14:ligatures w14:val="standardContextual"/>
+        </w:rPr>
+      </w:pPr>
+      <w:hyperlink w:anchor="_Toc242724032" w:history="1">
+        <w:r>
+          <w:rPr>
+            <w:rStyle w:val="Hyperlink"/>
+            <w:noProof/>
+          </w:rPr>
+          <w:t>Hình 3.15</w:t>
+        </w:r>
+        <w:r>
+          <w:rPr>
+            <w:rStyle w:val="Hyperlink"/>
+            <w:noProof/>
+            <w:lang w:val="vi-VN"/>
+          </w:rPr>
+          <w:t xml:space="preserve"> Sơ đồ DFD mức </w:t>
+        </w:r>
+        <w:r>
+          <w:rPr>
+            <w:rStyle w:val="Hyperlink"/>
+            <w:noProof/>
+          </w:rPr>
+          <w:t>1.5</w:t>
+        </w:r>
+        <w:r>
+          <w:rPr>
+            <w:noProof/>
+            <w:webHidden/>
+          </w:rPr>
+          <w:tab/>
+        </w:r>
+        <w:r>
+          <w:rPr>
+            <w:noProof/>
+            <w:webHidden/>
+          </w:rPr>
+          <w:fldChar w:fldCharType="begin"/>
+        </w:r>
+        <w:r>
+          <w:rPr>
+            <w:noProof/>
+            <w:webHidden/>
+          </w:rPr>
+          <w:instrText xml:space="preserve"> PAGEREF _Toc242724032 \h </w:instrText>
+        </w:r>
+        <w:r>
+          <w:rPr>
+            <w:noProof/>
+            <w:webHidden/>
+          </w:rPr>
+        </w:r>
+        <w:r>
+          <w:rPr>
+            <w:noProof/>
+            <w:webHidden/>
+          </w:rPr>
+          <w:fldChar w:fldCharType="separate"/>
+        </w:r>
+        <w:r>
+          <w:rPr>
+            <w:noProof/>
+            <w:webHidden/>
+          </w:rPr>
+          <w:t>30</w:t>
+        </w:r>
+        <w:r>
+          <w:rPr>
+            <w:noProof/>
+            <w:webHidden/>
+          </w:rPr>
+          <w:fldChar w:fldCharType="end"/>
+        </w:r>
+      </w:hyperlink>
+    </w:p>
+    <w:p>
+      <w:pPr>
+        <w:rPr>
+          <w:lang w:val="vi-VN"/>
+        </w:rPr>
+      </w:pPr>
+      <w:r>
+        <w:rPr>
+          <w:lang w:val="vi-VN"/>
+        </w:rPr>
+        <w:fldChar w:fldCharType="end"/>
+      </w:r>
+    </w:p>
+    <w:p>
+      <w:pPr>
+        <w:rPr>
+          <w:lang w:val="vi-VN"/>
+        </w:rPr>
+      </w:pPr>
+    </w:p>
+    <w:p>
+      <w:pPr>
+        <w:rPr>
+          <w:b/>
+        </w:rPr>
+      </w:pPr>
       <w:r>
         <w:br w:type="page"/>
       </w:r>
@@ -920,7 +2228,1007 @@
       </w:r>
     </w:p>
     <w:p>
-      <w:r>
+      <w:pPr>
+        <w:pStyle w:val="TableofFigures"/>
+        <w:tabs>
+          <w:tab w:val="right" w:leader="dot" w:pos="8778"/>
+        </w:tabs>
+        <w:rPr>
+          <w:rFonts w:asciiTheme="minorHAnsi" w:eastAsiaTheme="minorEastAsia" w:hAnsiTheme="minorHAnsi"/>
+          <w:noProof/>
+          <w:kern w:val="2"/>
+          <w:sz w:val="24"/>
+          <w:szCs w:val="24"/>
+          <w14:ligatures w14:val="standardContextual"/>
+        </w:rPr>
+      </w:pPr>
+      <w:r>
+        <w:rPr>
+          <w:lang w:val="vi-VN"/>
+        </w:rPr>
+        <w:fldChar w:fldCharType="begin"/>
+      </w:r>
+      <w:r>
+        <w:rPr>
+          <w:lang w:val="vi-VN"/>
+        </w:rPr>
+        <w:instrText xml:space="preserve"> TOC \h \z \c "Bảng" </w:instrText>
+      </w:r>
+      <w:r>
+        <w:rPr>
+          <w:lang w:val="vi-VN"/>
+        </w:rPr>
+        <w:fldChar w:fldCharType="separate"/>
+      </w:r>
+      <w:hyperlink w:anchor="_Toc242645973" w:history="1">
+        <w:r>
+          <w:rPr>
+            <w:rStyle w:val="Hyperlink"/>
+            <w:noProof/>
+          </w:rPr>
+          <w:t>Bảng 3.1 Các yêu cầu chức năng của hệ thống</w:t>
+        </w:r>
+        <w:r>
+          <w:rPr>
+            <w:noProof/>
+            <w:webHidden/>
+          </w:rPr>
+          <w:tab/>
+        </w:r>
+        <w:r>
+          <w:rPr>
+            <w:noProof/>
+            <w:webHidden/>
+          </w:rPr>
+          <w:fldChar w:fldCharType="begin"/>
+        </w:r>
+        <w:r>
+          <w:rPr>
+            <w:noProof/>
+            <w:webHidden/>
+          </w:rPr>
+          <w:instrText xml:space="preserve"> PAGEREF _Toc242645973 \h </w:instrText>
+        </w:r>
+        <w:r>
+          <w:rPr>
+            <w:noProof/>
+            <w:webHidden/>
+          </w:rPr>
+        </w:r>
+        <w:r>
+          <w:rPr>
+            <w:noProof/>
+            <w:webHidden/>
+          </w:rPr>
+          <w:fldChar w:fldCharType="separate"/>
+        </w:r>
+        <w:r>
+          <w:rPr>
+            <w:noProof/>
+            <w:webHidden/>
+          </w:rPr>
+          <w:t>13</w:t>
+        </w:r>
+        <w:r>
+          <w:rPr>
+            <w:noProof/>
+            <w:webHidden/>
+          </w:rPr>
+          <w:fldChar w:fldCharType="end"/>
+        </w:r>
+      </w:hyperlink>
+    </w:p>
+    <w:p>
+      <w:pPr>
+        <w:pStyle w:val="TableofFigures"/>
+        <w:tabs>
+          <w:tab w:val="right" w:leader="dot" w:pos="8778"/>
+        </w:tabs>
+        <w:rPr>
+          <w:rFonts w:asciiTheme="minorHAnsi" w:eastAsiaTheme="minorEastAsia" w:hAnsiTheme="minorHAnsi"/>
+          <w:noProof/>
+          <w:kern w:val="2"/>
+          <w:sz w:val="24"/>
+          <w:szCs w:val="24"/>
+          <w14:ligatures w14:val="standardContextual"/>
+        </w:rPr>
+      </w:pPr>
+      <w:hyperlink w:anchor="_Toc242645974" w:history="1">
+        <w:r>
+          <w:rPr>
+            <w:rStyle w:val="Hyperlink"/>
+            <w:noProof/>
+          </w:rPr>
+          <w:t>Bảng 3.2</w:t>
+        </w:r>
+        <w:r>
+          <w:rPr>
+            <w:rStyle w:val="Hyperlink"/>
+            <w:noProof/>
+            <w:lang w:val="vi-VN"/>
+          </w:rPr>
+          <w:t xml:space="preserve"> </w:t>
+        </w:r>
+        <w:r>
+          <w:rPr>
+            <w:rStyle w:val="Hyperlink"/>
+            <w:noProof/>
+          </w:rPr>
+          <w:t>Các yêu cầu phi</w:t>
+        </w:r>
+        <w:r>
+          <w:rPr>
+            <w:rStyle w:val="Hyperlink"/>
+            <w:noProof/>
+            <w:lang w:val="vi-VN"/>
+          </w:rPr>
+          <w:t xml:space="preserve"> </w:t>
+        </w:r>
+        <w:r>
+          <w:rPr>
+            <w:rStyle w:val="Hyperlink"/>
+            <w:noProof/>
+          </w:rPr>
+          <w:t>chức năng</w:t>
+        </w:r>
+        <w:r>
+          <w:rPr>
+            <w:noProof/>
+            <w:webHidden/>
+          </w:rPr>
+          <w:tab/>
+        </w:r>
+        <w:r>
+          <w:rPr>
+            <w:noProof/>
+            <w:webHidden/>
+          </w:rPr>
+          <w:fldChar w:fldCharType="begin"/>
+        </w:r>
+        <w:r>
+          <w:rPr>
+            <w:noProof/>
+            <w:webHidden/>
+          </w:rPr>
+          <w:instrText xml:space="preserve"> PAGEREF _Toc242645974 \h </w:instrText>
+        </w:r>
+        <w:r>
+          <w:rPr>
+            <w:noProof/>
+            <w:webHidden/>
+          </w:rPr>
+        </w:r>
+        <w:r>
+          <w:rPr>
+            <w:noProof/>
+            <w:webHidden/>
+          </w:rPr>
+          <w:fldChar w:fldCharType="separate"/>
+        </w:r>
+        <w:r>
+          <w:rPr>
+            <w:noProof/>
+            <w:webHidden/>
+          </w:rPr>
+          <w:t>14</w:t>
+        </w:r>
+        <w:r>
+          <w:rPr>
+            <w:noProof/>
+            <w:webHidden/>
+          </w:rPr>
+          <w:fldChar w:fldCharType="end"/>
+        </w:r>
+      </w:hyperlink>
+    </w:p>
+    <w:p>
+      <w:pPr>
+        <w:pStyle w:val="TableofFigures"/>
+        <w:tabs>
+          <w:tab w:val="right" w:leader="dot" w:pos="8778"/>
+        </w:tabs>
+        <w:rPr>
+          <w:rFonts w:asciiTheme="minorHAnsi" w:eastAsiaTheme="minorEastAsia" w:hAnsiTheme="minorHAnsi"/>
+          <w:noProof/>
+          <w:kern w:val="2"/>
+          <w:sz w:val="24"/>
+          <w:szCs w:val="24"/>
+          <w14:ligatures w14:val="standardContextual"/>
+        </w:rPr>
+      </w:pPr>
+      <w:hyperlink w:anchor="_Toc242645975" w:history="1">
+        <w:r>
+          <w:rPr>
+            <w:rStyle w:val="Hyperlink"/>
+            <w:noProof/>
+          </w:rPr>
+          <w:t>Bảng 3.3</w:t>
+        </w:r>
+        <w:r>
+          <w:rPr>
+            <w:rStyle w:val="Hyperlink"/>
+            <w:noProof/>
+            <w:lang w:val="vi-VN"/>
+          </w:rPr>
+          <w:t xml:space="preserve"> </w:t>
+        </w:r>
+        <w:r>
+          <w:rPr>
+            <w:rStyle w:val="Hyperlink"/>
+            <w:noProof/>
+          </w:rPr>
+          <w:t>Thực thể Categories</w:t>
+        </w:r>
+        <w:r>
+          <w:rPr>
+            <w:noProof/>
+            <w:webHidden/>
+          </w:rPr>
+          <w:tab/>
+        </w:r>
+        <w:r>
+          <w:rPr>
+            <w:noProof/>
+            <w:webHidden/>
+          </w:rPr>
+          <w:fldChar w:fldCharType="begin"/>
+        </w:r>
+        <w:r>
+          <w:rPr>
+            <w:noProof/>
+            <w:webHidden/>
+          </w:rPr>
+          <w:instrText xml:space="preserve"> PAGEREF _Toc242645975 \h </w:instrText>
+        </w:r>
+        <w:r>
+          <w:rPr>
+            <w:noProof/>
+            <w:webHidden/>
+          </w:rPr>
+        </w:r>
+        <w:r>
+          <w:rPr>
+            <w:noProof/>
+            <w:webHidden/>
+          </w:rPr>
+          <w:fldChar w:fldCharType="separate"/>
+        </w:r>
+        <w:r>
+          <w:rPr>
+            <w:noProof/>
+            <w:webHidden/>
+          </w:rPr>
+          <w:t>17</w:t>
+        </w:r>
+        <w:r>
+          <w:rPr>
+            <w:noProof/>
+            <w:webHidden/>
+          </w:rPr>
+          <w:fldChar w:fldCharType="end"/>
+        </w:r>
+      </w:hyperlink>
+    </w:p>
+    <w:p>
+      <w:pPr>
+        <w:pStyle w:val="TableofFigures"/>
+        <w:tabs>
+          <w:tab w:val="right" w:leader="dot" w:pos="8778"/>
+        </w:tabs>
+        <w:rPr>
+          <w:rFonts w:asciiTheme="minorHAnsi" w:eastAsiaTheme="minorEastAsia" w:hAnsiTheme="minorHAnsi"/>
+          <w:noProof/>
+          <w:kern w:val="2"/>
+          <w:sz w:val="24"/>
+          <w:szCs w:val="24"/>
+          <w14:ligatures w14:val="standardContextual"/>
+        </w:rPr>
+      </w:pPr>
+      <w:hyperlink w:anchor="_Toc242645976" w:history="1">
+        <w:r>
+          <w:rPr>
+            <w:rStyle w:val="Hyperlink"/>
+            <w:noProof/>
+          </w:rPr>
+          <w:t>Bảng 3.4</w:t>
+        </w:r>
+        <w:r>
+          <w:rPr>
+            <w:rStyle w:val="Hyperlink"/>
+            <w:noProof/>
+            <w:lang w:val="vi-VN"/>
+          </w:rPr>
+          <w:t xml:space="preserve"> Thực thể Supplier</w:t>
+        </w:r>
+        <w:r>
+          <w:rPr>
+            <w:noProof/>
+            <w:webHidden/>
+          </w:rPr>
+          <w:tab/>
+        </w:r>
+        <w:r>
+          <w:rPr>
+            <w:noProof/>
+            <w:webHidden/>
+          </w:rPr>
+          <w:fldChar w:fldCharType="begin"/>
+        </w:r>
+        <w:r>
+          <w:rPr>
+            <w:noProof/>
+            <w:webHidden/>
+          </w:rPr>
+          <w:instrText xml:space="preserve"> PAGEREF _Toc242645976 \h </w:instrText>
+        </w:r>
+        <w:r>
+          <w:rPr>
+            <w:noProof/>
+            <w:webHidden/>
+          </w:rPr>
+        </w:r>
+        <w:r>
+          <w:rPr>
+            <w:noProof/>
+            <w:webHidden/>
+          </w:rPr>
+          <w:fldChar w:fldCharType="separate"/>
+        </w:r>
+        <w:r>
+          <w:rPr>
+            <w:noProof/>
+            <w:webHidden/>
+          </w:rPr>
+          <w:t>18</w:t>
+        </w:r>
+        <w:r>
+          <w:rPr>
+            <w:noProof/>
+            <w:webHidden/>
+          </w:rPr>
+          <w:fldChar w:fldCharType="end"/>
+        </w:r>
+      </w:hyperlink>
+    </w:p>
+    <w:p>
+      <w:pPr>
+        <w:pStyle w:val="TableofFigures"/>
+        <w:tabs>
+          <w:tab w:val="right" w:leader="dot" w:pos="8778"/>
+        </w:tabs>
+        <w:rPr>
+          <w:rFonts w:asciiTheme="minorHAnsi" w:eastAsiaTheme="minorEastAsia" w:hAnsiTheme="minorHAnsi"/>
+          <w:noProof/>
+          <w:kern w:val="2"/>
+          <w:sz w:val="24"/>
+          <w:szCs w:val="24"/>
+          <w14:ligatures w14:val="standardContextual"/>
+        </w:rPr>
+      </w:pPr>
+      <w:hyperlink w:anchor="_Toc242645977" w:history="1">
+        <w:r>
+          <w:rPr>
+            <w:rStyle w:val="Hyperlink"/>
+            <w:noProof/>
+          </w:rPr>
+          <w:t>Bảng 3.5</w:t>
+        </w:r>
+        <w:r>
+          <w:rPr>
+            <w:rStyle w:val="Hyperlink"/>
+            <w:noProof/>
+            <w:lang w:val="vi-VN"/>
+          </w:rPr>
+          <w:t xml:space="preserve"> </w:t>
+        </w:r>
+        <w:r>
+          <w:rPr>
+            <w:rStyle w:val="Hyperlink"/>
+            <w:noProof/>
+          </w:rPr>
+          <w:t>Thực thể Customers</w:t>
+        </w:r>
+        <w:r>
+          <w:rPr>
+            <w:noProof/>
+            <w:webHidden/>
+          </w:rPr>
+          <w:tab/>
+        </w:r>
+        <w:r>
+          <w:rPr>
+            <w:noProof/>
+            <w:webHidden/>
+          </w:rPr>
+          <w:fldChar w:fldCharType="begin"/>
+        </w:r>
+        <w:r>
+          <w:rPr>
+            <w:noProof/>
+            <w:webHidden/>
+          </w:rPr>
+          <w:instrText xml:space="preserve"> PAGEREF _Toc242645977 \h </w:instrText>
+        </w:r>
+        <w:r>
+          <w:rPr>
+            <w:noProof/>
+            <w:webHidden/>
+          </w:rPr>
+        </w:r>
+        <w:r>
+          <w:rPr>
+            <w:noProof/>
+            <w:webHidden/>
+          </w:rPr>
+          <w:fldChar w:fldCharType="separate"/>
+        </w:r>
+        <w:r>
+          <w:rPr>
+            <w:noProof/>
+            <w:webHidden/>
+          </w:rPr>
+          <w:t>18</w:t>
+        </w:r>
+        <w:r>
+          <w:rPr>
+            <w:noProof/>
+            <w:webHidden/>
+          </w:rPr>
+          <w:fldChar w:fldCharType="end"/>
+        </w:r>
+      </w:hyperlink>
+    </w:p>
+    <w:p>
+      <w:pPr>
+        <w:pStyle w:val="TableofFigures"/>
+        <w:tabs>
+          <w:tab w:val="right" w:leader="dot" w:pos="8778"/>
+        </w:tabs>
+        <w:rPr>
+          <w:rFonts w:asciiTheme="minorHAnsi" w:eastAsiaTheme="minorEastAsia" w:hAnsiTheme="minorHAnsi"/>
+          <w:noProof/>
+          <w:kern w:val="2"/>
+          <w:sz w:val="24"/>
+          <w:szCs w:val="24"/>
+          <w14:ligatures w14:val="standardContextual"/>
+        </w:rPr>
+      </w:pPr>
+      <w:hyperlink w:anchor="_Toc242645978" w:history="1">
+        <w:r>
+          <w:rPr>
+            <w:rStyle w:val="Hyperlink"/>
+            <w:noProof/>
+          </w:rPr>
+          <w:t>Bảng 3.6</w:t>
+        </w:r>
+        <w:r>
+          <w:rPr>
+            <w:rStyle w:val="Hyperlink"/>
+            <w:noProof/>
+            <w:lang w:val="vi-VN"/>
+          </w:rPr>
+          <w:t xml:space="preserve"> </w:t>
+        </w:r>
+        <w:r>
+          <w:rPr>
+            <w:rStyle w:val="Hyperlink"/>
+            <w:noProof/>
+          </w:rPr>
+          <w:t>Thực thể Employees</w:t>
+        </w:r>
+        <w:r>
+          <w:rPr>
+            <w:noProof/>
+            <w:webHidden/>
+          </w:rPr>
+          <w:tab/>
+        </w:r>
+        <w:r>
+          <w:rPr>
+            <w:noProof/>
+            <w:webHidden/>
+          </w:rPr>
+          <w:fldChar w:fldCharType="begin"/>
+        </w:r>
+        <w:r>
+          <w:rPr>
+            <w:noProof/>
+            <w:webHidden/>
+          </w:rPr>
+          <w:instrText xml:space="preserve"> PAGEREF _Toc242645978 \h </w:instrText>
+        </w:r>
+        <w:r>
+          <w:rPr>
+            <w:noProof/>
+            <w:webHidden/>
+          </w:rPr>
+        </w:r>
+        <w:r>
+          <w:rPr>
+            <w:noProof/>
+            <w:webHidden/>
+          </w:rPr>
+          <w:fldChar w:fldCharType="separate"/>
+        </w:r>
+        <w:r>
+          <w:rPr>
+            <w:noProof/>
+            <w:webHidden/>
+          </w:rPr>
+          <w:t>19</w:t>
+        </w:r>
+        <w:r>
+          <w:rPr>
+            <w:noProof/>
+            <w:webHidden/>
+          </w:rPr>
+          <w:fldChar w:fldCharType="end"/>
+        </w:r>
+      </w:hyperlink>
+    </w:p>
+    <w:p>
+      <w:pPr>
+        <w:pStyle w:val="TableofFigures"/>
+        <w:tabs>
+          <w:tab w:val="right" w:leader="dot" w:pos="8778"/>
+        </w:tabs>
+        <w:rPr>
+          <w:rFonts w:asciiTheme="minorHAnsi" w:eastAsiaTheme="minorEastAsia" w:hAnsiTheme="minorHAnsi"/>
+          <w:noProof/>
+          <w:kern w:val="2"/>
+          <w:sz w:val="24"/>
+          <w:szCs w:val="24"/>
+          <w14:ligatures w14:val="standardContextual"/>
+        </w:rPr>
+      </w:pPr>
+      <w:hyperlink w:anchor="_Toc242645979" w:history="1">
+        <w:r>
+          <w:rPr>
+            <w:rStyle w:val="Hyperlink"/>
+            <w:noProof/>
+          </w:rPr>
+          <w:t>Bảng 3.7</w:t>
+        </w:r>
+        <w:r>
+          <w:rPr>
+            <w:rStyle w:val="Hyperlink"/>
+            <w:noProof/>
+            <w:lang w:val="vi-VN"/>
+          </w:rPr>
+          <w:t xml:space="preserve"> </w:t>
+        </w:r>
+        <w:r>
+          <w:rPr>
+            <w:rStyle w:val="Hyperlink"/>
+            <w:noProof/>
+          </w:rPr>
+          <w:t>Thực thể Shippers</w:t>
+        </w:r>
+        <w:r>
+          <w:rPr>
+            <w:noProof/>
+            <w:webHidden/>
+          </w:rPr>
+          <w:tab/>
+        </w:r>
+        <w:r>
+          <w:rPr>
+            <w:noProof/>
+            <w:webHidden/>
+          </w:rPr>
+          <w:fldChar w:fldCharType="begin"/>
+        </w:r>
+        <w:r>
+          <w:rPr>
+            <w:noProof/>
+            <w:webHidden/>
+          </w:rPr>
+          <w:instrText xml:space="preserve"> PAGEREF _Toc242645979 \h </w:instrText>
+        </w:r>
+        <w:r>
+          <w:rPr>
+            <w:noProof/>
+            <w:webHidden/>
+          </w:rPr>
+        </w:r>
+        <w:r>
+          <w:rPr>
+            <w:noProof/>
+            <w:webHidden/>
+          </w:rPr>
+          <w:fldChar w:fldCharType="separate"/>
+        </w:r>
+        <w:r>
+          <w:rPr>
+            <w:noProof/>
+            <w:webHidden/>
+          </w:rPr>
+          <w:t>19</w:t>
+        </w:r>
+        <w:r>
+          <w:rPr>
+            <w:noProof/>
+            <w:webHidden/>
+          </w:rPr>
+          <w:fldChar w:fldCharType="end"/>
+        </w:r>
+      </w:hyperlink>
+    </w:p>
+    <w:p>
+      <w:pPr>
+        <w:pStyle w:val="TableofFigures"/>
+        <w:tabs>
+          <w:tab w:val="right" w:leader="dot" w:pos="8778"/>
+        </w:tabs>
+        <w:rPr>
+          <w:rFonts w:asciiTheme="minorHAnsi" w:eastAsiaTheme="minorEastAsia" w:hAnsiTheme="minorHAnsi"/>
+          <w:noProof/>
+          <w:kern w:val="2"/>
+          <w:sz w:val="24"/>
+          <w:szCs w:val="24"/>
+          <w14:ligatures w14:val="standardContextual"/>
+        </w:rPr>
+      </w:pPr>
+      <w:hyperlink w:anchor="_Toc242645980" w:history="1">
+        <w:r>
+          <w:rPr>
+            <w:rStyle w:val="Hyperlink"/>
+            <w:noProof/>
+          </w:rPr>
+          <w:t>Bảng 3.8 Thực thể Products</w:t>
+        </w:r>
+        <w:r>
+          <w:rPr>
+            <w:noProof/>
+            <w:webHidden/>
+          </w:rPr>
+          <w:tab/>
+        </w:r>
+        <w:r>
+          <w:rPr>
+            <w:noProof/>
+            <w:webHidden/>
+          </w:rPr>
+          <w:fldChar w:fldCharType="begin"/>
+        </w:r>
+        <w:r>
+          <w:rPr>
+            <w:noProof/>
+            <w:webHidden/>
+          </w:rPr>
+          <w:instrText xml:space="preserve"> PAGEREF _Toc242645980 \h </w:instrText>
+        </w:r>
+        <w:r>
+          <w:rPr>
+            <w:noProof/>
+            <w:webHidden/>
+          </w:rPr>
+        </w:r>
+        <w:r>
+          <w:rPr>
+            <w:noProof/>
+            <w:webHidden/>
+          </w:rPr>
+          <w:fldChar w:fldCharType="separate"/>
+        </w:r>
+        <w:r>
+          <w:rPr>
+            <w:noProof/>
+            <w:webHidden/>
+          </w:rPr>
+          <w:t>20</w:t>
+        </w:r>
+        <w:r>
+          <w:rPr>
+            <w:noProof/>
+            <w:webHidden/>
+          </w:rPr>
+          <w:fldChar w:fldCharType="end"/>
+        </w:r>
+      </w:hyperlink>
+    </w:p>
+    <w:p>
+      <w:pPr>
+        <w:pStyle w:val="TableofFigures"/>
+        <w:tabs>
+          <w:tab w:val="right" w:leader="dot" w:pos="8778"/>
+        </w:tabs>
+        <w:rPr>
+          <w:rFonts w:asciiTheme="minorHAnsi" w:eastAsiaTheme="minorEastAsia" w:hAnsiTheme="minorHAnsi"/>
+          <w:noProof/>
+          <w:kern w:val="2"/>
+          <w:sz w:val="24"/>
+          <w:szCs w:val="24"/>
+          <w14:ligatures w14:val="standardContextual"/>
+        </w:rPr>
+      </w:pPr>
+      <w:hyperlink w:anchor="_Toc242645981" w:history="1">
+        <w:r>
+          <w:rPr>
+            <w:rStyle w:val="Hyperlink"/>
+            <w:noProof/>
+          </w:rPr>
+          <w:t>Bảng 3.9</w:t>
+        </w:r>
+        <w:r>
+          <w:rPr>
+            <w:rStyle w:val="Hyperlink"/>
+            <w:noProof/>
+            <w:lang w:val="vi-VN"/>
+          </w:rPr>
+          <w:t xml:space="preserve"> </w:t>
+        </w:r>
+        <w:r>
+          <w:rPr>
+            <w:rStyle w:val="Hyperlink"/>
+            <w:noProof/>
+          </w:rPr>
+          <w:t>Thực thể Product_Images</w:t>
+        </w:r>
+        <w:r>
+          <w:rPr>
+            <w:noProof/>
+            <w:webHidden/>
+          </w:rPr>
+          <w:tab/>
+        </w:r>
+        <w:r>
+          <w:rPr>
+            <w:noProof/>
+            <w:webHidden/>
+          </w:rPr>
+          <w:fldChar w:fldCharType="begin"/>
+        </w:r>
+        <w:r>
+          <w:rPr>
+            <w:noProof/>
+            <w:webHidden/>
+          </w:rPr>
+          <w:instrText xml:space="preserve"> PAGEREF _Toc242645981 \h </w:instrText>
+        </w:r>
+        <w:r>
+          <w:rPr>
+            <w:noProof/>
+            <w:webHidden/>
+          </w:rPr>
+        </w:r>
+        <w:r>
+          <w:rPr>
+            <w:noProof/>
+            <w:webHidden/>
+          </w:rPr>
+          <w:fldChar w:fldCharType="separate"/>
+        </w:r>
+        <w:r>
+          <w:rPr>
+            <w:noProof/>
+            <w:webHidden/>
+          </w:rPr>
+          <w:t>21</w:t>
+        </w:r>
+        <w:r>
+          <w:rPr>
+            <w:noProof/>
+            <w:webHidden/>
+          </w:rPr>
+          <w:fldChar w:fldCharType="end"/>
+        </w:r>
+      </w:hyperlink>
+    </w:p>
+    <w:p>
+      <w:pPr>
+        <w:pStyle w:val="TableofFigures"/>
+        <w:tabs>
+          <w:tab w:val="right" w:leader="dot" w:pos="8778"/>
+        </w:tabs>
+        <w:rPr>
+          <w:rFonts w:asciiTheme="minorHAnsi" w:eastAsiaTheme="minorEastAsia" w:hAnsiTheme="minorHAnsi"/>
+          <w:noProof/>
+          <w:kern w:val="2"/>
+          <w:sz w:val="24"/>
+          <w:szCs w:val="24"/>
+          <w14:ligatures w14:val="standardContextual"/>
+        </w:rPr>
+      </w:pPr>
+      <w:hyperlink w:anchor="_Toc242645982" w:history="1">
+        <w:r>
+          <w:rPr>
+            <w:rStyle w:val="Hyperlink"/>
+            <w:noProof/>
+          </w:rPr>
+          <w:t>Bảng 3.10</w:t>
+        </w:r>
+        <w:r>
+          <w:rPr>
+            <w:rStyle w:val="Hyperlink"/>
+            <w:noProof/>
+            <w:lang w:val="vi-VN"/>
+          </w:rPr>
+          <w:t xml:space="preserve"> </w:t>
+        </w:r>
+        <w:r>
+          <w:rPr>
+            <w:rStyle w:val="Hyperlink"/>
+            <w:noProof/>
+          </w:rPr>
+          <w:t>Thực thể Orders</w:t>
+        </w:r>
+        <w:r>
+          <w:rPr>
+            <w:noProof/>
+            <w:webHidden/>
+          </w:rPr>
+          <w:tab/>
+        </w:r>
+        <w:r>
+          <w:rPr>
+            <w:noProof/>
+            <w:webHidden/>
+          </w:rPr>
+          <w:fldChar w:fldCharType="begin"/>
+        </w:r>
+        <w:r>
+          <w:rPr>
+            <w:noProof/>
+            <w:webHidden/>
+          </w:rPr>
+          <w:instrText xml:space="preserve"> PAGEREF _Toc242645982 \h </w:instrText>
+        </w:r>
+        <w:r>
+          <w:rPr>
+            <w:noProof/>
+            <w:webHidden/>
+          </w:rPr>
+        </w:r>
+        <w:r>
+          <w:rPr>
+            <w:noProof/>
+            <w:webHidden/>
+          </w:rPr>
+          <w:fldChar w:fldCharType="separate"/>
+        </w:r>
+        <w:r>
+          <w:rPr>
+            <w:noProof/>
+            <w:webHidden/>
+          </w:rPr>
+          <w:t>22</w:t>
+        </w:r>
+        <w:r>
+          <w:rPr>
+            <w:noProof/>
+            <w:webHidden/>
+          </w:rPr>
+          <w:fldChar w:fldCharType="end"/>
+        </w:r>
+      </w:hyperlink>
+    </w:p>
+    <w:p>
+      <w:pPr>
+        <w:pStyle w:val="TableofFigures"/>
+        <w:tabs>
+          <w:tab w:val="right" w:leader="dot" w:pos="8778"/>
+        </w:tabs>
+        <w:rPr>
+          <w:rFonts w:asciiTheme="minorHAnsi" w:eastAsiaTheme="minorEastAsia" w:hAnsiTheme="minorHAnsi"/>
+          <w:noProof/>
+          <w:kern w:val="2"/>
+          <w:sz w:val="24"/>
+          <w:szCs w:val="24"/>
+          <w14:ligatures w14:val="standardContextual"/>
+        </w:rPr>
+      </w:pPr>
+      <w:hyperlink w:anchor="_Toc242645983" w:history="1">
+        <w:r>
+          <w:rPr>
+            <w:rStyle w:val="Hyperlink"/>
+            <w:noProof/>
+          </w:rPr>
+          <w:t>Bảng 3.11</w:t>
+        </w:r>
+        <w:r>
+          <w:rPr>
+            <w:rStyle w:val="Hyperlink"/>
+            <w:noProof/>
+            <w:lang w:val="vi-VN"/>
+          </w:rPr>
+          <w:t xml:space="preserve"> </w:t>
+        </w:r>
+        <w:r>
+          <w:rPr>
+            <w:rStyle w:val="Hyperlink"/>
+            <w:noProof/>
+          </w:rPr>
+          <w:t>Thực thể</w:t>
+        </w:r>
+        <w:r>
+          <w:rPr>
+            <w:rStyle w:val="Hyperlink"/>
+            <w:noProof/>
+            <w:lang w:val="vi-VN"/>
+          </w:rPr>
+          <w:t xml:space="preserve"> </w:t>
+        </w:r>
+        <w:r>
+          <w:rPr>
+            <w:rStyle w:val="Hyperlink"/>
+            <w:noProof/>
+          </w:rPr>
+          <w:t>OrderDetail</w:t>
+        </w:r>
+        <w:r>
+          <w:rPr>
+            <w:noProof/>
+            <w:webHidden/>
+          </w:rPr>
+          <w:tab/>
+        </w:r>
+        <w:r>
+          <w:rPr>
+            <w:noProof/>
+            <w:webHidden/>
+          </w:rPr>
+          <w:fldChar w:fldCharType="begin"/>
+        </w:r>
+        <w:r>
+          <w:rPr>
+            <w:noProof/>
+            <w:webHidden/>
+          </w:rPr>
+          <w:instrText xml:space="preserve"> PAGEREF _Toc242645983 \h </w:instrText>
+        </w:r>
+        <w:r>
+          <w:rPr>
+            <w:noProof/>
+            <w:webHidden/>
+          </w:rPr>
+        </w:r>
+        <w:r>
+          <w:rPr>
+            <w:noProof/>
+            <w:webHidden/>
+          </w:rPr>
+          <w:fldChar w:fldCharType="separate"/>
+        </w:r>
+        <w:r>
+          <w:rPr>
+            <w:noProof/>
+            <w:webHidden/>
+          </w:rPr>
+          <w:t>22</w:t>
+        </w:r>
+        <w:r>
+          <w:rPr>
+            <w:noProof/>
+            <w:webHidden/>
+          </w:rPr>
+          <w:fldChar w:fldCharType="end"/>
+        </w:r>
+      </w:hyperlink>
+    </w:p>
+    <w:p>
+      <w:pPr>
+        <w:rPr>
+          <w:lang w:val="vi-VN"/>
+        </w:rPr>
+      </w:pPr>
+      <w:r>
+        <w:rPr>
+          <w:lang w:val="vi-VN"/>
+        </w:rPr>
+        <w:fldChar w:fldCharType="end"/>
+      </w:r>
+    </w:p>
+    <w:p>
+      <w:pPr>
+        <w:rPr>
+          <w:lang w:val="vi-VN"/>
+        </w:rPr>
+      </w:pPr>
+      <w:r>
+        <w:rPr>
+          <w:lang w:val="vi-VN"/>
+        </w:rPr>
         <w:br w:type="page"/>
       </w:r>
     </w:p>
@@ -960,6 +3268,7 @@
         <w:rPr>
           <w:b/>
           <w:bCs/>
+          <w:lang w:val="vi-VN"/>
         </w:rPr>
       </w:pPr>
       <w:r>
@@ -969,6 +3278,17 @@
         </w:rPr>
         <w:t>Lý do chọn đề tài</w:t>
       </w:r>
+    </w:p>
+    <w:p>
+      <w:pPr>
+        <w:pStyle w:val="nd"/>
+        <w:ind w:firstLine="0"/>
+        <w:rPr>
+          <w:b/>
+          <w:bCs/>
+          <w:lang w:val="vi-VN"/>
+        </w:rPr>
+      </w:pPr>
     </w:p>
     <w:p>
       <w:pPr>
@@ -1149,14 +3469,157 @@
     </w:p>
     <w:p>
       <w:pPr>
-        <w:rPr>
-          <w:lang w:val="vi-VN"/>
-        </w:rPr>
-      </w:pPr>
+        <w:pStyle w:val="Heading3"/>
+        <w:rPr>
+          <w:lang w:val="vi-VN"/>
+        </w:rPr>
+      </w:pPr>
+      <w:r>
+        <w:rPr>
+          <w:lang w:val="vi-VN"/>
+        </w:rPr>
+        <w:t xml:space="preserve">Môi trường sử dụng </w:t>
+      </w:r>
+    </w:p>
+    <w:p>
+      <w:pPr>
+        <w:pStyle w:val="Heading4"/>
+        <w:rPr>
+          <w:lang w:val="vi-VN"/>
+        </w:rPr>
+      </w:pPr>
+      <w:r>
+        <w:t>Giới</w:t>
+      </w:r>
+      <w:r>
+        <w:rPr>
+          <w:lang w:val="vi-VN"/>
+        </w:rPr>
+        <w:t xml:space="preserve"> thiệu về </w:t>
+      </w:r>
+      <w:r>
+        <w:t>Visual Studio Code</w:t>
+      </w:r>
+    </w:p>
+    <w:p>
+      <w:pPr>
+        <w:pStyle w:val="Heading4"/>
+        <w:rPr>
+          <w:lang w:val="vi-VN"/>
+        </w:rPr>
+      </w:pPr>
+      <w:r>
+        <w:t>WSL 2</w:t>
+      </w:r>
+    </w:p>
+    <w:p>
+      <w:pPr>
+        <w:pStyle w:val="Heading4"/>
+        <w:rPr>
+          <w:lang w:val="vi-VN"/>
+        </w:rPr>
+      </w:pPr>
+      <w:r>
+        <w:t>Docker Desktop</w:t>
+      </w:r>
+    </w:p>
+    <w:p>
+      <w:pPr>
+        <w:pStyle w:val="Heading4"/>
+        <w:rPr>
+          <w:lang w:val="vi-VN"/>
+        </w:rPr>
+      </w:pPr>
+      <w:r>
+        <w:t>Apache</w:t>
+      </w:r>
+    </w:p>
+    <w:p>
+      <w:pPr>
+        <w:pStyle w:val="Heading4"/>
+        <w:rPr>
+          <w:lang w:val="vi-VN"/>
+        </w:rPr>
+      </w:pPr>
+      <w:r>
+        <w:t>PHP Runtime</w:t>
+      </w:r>
+    </w:p>
+    <w:p>
+      <w:pPr>
+        <w:pStyle w:val="Heading3"/>
+        <w:rPr>
+          <w:lang w:val="vi-VN"/>
+        </w:rPr>
+      </w:pPr>
+      <w:r>
+        <w:rPr>
+          <w:lang w:val="vi-VN"/>
+        </w:rPr>
+        <w:t>Công nghệ sử dụng</w:t>
+      </w:r>
+    </w:p>
+    <w:p>
+      <w:pPr>
+        <w:pStyle w:val="Heading4"/>
+        <w:rPr>
+          <w:lang w:val="vi-VN"/>
+        </w:rPr>
+      </w:pPr>
+      <w:bookmarkStart w:id="0" w:name="_Toc218514149"/>
+      <w:r>
+        <w:rPr>
+          <w:lang w:val="vi-VN"/>
+        </w:rPr>
+        <w:t>Thư viện Bootstrap</w:t>
+      </w:r>
+      <w:bookmarkEnd w:id="0"/>
+    </w:p>
+    <w:p>
+      <w:pPr>
+        <w:pStyle w:val="Heading4"/>
+        <w:rPr>
+          <w:lang w:val="vi-VN"/>
+        </w:rPr>
+      </w:pPr>
+      <w:r>
+        <w:t>Tìm</w:t>
+      </w:r>
+      <w:r>
+        <w:rPr>
+          <w:lang w:val="vi-VN"/>
+        </w:rPr>
+        <w:t xml:space="preserve"> hiểu</w:t>
+      </w:r>
+      <w:r>
+        <w:t xml:space="preserve"> REST API</w:t>
+      </w:r>
+    </w:p>
+    <w:p>
+      <w:pPr>
+        <w:pStyle w:val="Heading4"/>
+      </w:pPr>
+      <w:bookmarkStart w:id="1" w:name="_Toc218514176"/>
+      <w:r>
+        <w:t>Hệ</w:t>
+      </w:r>
+      <w:r>
+        <w:rPr>
+          <w:lang w:val="vi-VN"/>
+        </w:rPr>
+        <w:t xml:space="preserve"> thống quản lý Git/</w:t>
+      </w:r>
+      <w:r>
+        <w:t>GitHub</w:t>
+      </w:r>
+      <w:bookmarkEnd w:id="1"/>
     </w:p>
     <w:p>
       <w:pPr>
         <w:pStyle w:val="Heading2"/>
+        <w:rPr>
+          <w:lang w:val="vi-VN"/>
+        </w:rPr>
       </w:pPr>
       <w:r>
         <w:t>Ngôn ngữ kịch bản phí server</w:t>
@@ -1164,11 +3627,141 @@
     </w:p>
     <w:p>
       <w:pPr>
+        <w:pStyle w:val="Heading3"/>
+        <w:rPr>
+          <w:lang w:val="vi-VN"/>
+        </w:rPr>
+      </w:pPr>
+      <w:r>
+        <w:rPr>
+          <w:lang w:val="vi-VN"/>
+        </w:rPr>
+        <w:t xml:space="preserve">Giới thiệu </w:t>
+      </w:r>
+      <w:r>
+        <w:rPr>
+          <w:lang w:val="vi-VN"/>
+        </w:rPr>
+        <w:t>ngôn ngữ PHP</w:t>
+      </w:r>
+    </w:p>
+    <w:p>
+      <w:pPr>
+        <w:pStyle w:val="Heading3"/>
+        <w:rPr>
+          <w:lang w:val="vi-VN"/>
+        </w:rPr>
+      </w:pPr>
+      <w:bookmarkStart w:id="2" w:name="_Toc218514168"/>
+      <w:r>
+        <w:t>Lịch</w:t>
+      </w:r>
+      <w:r>
+        <w:rPr>
+          <w:lang w:val="vi-VN"/>
+        </w:rPr>
+        <w:t xml:space="preserve"> sử phát triển</w:t>
+      </w:r>
+      <w:bookmarkEnd w:id="2"/>
+    </w:p>
+    <w:p>
+      <w:pPr>
+        <w:pStyle w:val="Heading3"/>
+        <w:rPr>
+          <w:lang w:val="vi-VN"/>
+        </w:rPr>
+      </w:pPr>
+      <w:bookmarkStart w:id="3" w:name="_Toc218514173"/>
+      <w:r>
+        <w:rPr>
+          <w:lang w:val="vi-VN"/>
+        </w:rPr>
+        <w:t>Mô hình kết nối PHP với MySQL</w:t>
+      </w:r>
+      <w:bookmarkEnd w:id="3"/>
+    </w:p>
+    <w:p>
+      <w:pPr>
+        <w:pStyle w:val="Heading3"/>
+        <w:rPr>
+          <w:szCs w:val="26"/>
+          <w:lang w:val="vi-VN"/>
+        </w:rPr>
+      </w:pPr>
+      <w:bookmarkStart w:id="4" w:name="_Toc218514174"/>
+      <w:r>
+        <w:rPr>
+          <w:szCs w:val="26"/>
+        </w:rPr>
+        <w:t>Vai</w:t>
+      </w:r>
+      <w:r>
+        <w:rPr>
+          <w:szCs w:val="26"/>
+          <w:lang w:val="vi-VN"/>
+        </w:rPr>
+        <w:t xml:space="preserve"> trò</w:t>
+      </w:r>
+      <w:bookmarkEnd w:id="4"/>
+    </w:p>
+    <w:p>
+      <w:pPr>
         <w:pStyle w:val="Heading2"/>
-      </w:pPr>
-      <w:r>
-        <w:t>Ngôn ngữ truy vấn SQL</w:t>
-      </w:r>
+        <w:rPr>
+          <w:lang w:val="vi-VN"/>
+        </w:rPr>
+      </w:pPr>
+      <w:r>
+        <w:t xml:space="preserve">Ngôn ngữ truy vấn </w:t>
+      </w:r>
+      <w:r>
+        <w:t>SQL</w:t>
+      </w:r>
+    </w:p>
+    <w:p>
+      <w:pPr>
+        <w:pStyle w:val="Heading3"/>
+        <w:rPr>
+          <w:lang w:val="vi-VN"/>
+        </w:rPr>
+      </w:pPr>
+      <w:bookmarkStart w:id="5" w:name="_Toc218514158"/>
+      <w:r>
+        <w:rPr>
+          <w:lang w:val="vi-VN"/>
+        </w:rPr>
+        <w:t>Giới thiệu</w:t>
+      </w:r>
+      <w:bookmarkEnd w:id="5"/>
+    </w:p>
+    <w:p>
+      <w:pPr>
+        <w:pStyle w:val="Heading3"/>
+        <w:rPr>
+          <w:lang w:val="vi-VN"/>
+        </w:rPr>
+      </w:pPr>
+      <w:r>
+        <w:t>Vai trò của SQL</w:t>
+      </w:r>
+    </w:p>
+    <w:p>
+      <w:pPr>
+        <w:pStyle w:val="Heading3"/>
+        <w:rPr>
+          <w:lang w:val="vi-VN"/>
+        </w:rPr>
+      </w:pPr>
+      <w:r>
+        <w:t>Các nhóm lệnh SQL</w:t>
+      </w:r>
+    </w:p>
+    <w:p>
+      <w:pPr>
+        <w:rPr>
+          <w:lang w:val="vi-VN"/>
+        </w:rPr>
+      </w:pPr>
     </w:p>
     <w:p>
       <w:r>
@@ -1203,6 +3796,12 @@
       </w:pPr>
       <w:r>
         <w:t>Chương</w:t>
+      </w:r>
+      <w:r>
+        <w:rPr>
+          <w:lang w:val="vi-VN"/>
+        </w:rPr>
+        <w:t xml:space="preserve"> 3</w:t>
       </w:r>
       <w:r>
         <w:rPr>
@@ -1236,11 +3835,11 @@
           <w:lang w:val="vi-VN"/>
         </w:rPr>
       </w:pPr>
-      <w:bookmarkStart w:id="0" w:name="_Ref242367482"/>
+      <w:bookmarkStart w:id="6" w:name="_Ref242367482"/>
       <w:r>
         <w:t>Mô tả bài toán</w:t>
       </w:r>
-      <w:bookmarkEnd w:id="0"/>
+      <w:bookmarkEnd w:id="6"/>
     </w:p>
     <w:p>
       <w:pPr>
@@ -1389,7 +3988,8 @@
           <w:lang w:val="vi-VN"/>
         </w:rPr>
       </w:pPr>
-      <w:bookmarkStart w:id="1" w:name="_Ref242454868"/>
+      <w:bookmarkStart w:id="7" w:name="_Ref242454868"/>
+      <w:bookmarkStart w:id="8" w:name="_Toc242645973"/>
       <w:r>
         <w:rPr>
           <w:i w:val="0"/>
@@ -1512,7 +4112,21 @@
         </w:rPr>
         <w:fldChar w:fldCharType="end"/>
       </w:r>
-      <w:bookmarkEnd w:id="1"/>
+      <w:bookmarkEnd w:id="7"/>
+      <w:r>
+        <w:t xml:space="preserve"> </w:t>
+      </w:r>
+      <w:r>
+        <w:rPr>
+          <w:i w:val="0"/>
+          <w:iCs w:val="0"/>
+          <w:color w:val="auto"/>
+          <w:sz w:val="26"/>
+          <w:szCs w:val="26"/>
+        </w:rPr>
+        <w:t>Các yêu cầu chức năng của hệ thống</w:t>
+      </w:r>
+      <w:bookmarkEnd w:id="8"/>
     </w:p>
     <w:tbl>
       <w:tblPr>
@@ -3741,7 +6355,8 @@
           <w:lang w:val="vi-VN"/>
         </w:rPr>
       </w:pPr>
-      <w:bookmarkStart w:id="2" w:name="_Ref242455183"/>
+      <w:bookmarkStart w:id="9" w:name="_Ref242455183"/>
+      <w:bookmarkStart w:id="10" w:name="_Toc242645974"/>
       <w:r>
         <w:rPr>
           <w:i w:val="0"/>
@@ -3864,7 +6479,50 @@
         </w:rPr>
         <w:fldChar w:fldCharType="end"/>
       </w:r>
-      <w:bookmarkEnd w:id="2"/>
+      <w:bookmarkEnd w:id="9"/>
+      <w:r>
+        <w:rPr>
+          <w:i w:val="0"/>
+          <w:iCs w:val="0"/>
+          <w:color w:val="auto"/>
+          <w:sz w:val="26"/>
+          <w:szCs w:val="26"/>
+          <w:lang w:val="vi-VN"/>
+        </w:rPr>
+        <w:t xml:space="preserve"> </w:t>
+      </w:r>
+      <w:r>
+        <w:rPr>
+          <w:i w:val="0"/>
+          <w:iCs w:val="0"/>
+          <w:color w:val="auto"/>
+          <w:sz w:val="26"/>
+          <w:szCs w:val="26"/>
+        </w:rPr>
+        <w:t>Các yêu cầu phi</w:t>
+      </w:r>
+      <w:r>
+        <w:rPr>
+          <w:i w:val="0"/>
+          <w:iCs w:val="0"/>
+          <w:color w:val="auto"/>
+          <w:sz w:val="26"/>
+          <w:szCs w:val="26"/>
+          <w:lang w:val="vi-VN"/>
+        </w:rPr>
+        <w:t xml:space="preserve"> </w:t>
+      </w:r>
+      <w:r>
+        <w:rPr>
+          <w:i w:val="0"/>
+          <w:iCs w:val="0"/>
+          <w:color w:val="auto"/>
+          <w:sz w:val="26"/>
+          <w:szCs w:val="26"/>
+        </w:rPr>
+        <w:t>chức năng</w:t>
+      </w:r>
+      <w:bookmarkEnd w:id="10"/>
     </w:p>
     <w:tbl>
       <w:tblPr>
@@ -4847,6 +7505,8 @@
           <w:lang w:val="vi-VN"/>
         </w:rPr>
       </w:pPr>
+      <w:bookmarkStart w:id="11" w:name="_Toc242546993"/>
+      <w:bookmarkStart w:id="12" w:name="_Toc242724018"/>
       <w:r>
         <w:rPr>
           <w:i w:val="0"/>
@@ -4875,7 +7535,7 @@
           <w:sz w:val="26"/>
           <w:szCs w:val="26"/>
         </w:rPr>
-        <w:instrText xml:space="preserve"> STYLEREF 2 \s </w:instrText>
+        <w:instrText xml:space="preserve"> STYLEREF 1 \s </w:instrText>
       </w:r>
       <w:r>
         <w:rPr>
@@ -4896,7 +7556,7 @@
           <w:sz w:val="26"/>
           <w:szCs w:val="26"/>
         </w:rPr>
-        <w:t>3.3</w:t>
+        <w:t>3</w:t>
       </w:r>
       <w:r>
         <w:rPr>
@@ -4936,7 +7596,7 @@
           <w:sz w:val="26"/>
           <w:szCs w:val="26"/>
         </w:rPr>
-        <w:instrText xml:space="preserve"> SEQ Hình \* ARABIC \s 2 </w:instrText>
+        <w:instrText xml:space="preserve"> SEQ Hình \* ARABIC \s 1 </w:instrText>
       </w:r>
       <w:r>
         <w:rPr>
@@ -4990,6 +7650,8 @@
         </w:rPr>
         <w:t xml:space="preserve"> trúc hệ thống</w:t>
       </w:r>
+      <w:bookmarkEnd w:id="11"/>
+      <w:bookmarkEnd w:id="12"/>
     </w:p>
     <w:p>
       <w:pPr>
@@ -5012,7 +7674,7 @@
         <w:t xml:space="preserve">: </w:t>
       </w:r>
       <w:r>
-        <w:t>Hệ thống được thiết kế theo mô hình Frontend – Backend – Cơ sở dữ liệu và lưu trữ hình ảnh. Trong đó, Frontend sử dụng HTML, CSS, JavaScript và Bootstrap 5 để xây dựng giao diện người dùng trên trình duyệt web, cho phép người dùng thao tác và gửi các yêu cầu HTTP đến máy chủ. Backend sử dụng PHP để xử lý nghiệp vụ, cung cấp REST API, quản lý session và thực hiện các chức năng quản lý sản phẩm, danh mục, nhà cung cấp, khách hàng, nhân viên và đơn hàng. Cơ sở dữ liệu MySQL có nhiệm vụ lưu trữ và quản lý thông tin của các đối tượng trong hệ thống, bao gồm sản phẩm, danh mục, nhà cung cấp, khách hàng, nhân viên, đơn hàng và chi tiết đơn hàng. Bên cạnh đó, thành phần lưu trữ hình ảnh được sử dụng để lưu các tệp hình ảnh sản phẩm, hỗ trợ Backend thực hiện việc tải lên, đọc và cung cấp hình ảnh khi cần thiết. Về nguyên lý hoạt động, khi người dùng thực hiện thao tác trên giao diện, Frontend gửi yêu cầu HTTP đến PHP Server để xử lý. Backend tiếp nhận yêu cầu, thực hiện nghiệp vụ tương ứng, truy vấn hoặc cập nhật dữ liệu trong MySQL và thao tác với các tệp hình ảnh nếu cần, sau đó trả kết quả về Frontend để hiển thị cho người dùng. Kiến trúc này giúp phân chia rõ ràng các thành phần giao diện, xử lý nghiệp vụ, quản lý dữ liệu và lưu trữ hình ảnh, góp phần nâng cao khả năng bảo trì, mở rộng và phát triển hệ thống quản lý sản phẩm và đơn hàng.</w:t>
+        <w:t>Hệ thống được thiết kế theo mô hình Frontend – Backend – Cơ sở dữ liệu và lưu trữ hình ảnh. Trong đó, Frontend sử dụng HTML, CSS, JavaScript và Bootstrap 5 để xây dựng giao diện người dùng trên trình duyệt web, cho phép người dùng thao tác và gửi các yêu cầu HTTP đến máy chủ. Backend sử dụng PHP để xử lý nghiệp vụ, cung cấp REST API, quản lý session và thực hiện các chức năng quản lý sản phẩm, danh mục, nhà cung cấp, khách hàng, nhân viên và đơn hàng. Cơ sở dữ liệu MySQL có nhiệm vụ lưu trữ và quản lý thông tin của các đối tượng trong hệ thống, bao gồm sản phẩm, danh mục, nhà cung cấp, khách hàng, nhân viên, đơn hàng và chi tiết đơn hàng. Bên cạnh đó, thành phần lưu trữ hình ảnh được sử dụng để lưu các tệp hình ảnh sản phẩm, hỗ trợ Backend thực hiện việc tải lên, đọc và cung cấp hình ảnh khi cần thiết.</w:t>
       </w:r>
     </w:p>
     <w:p>
@@ -5043,9 +7705,9 @@
           <w:lang w:val="vi-VN"/>
         </w:rPr>
         <w:drawing>
-          <wp:inline distT="0" distB="0" distL="0" distR="0" wp14:anchorId="780461F4" wp14:editId="78BA9B07">
-            <wp:extent cx="3882258" cy="3242136"/>
-            <wp:effectExtent l="19050" t="19050" r="23495" b="15875"/>
+          <wp:inline distT="0" distB="0" distL="0" distR="0" wp14:anchorId="780461F4" wp14:editId="0F08CAFC">
+            <wp:extent cx="3623806" cy="3026299"/>
+            <wp:effectExtent l="19050" t="19050" r="15240" b="22225"/>
             <wp:docPr id="1264171298" name="Picture 3"/>
             <wp:cNvGraphicFramePr>
               <a:graphicFrameLocks xmlns:a="http://schemas.openxmlformats.org/drawingml/2006/main" noChangeAspect="1"/>
@@ -5072,7 +7734,7 @@
                   <pic:spPr>
                     <a:xfrm>
                       <a:off x="0" y="0"/>
-                      <a:ext cx="3896436" cy="3253977"/>
+                      <a:ext cx="3641634" cy="3041188"/>
                     </a:xfrm>
                     <a:prstGeom prst="rect">
                       <a:avLst/>
@@ -5103,6 +7765,8 @@
           <w:lang w:val="vi-VN"/>
         </w:rPr>
       </w:pPr>
+      <w:bookmarkStart w:id="13" w:name="_Toc242546994"/>
+      <w:bookmarkStart w:id="14" w:name="_Toc242724019"/>
       <w:r>
         <w:rPr>
           <w:i w:val="0"/>
@@ -5131,7 +7795,7 @@
           <w:sz w:val="26"/>
           <w:szCs w:val="26"/>
         </w:rPr>
-        <w:instrText xml:space="preserve"> STYLEREF 2 \s </w:instrText>
+        <w:instrText xml:space="preserve"> STYLEREF 1 \s </w:instrText>
       </w:r>
       <w:r>
         <w:rPr>
@@ -5152,7 +7816,7 @@
           <w:sz w:val="26"/>
           <w:szCs w:val="26"/>
         </w:rPr>
-        <w:t>3.4</w:t>
+        <w:t>3</w:t>
       </w:r>
       <w:r>
         <w:rPr>
@@ -5192,7 +7856,7 @@
           <w:sz w:val="26"/>
           <w:szCs w:val="26"/>
         </w:rPr>
-        <w:instrText xml:space="preserve"> SEQ Hình \* ARABIC \s 2 </w:instrText>
+        <w:instrText xml:space="preserve"> SEQ Hình \* ARABIC \s 1 </w:instrText>
       </w:r>
       <w:r>
         <w:rPr>
@@ -5213,7 +7877,7 @@
           <w:sz w:val="26"/>
           <w:szCs w:val="26"/>
         </w:rPr>
-        <w:t>1</w:t>
+        <w:t>2</w:t>
       </w:r>
       <w:r>
         <w:rPr>
@@ -5236,6 +7900,8 @@
         </w:rPr>
         <w:t xml:space="preserve"> Mô hình ERD</w:t>
       </w:r>
+      <w:bookmarkEnd w:id="13"/>
+      <w:bookmarkEnd w:id="14"/>
     </w:p>
     <w:p>
       <w:pPr>
@@ -5308,7 +7974,10 @@
         <w:t xml:space="preserve"> </w:t>
       </w:r>
       <w:r>
-        <w:t>được trình bày trong</w:t>
+        <w:t xml:space="preserve">được trình bày </w:t>
+      </w:r>
+      <w:r>
+        <w:t>trong</w:t>
       </w:r>
       <w:r>
         <w:rPr>
@@ -5326,7 +7995,7 @@
         <w:rPr>
           <w:lang w:val="vi-VN"/>
         </w:rPr>
-        <w:instrText xml:space="preserve"> REF _Ref242454215 \h </w:instrText>
+        <w:instrText xml:space="preserve"> REF _Ref242645622 \h </w:instrText>
       </w:r>
       <w:r>
         <w:rPr>
@@ -5341,8 +8010,6 @@
       </w:r>
       <w:r>
         <w:rPr>
-          <w:i/>
-          <w:iCs/>
           <w:szCs w:val="26"/>
         </w:rPr>
         <w:t xml:space="preserve">Bảng </w:t>
@@ -5375,6 +8042,31 @@
       </w:r>
       <w:r>
         <w:rPr>
+          <w:i/>
+          <w:iCs/>
+          <w:szCs w:val="26"/>
+          <w:lang w:val="vi-VN"/>
+        </w:rPr>
+        <w:t xml:space="preserve"> </w:t>
+      </w:r>
+      <w:r>
+        <w:rPr>
+          <w:i/>
+          <w:iCs/>
+          <w:szCs w:val="26"/>
+        </w:rPr>
+        <w:t>T</w:t>
+      </w:r>
+      <w:r>
+        <w:rPr>
+          <w:i/>
+          <w:iCs/>
+          <w:szCs w:val="26"/>
+        </w:rPr>
+        <w:t>hực thể Categories</w:t>
+      </w:r>
+      <w:r>
+        <w:rPr>
           <w:lang w:val="vi-VN"/>
         </w:rPr>
         <w:fldChar w:fldCharType="end"/>
@@ -5399,7 +8091,9 @@
           <w:lang w:val="vi-VN"/>
         </w:rPr>
       </w:pPr>
-      <w:bookmarkStart w:id="3" w:name="_Ref242454215"/>
+      <w:bookmarkStart w:id="15" w:name="_Ref242454215"/>
+      <w:bookmarkStart w:id="16" w:name="_Ref242645622"/>
+      <w:bookmarkStart w:id="17" w:name="_Toc242645975"/>
       <w:r>
         <w:rPr>
           <w:i w:val="0"/>
@@ -5522,7 +8216,40 @@
         </w:rPr>
         <w:fldChar w:fldCharType="end"/>
       </w:r>
-      <w:bookmarkEnd w:id="3"/>
+      <w:bookmarkEnd w:id="15"/>
+      <w:r>
+        <w:rPr>
+          <w:i w:val="0"/>
+          <w:iCs w:val="0"/>
+          <w:color w:val="auto"/>
+          <w:sz w:val="26"/>
+          <w:szCs w:val="26"/>
+          <w:lang w:val="vi-VN"/>
+        </w:rPr>
+        <w:t xml:space="preserve"> </w:t>
+      </w:r>
+      <w:r>
+        <w:rPr>
+          <w:i w:val="0"/>
+          <w:iCs w:val="0"/>
+          <w:color w:val="auto"/>
+          <w:sz w:val="26"/>
+          <w:szCs w:val="26"/>
+        </w:rPr>
+        <w:t>T</w:t>
+      </w:r>
+      <w:r>
+        <w:rPr>
+          <w:i w:val="0"/>
+          <w:iCs w:val="0"/>
+          <w:color w:val="auto"/>
+          <w:sz w:val="26"/>
+          <w:szCs w:val="26"/>
+        </w:rPr>
+        <w:t>hực thể Categories</w:t>
+      </w:r>
+      <w:bookmarkEnd w:id="16"/>
+      <w:bookmarkEnd w:id="17"/>
     </w:p>
     <w:tbl>
       <w:tblPr>
@@ -5929,14 +8656,19 @@
         </w:rPr>
       </w:pPr>
       <w:r>
-        <w:lastRenderedPageBreak/>
         <w:t xml:space="preserve">Chi tiết của thực thể </w:t>
       </w:r>
       <w:r>
         <w:t xml:space="preserve">Suppliers </w:t>
       </w:r>
       <w:r>
-        <w:t xml:space="preserve">được trình bày trong </w:t>
+        <w:t>được trình bày trong</w:t>
+      </w:r>
+      <w:r>
+        <w:rPr>
+          <w:lang w:val="vi-VN"/>
+        </w:rPr>
+        <w:t xml:space="preserve"> </w:t>
       </w:r>
       <w:r>
         <w:rPr>
@@ -5945,7 +8677,10 @@
         <w:fldChar w:fldCharType="begin"/>
       </w:r>
       <w:r>
-        <w:instrText xml:space="preserve"> REF _Ref242454548 \h </w:instrText>
+        <w:rPr>
+          <w:lang w:val="vi-VN"/>
+        </w:rPr>
+        <w:instrText xml:space="preserve"> REF _Ref242645608 \h </w:instrText>
       </w:r>
       <w:r>
         <w:rPr>
@@ -5959,38 +8694,28 @@
         <w:fldChar w:fldCharType="separate"/>
       </w:r>
       <w:r>
-        <w:rPr>
-          <w:i/>
-          <w:iCs/>
-          <w:szCs w:val="26"/>
-        </w:rPr>
         <w:t xml:space="preserve">Bảng </w:t>
       </w:r>
       <w:r>
         <w:rPr>
-          <w:i/>
-          <w:iCs/>
           <w:noProof/>
-          <w:szCs w:val="26"/>
         </w:rPr>
         <w:t>3</w:t>
       </w:r>
       <w:r>
-        <w:rPr>
-          <w:i/>
-          <w:iCs/>
-          <w:szCs w:val="26"/>
-        </w:rPr>
         <w:t>.</w:t>
       </w:r>
       <w:r>
         <w:rPr>
-          <w:i/>
-          <w:iCs/>
           <w:noProof/>
-          <w:szCs w:val="26"/>
-        </w:rPr>
-        <w:t>2</w:t>
+        </w:rPr>
+        <w:t>4</w:t>
+      </w:r>
+      <w:r>
+        <w:rPr>
+          <w:lang w:val="vi-VN"/>
+        </w:rPr>
+        <w:t xml:space="preserve"> Thực thể Supplier</w:t>
       </w:r>
       <w:r>
         <w:rPr>
@@ -6007,141 +8732,76 @@
     </w:p>
     <w:p>
       <w:pPr>
-        <w:pStyle w:val="Caption"/>
-        <w:keepNext/>
-        <w:rPr>
-          <w:i w:val="0"/>
-          <w:iCs w:val="0"/>
-          <w:color w:val="auto"/>
-          <w:sz w:val="26"/>
-          <w:szCs w:val="26"/>
-          <w:lang w:val="vi-VN"/>
-        </w:rPr>
-      </w:pPr>
-      <w:bookmarkStart w:id="4" w:name="_Ref242454548"/>
-      <w:r>
-        <w:rPr>
-          <w:i w:val="0"/>
-          <w:iCs w:val="0"/>
-          <w:color w:val="auto"/>
-          <w:sz w:val="26"/>
-          <w:szCs w:val="26"/>
-        </w:rPr>
+        <w:pStyle w:val="nd"/>
+        <w:ind w:firstLine="0"/>
+        <w:rPr>
+          <w:lang w:val="vi-VN"/>
+        </w:rPr>
+      </w:pPr>
+      <w:bookmarkStart w:id="18" w:name="_Ref242645558"/>
+      <w:bookmarkStart w:id="19" w:name="_Ref242645572"/>
+      <w:bookmarkStart w:id="20" w:name="_Ref242645608"/>
+      <w:bookmarkStart w:id="21" w:name="_Ref242645619"/>
+      <w:bookmarkStart w:id="22" w:name="_Toc242645976"/>
+      <w:r>
         <w:t xml:space="preserve">Bảng </w:t>
       </w:r>
       <w:r>
-        <w:rPr>
-          <w:i w:val="0"/>
-          <w:iCs w:val="0"/>
-          <w:color w:val="auto"/>
-          <w:sz w:val="26"/>
-          <w:szCs w:val="26"/>
-        </w:rPr>
         <w:fldChar w:fldCharType="begin"/>
       </w:r>
       <w:r>
-        <w:rPr>
-          <w:i w:val="0"/>
-          <w:iCs w:val="0"/>
-          <w:color w:val="auto"/>
-          <w:sz w:val="26"/>
-          <w:szCs w:val="26"/>
-        </w:rPr>
         <w:instrText xml:space="preserve"> STYLEREF 1 \s </w:instrText>
       </w:r>
       <w:r>
-        <w:rPr>
-          <w:i w:val="0"/>
-          <w:iCs w:val="0"/>
-          <w:color w:val="auto"/>
-          <w:sz w:val="26"/>
-          <w:szCs w:val="26"/>
-        </w:rPr>
         <w:fldChar w:fldCharType="separate"/>
       </w:r>
       <w:r>
         <w:rPr>
-          <w:i w:val="0"/>
-          <w:iCs w:val="0"/>
           <w:noProof/>
-          <w:color w:val="auto"/>
-          <w:sz w:val="26"/>
-          <w:szCs w:val="26"/>
         </w:rPr>
         <w:t>3</w:t>
       </w:r>
       <w:r>
         <w:rPr>
-          <w:i w:val="0"/>
-          <w:iCs w:val="0"/>
-          <w:color w:val="auto"/>
-          <w:sz w:val="26"/>
-          <w:szCs w:val="26"/>
+          <w:noProof/>
         </w:rPr>
         <w:fldChar w:fldCharType="end"/>
       </w:r>
       <w:r>
-        <w:rPr>
-          <w:i w:val="0"/>
-          <w:iCs w:val="0"/>
-          <w:color w:val="auto"/>
-          <w:sz w:val="26"/>
-          <w:szCs w:val="26"/>
-        </w:rPr>
         <w:t>.</w:t>
       </w:r>
       <w:r>
-        <w:rPr>
-          <w:i w:val="0"/>
-          <w:iCs w:val="0"/>
-          <w:color w:val="auto"/>
-          <w:sz w:val="26"/>
-          <w:szCs w:val="26"/>
-        </w:rPr>
         <w:fldChar w:fldCharType="begin"/>
       </w:r>
       <w:r>
-        <w:rPr>
-          <w:i w:val="0"/>
-          <w:iCs w:val="0"/>
-          <w:color w:val="auto"/>
-          <w:sz w:val="26"/>
-          <w:szCs w:val="26"/>
-        </w:rPr>
         <w:instrText xml:space="preserve"> SEQ Bảng \* ARABIC \s 1 </w:instrText>
       </w:r>
       <w:r>
-        <w:rPr>
-          <w:i w:val="0"/>
-          <w:iCs w:val="0"/>
-          <w:color w:val="auto"/>
-          <w:sz w:val="26"/>
-          <w:szCs w:val="26"/>
-        </w:rPr>
         <w:fldChar w:fldCharType="separate"/>
       </w:r>
       <w:r>
         <w:rPr>
-          <w:i w:val="0"/>
-          <w:iCs w:val="0"/>
           <w:noProof/>
-          <w:color w:val="auto"/>
-          <w:sz w:val="26"/>
-          <w:szCs w:val="26"/>
         </w:rPr>
         <w:t>4</w:t>
       </w:r>
       <w:r>
         <w:rPr>
-          <w:i w:val="0"/>
-          <w:iCs w:val="0"/>
-          <w:color w:val="auto"/>
-          <w:sz w:val="26"/>
-          <w:szCs w:val="26"/>
+          <w:noProof/>
         </w:rPr>
         <w:fldChar w:fldCharType="end"/>
       </w:r>
-      <w:bookmarkEnd w:id="4"/>
+      <w:r>
+        <w:rPr>
+          <w:lang w:val="vi-VN"/>
+        </w:rPr>
+        <w:t xml:space="preserve"> Thực thể Supplier</w:t>
+      </w:r>
+      <w:bookmarkEnd w:id="18"/>
+      <w:bookmarkEnd w:id="19"/>
+      <w:bookmarkEnd w:id="20"/>
+      <w:bookmarkEnd w:id="21"/>
+      <w:bookmarkEnd w:id="22"/>
     </w:p>
     <w:tbl>
       <w:tblPr>
@@ -6866,6 +9526,7 @@
           </w:tcPr>
           <w:p>
             <w:pPr>
+              <w:keepNext/>
               <w:cnfStyle w:val="000000000000" w:firstRow="0" w:lastRow="0" w:firstColumn="0" w:lastColumn="0" w:oddVBand="0" w:evenVBand="0" w:oddHBand="0" w:evenHBand="0" w:firstRowFirstColumn="0" w:firstRowLastColumn="0" w:lastRowFirstColumn="0" w:lastRowLastColumn="0"/>
             </w:pPr>
             <w:r>
@@ -7005,7 +9666,7 @@
         <w:rPr>
           <w:lang w:val="vi-VN"/>
         </w:rPr>
-        <w:instrText xml:space="preserve"> REF _Ref242454583 \h </w:instrText>
+        <w:instrText xml:space="preserve"> REF _Ref242645705 \h </w:instrText>
       </w:r>
       <w:r>
         <w:rPr>
@@ -7020,8 +9681,6 @@
       </w:r>
       <w:r>
         <w:rPr>
-          <w:i/>
-          <w:iCs/>
           <w:szCs w:val="26"/>
         </w:rPr>
         <w:t xml:space="preserve">Bảng </w:t>
@@ -7054,6 +9713,18 @@
       </w:r>
       <w:r>
         <w:rPr>
+          <w:i/>
+          <w:iCs/>
+          <w:szCs w:val="26"/>
+          <w:lang w:val="vi-VN"/>
+        </w:rPr>
+        <w:t xml:space="preserve"> </w:t>
+      </w:r>
+      <w:r>
+        <w:t>Thực thể Customers</w:t>
+      </w:r>
+      <w:r>
+        <w:rPr>
           <w:lang w:val="vi-VN"/>
         </w:rPr>
         <w:fldChar w:fldCharType="end"/>
@@ -7067,140 +9738,102 @@
     </w:p>
     <w:p>
       <w:pPr>
-        <w:pStyle w:val="Caption"/>
-        <w:keepNext/>
-        <w:rPr>
-          <w:i w:val="0"/>
-          <w:iCs w:val="0"/>
-          <w:color w:val="auto"/>
-          <w:sz w:val="26"/>
-          <w:szCs w:val="26"/>
-        </w:rPr>
-      </w:pPr>
-      <w:bookmarkStart w:id="5" w:name="_Ref242454583"/>
-      <w:r>
-        <w:rPr>
-          <w:i w:val="0"/>
-          <w:iCs w:val="0"/>
-          <w:color w:val="auto"/>
-          <w:sz w:val="26"/>
+        <w:pStyle w:val="nd"/>
+        <w:ind w:firstLine="0"/>
+        <w:rPr>
+          <w:lang w:val="vi-VN"/>
+        </w:rPr>
+      </w:pPr>
+      <w:bookmarkStart w:id="23" w:name="_Ref242454583"/>
+      <w:bookmarkStart w:id="24" w:name="_Ref242645705"/>
+      <w:bookmarkStart w:id="25" w:name="_Toc242645977"/>
+      <w:r>
+        <w:rPr>
           <w:szCs w:val="26"/>
         </w:rPr>
         <w:t xml:space="preserve">Bảng </w:t>
       </w:r>
       <w:r>
         <w:rPr>
-          <w:i w:val="0"/>
-          <w:iCs w:val="0"/>
-          <w:color w:val="auto"/>
-          <w:sz w:val="26"/>
           <w:szCs w:val="26"/>
         </w:rPr>
         <w:fldChar w:fldCharType="begin"/>
       </w:r>
       <w:r>
         <w:rPr>
-          <w:i w:val="0"/>
-          <w:iCs w:val="0"/>
-          <w:color w:val="auto"/>
-          <w:sz w:val="26"/>
           <w:szCs w:val="26"/>
         </w:rPr>
         <w:instrText xml:space="preserve"> STYLEREF 1 \s </w:instrText>
       </w:r>
       <w:r>
         <w:rPr>
-          <w:i w:val="0"/>
-          <w:iCs w:val="0"/>
-          <w:color w:val="auto"/>
-          <w:sz w:val="26"/>
           <w:szCs w:val="26"/>
         </w:rPr>
         <w:fldChar w:fldCharType="separate"/>
       </w:r>
       <w:r>
         <w:rPr>
-          <w:i w:val="0"/>
-          <w:iCs w:val="0"/>
           <w:noProof/>
-          <w:color w:val="auto"/>
-          <w:sz w:val="26"/>
           <w:szCs w:val="26"/>
         </w:rPr>
         <w:t>3</w:t>
       </w:r>
       <w:r>
         <w:rPr>
-          <w:i w:val="0"/>
-          <w:iCs w:val="0"/>
-          <w:color w:val="auto"/>
-          <w:sz w:val="26"/>
           <w:szCs w:val="26"/>
         </w:rPr>
         <w:fldChar w:fldCharType="end"/>
       </w:r>
       <w:r>
         <w:rPr>
-          <w:i w:val="0"/>
-          <w:iCs w:val="0"/>
-          <w:color w:val="auto"/>
-          <w:sz w:val="26"/>
           <w:szCs w:val="26"/>
         </w:rPr>
         <w:t>.</w:t>
       </w:r>
       <w:r>
         <w:rPr>
-          <w:i w:val="0"/>
-          <w:iCs w:val="0"/>
-          <w:color w:val="auto"/>
-          <w:sz w:val="26"/>
           <w:szCs w:val="26"/>
         </w:rPr>
         <w:fldChar w:fldCharType="begin"/>
       </w:r>
       <w:r>
         <w:rPr>
-          <w:i w:val="0"/>
-          <w:iCs w:val="0"/>
-          <w:color w:val="auto"/>
-          <w:sz w:val="26"/>
           <w:szCs w:val="26"/>
         </w:rPr>
         <w:instrText xml:space="preserve"> SEQ Bảng \* ARABIC \s 1 </w:instrText>
       </w:r>
       <w:r>
         <w:rPr>
-          <w:i w:val="0"/>
-          <w:iCs w:val="0"/>
-          <w:color w:val="auto"/>
-          <w:sz w:val="26"/>
           <w:szCs w:val="26"/>
         </w:rPr>
         <w:fldChar w:fldCharType="separate"/>
       </w:r>
       <w:r>
         <w:rPr>
-          <w:i w:val="0"/>
-          <w:iCs w:val="0"/>
           <w:noProof/>
-          <w:color w:val="auto"/>
-          <w:sz w:val="26"/>
           <w:szCs w:val="26"/>
         </w:rPr>
         <w:t>5</w:t>
       </w:r>
       <w:r>
         <w:rPr>
-          <w:i w:val="0"/>
-          <w:iCs w:val="0"/>
-          <w:color w:val="auto"/>
-          <w:sz w:val="26"/>
           <w:szCs w:val="26"/>
         </w:rPr>
         <w:fldChar w:fldCharType="end"/>
       </w:r>
-      <w:bookmarkEnd w:id="5"/>
+      <w:bookmarkEnd w:id="23"/>
+      <w:r>
+        <w:rPr>
+          <w:szCs w:val="26"/>
+          <w:lang w:val="vi-VN"/>
+        </w:rPr>
+        <w:t xml:space="preserve"> </w:t>
+      </w:r>
+      <w:r>
+        <w:t>Thực thể Customers</w:t>
+      </w:r>
+      <w:bookmarkEnd w:id="24"/>
+      <w:bookmarkEnd w:id="25"/>
     </w:p>
     <w:tbl>
       <w:tblPr>
@@ -7712,6 +10345,7 @@
                 <w:b w:val="0"/>
                 <w:bCs/>
               </w:rPr>
+              <w:lastRenderedPageBreak/>
               <w:t>5</w:t>
             </w:r>
           </w:p>
@@ -7800,7 +10434,6 @@
                 <w:b w:val="0"/>
                 <w:bCs/>
               </w:rPr>
-              <w:lastRenderedPageBreak/>
               <w:t>6</w:t>
             </w:r>
           </w:p>
@@ -8039,7 +10672,7 @@
         <w:rPr>
           <w:lang w:val="vi-VN"/>
         </w:rPr>
-        <w:instrText xml:space="preserve"> REF _Ref242456404 \h </w:instrText>
+        <w:instrText xml:space="preserve"> REF _Ref242645743 \h </w:instrText>
       </w:r>
       <w:r>
         <w:rPr>
@@ -8054,8 +10687,6 @@
       </w:r>
       <w:r>
         <w:rPr>
-          <w:i/>
-          <w:iCs/>
           <w:szCs w:val="26"/>
         </w:rPr>
         <w:t xml:space="preserve">Bảng </w:t>
@@ -8088,6 +10719,18 @@
       </w:r>
       <w:r>
         <w:rPr>
+          <w:i/>
+          <w:iCs/>
+          <w:szCs w:val="26"/>
+          <w:lang w:val="vi-VN"/>
+        </w:rPr>
+        <w:t xml:space="preserve"> </w:t>
+      </w:r>
+      <w:r>
+        <w:t>Thực thể Employees</w:t>
+      </w:r>
+      <w:r>
+        <w:rPr>
           <w:lang w:val="vi-VN"/>
         </w:rPr>
         <w:fldChar w:fldCharType="end"/>
@@ -8101,140 +10744,102 @@
     </w:p>
     <w:p>
       <w:pPr>
-        <w:pStyle w:val="Caption"/>
-        <w:keepNext/>
-        <w:rPr>
-          <w:i w:val="0"/>
-          <w:iCs w:val="0"/>
-          <w:color w:val="auto"/>
-          <w:sz w:val="26"/>
-          <w:szCs w:val="26"/>
-        </w:rPr>
-      </w:pPr>
-      <w:bookmarkStart w:id="6" w:name="_Ref242456404"/>
-      <w:r>
-        <w:rPr>
-          <w:i w:val="0"/>
-          <w:iCs w:val="0"/>
-          <w:color w:val="auto"/>
-          <w:sz w:val="26"/>
+        <w:pStyle w:val="nd"/>
+        <w:ind w:firstLine="0"/>
+        <w:rPr>
+          <w:lang w:val="vi-VN"/>
+        </w:rPr>
+      </w:pPr>
+      <w:bookmarkStart w:id="26" w:name="_Ref242456404"/>
+      <w:bookmarkStart w:id="27" w:name="_Ref242645743"/>
+      <w:bookmarkStart w:id="28" w:name="_Toc242645978"/>
+      <w:r>
+        <w:rPr>
           <w:szCs w:val="26"/>
         </w:rPr>
         <w:t xml:space="preserve">Bảng </w:t>
       </w:r>
       <w:r>
         <w:rPr>
-          <w:i w:val="0"/>
-          <w:iCs w:val="0"/>
-          <w:color w:val="auto"/>
-          <w:sz w:val="26"/>
           <w:szCs w:val="26"/>
         </w:rPr>
         <w:fldChar w:fldCharType="begin"/>
       </w:r>
       <w:r>
         <w:rPr>
-          <w:i w:val="0"/>
-          <w:iCs w:val="0"/>
-          <w:color w:val="auto"/>
-          <w:sz w:val="26"/>
           <w:szCs w:val="26"/>
         </w:rPr>
         <w:instrText xml:space="preserve"> STYLEREF 1 \s </w:instrText>
       </w:r>
       <w:r>
         <w:rPr>
-          <w:i w:val="0"/>
-          <w:iCs w:val="0"/>
-          <w:color w:val="auto"/>
-          <w:sz w:val="26"/>
           <w:szCs w:val="26"/>
         </w:rPr>
         <w:fldChar w:fldCharType="separate"/>
       </w:r>
       <w:r>
         <w:rPr>
-          <w:i w:val="0"/>
-          <w:iCs w:val="0"/>
           <w:noProof/>
-          <w:color w:val="auto"/>
-          <w:sz w:val="26"/>
           <w:szCs w:val="26"/>
         </w:rPr>
         <w:t>3</w:t>
       </w:r>
       <w:r>
         <w:rPr>
-          <w:i w:val="0"/>
-          <w:iCs w:val="0"/>
-          <w:color w:val="auto"/>
-          <w:sz w:val="26"/>
           <w:szCs w:val="26"/>
         </w:rPr>
         <w:fldChar w:fldCharType="end"/>
       </w:r>
       <w:r>
         <w:rPr>
-          <w:i w:val="0"/>
-          <w:iCs w:val="0"/>
-          <w:color w:val="auto"/>
-          <w:sz w:val="26"/>
           <w:szCs w:val="26"/>
         </w:rPr>
         <w:t>.</w:t>
       </w:r>
       <w:r>
         <w:rPr>
-          <w:i w:val="0"/>
-          <w:iCs w:val="0"/>
-          <w:color w:val="auto"/>
-          <w:sz w:val="26"/>
           <w:szCs w:val="26"/>
         </w:rPr>
         <w:fldChar w:fldCharType="begin"/>
       </w:r>
       <w:r>
         <w:rPr>
-          <w:i w:val="0"/>
-          <w:iCs w:val="0"/>
-          <w:color w:val="auto"/>
-          <w:sz w:val="26"/>
           <w:szCs w:val="26"/>
         </w:rPr>
         <w:instrText xml:space="preserve"> SEQ Bảng \* ARABIC \s 1 </w:instrText>
       </w:r>
       <w:r>
         <w:rPr>
-          <w:i w:val="0"/>
-          <w:iCs w:val="0"/>
-          <w:color w:val="auto"/>
-          <w:sz w:val="26"/>
           <w:szCs w:val="26"/>
         </w:rPr>
         <w:fldChar w:fldCharType="separate"/>
       </w:r>
       <w:r>
         <w:rPr>
-          <w:i w:val="0"/>
-          <w:iCs w:val="0"/>
           <w:noProof/>
-          <w:color w:val="auto"/>
-          <w:sz w:val="26"/>
           <w:szCs w:val="26"/>
         </w:rPr>
         <w:t>6</w:t>
       </w:r>
       <w:r>
         <w:rPr>
-          <w:i w:val="0"/>
-          <w:iCs w:val="0"/>
-          <w:color w:val="auto"/>
-          <w:sz w:val="26"/>
           <w:szCs w:val="26"/>
         </w:rPr>
         <w:fldChar w:fldCharType="end"/>
       </w:r>
-      <w:bookmarkEnd w:id="6"/>
+      <w:bookmarkEnd w:id="26"/>
+      <w:r>
+        <w:rPr>
+          <w:szCs w:val="26"/>
+          <w:lang w:val="vi-VN"/>
+        </w:rPr>
+        <w:t xml:space="preserve"> </w:t>
+      </w:r>
+      <w:r>
+        <w:t>Thực thể Employees</w:t>
+      </w:r>
+      <w:bookmarkEnd w:id="27"/>
+      <w:bookmarkEnd w:id="28"/>
     </w:p>
     <w:tbl>
       <w:tblPr>
@@ -8865,13 +11470,7 @@
         <w:t>hệ</w:t>
       </w:r>
       <w:r>
-        <w:rPr>
-          <w:lang w:val="vi-VN"/>
-        </w:rPr>
-        <w:t xml:space="preserve">, </w:t>
-      </w:r>
-      <w:r>
-        <w:t>một đơn vị vận chuyển có thể phụ trách vận chuyển nhiều đơn hàng.</w:t>
+        <w:t>.</w:t>
       </w:r>
     </w:p>
     <w:p>
@@ -8892,7 +11491,10 @@
         <w:t>Shippers</w:t>
       </w:r>
       <w:r>
-        <w:t xml:space="preserve"> được trình bày trong</w:t>
+        <w:t xml:space="preserve"> được trình bày </w:t>
+      </w:r>
+      <w:r>
+        <w:t>trong</w:t>
       </w:r>
       <w:r>
         <w:rPr>
@@ -8910,7 +11512,7 @@
         <w:rPr>
           <w:lang w:val="vi-VN"/>
         </w:rPr>
-        <w:instrText xml:space="preserve"> REF _Ref242456647 \h </w:instrText>
+        <w:instrText xml:space="preserve"> REF _Ref242645788 \h </w:instrText>
       </w:r>
       <w:r>
         <w:rPr>
@@ -8925,16 +11527,12 @@
       </w:r>
       <w:r>
         <w:rPr>
-          <w:i/>
-          <w:iCs/>
           <w:szCs w:val="26"/>
         </w:rPr>
         <w:t xml:space="preserve">Bảng </w:t>
       </w:r>
       <w:r>
         <w:rPr>
-          <w:i/>
-          <w:iCs/>
           <w:noProof/>
           <w:szCs w:val="26"/>
         </w:rPr>
@@ -8942,16 +11540,12 @@
       </w:r>
       <w:r>
         <w:rPr>
-          <w:i/>
-          <w:iCs/>
           <w:szCs w:val="26"/>
         </w:rPr>
         <w:t>.</w:t>
       </w:r>
       <w:r>
         <w:rPr>
-          <w:i/>
-          <w:iCs/>
           <w:noProof/>
           <w:szCs w:val="26"/>
         </w:rPr>
@@ -8959,6 +11553,16 @@
       </w:r>
       <w:r>
         <w:rPr>
+          <w:szCs w:val="26"/>
+          <w:lang w:val="vi-VN"/>
+        </w:rPr>
+        <w:t xml:space="preserve"> </w:t>
+      </w:r>
+      <w:r>
+        <w:t>Thực thể Shippers</w:t>
+      </w:r>
+      <w:r>
+        <w:rPr>
           <w:lang w:val="vi-VN"/>
         </w:rPr>
         <w:fldChar w:fldCharType="end"/>
@@ -8972,140 +11576,102 @@
     </w:p>
     <w:p>
       <w:pPr>
-        <w:pStyle w:val="Caption"/>
-        <w:keepNext/>
-        <w:rPr>
-          <w:i w:val="0"/>
-          <w:iCs w:val="0"/>
-          <w:color w:val="auto"/>
-          <w:sz w:val="26"/>
-          <w:szCs w:val="26"/>
-        </w:rPr>
-      </w:pPr>
-      <w:bookmarkStart w:id="7" w:name="_Ref242456647"/>
-      <w:r>
-        <w:rPr>
-          <w:i w:val="0"/>
-          <w:iCs w:val="0"/>
-          <w:color w:val="auto"/>
-          <w:sz w:val="26"/>
+        <w:pStyle w:val="nd"/>
+        <w:ind w:firstLine="0"/>
+        <w:rPr>
+          <w:lang w:val="vi-VN"/>
+        </w:rPr>
+      </w:pPr>
+      <w:bookmarkStart w:id="29" w:name="_Ref242456647"/>
+      <w:bookmarkStart w:id="30" w:name="_Ref242645788"/>
+      <w:bookmarkStart w:id="31" w:name="_Toc242645979"/>
+      <w:r>
+        <w:rPr>
           <w:szCs w:val="26"/>
         </w:rPr>
         <w:t xml:space="preserve">Bảng </w:t>
       </w:r>
       <w:r>
         <w:rPr>
-          <w:i w:val="0"/>
-          <w:iCs w:val="0"/>
-          <w:color w:val="auto"/>
-          <w:sz w:val="26"/>
           <w:szCs w:val="26"/>
         </w:rPr>
         <w:fldChar w:fldCharType="begin"/>
       </w:r>
       <w:r>
         <w:rPr>
-          <w:i w:val="0"/>
-          <w:iCs w:val="0"/>
-          <w:color w:val="auto"/>
-          <w:sz w:val="26"/>
           <w:szCs w:val="26"/>
         </w:rPr>
         <w:instrText xml:space="preserve"> STYLEREF 1 \s </w:instrText>
       </w:r>
       <w:r>
         <w:rPr>
-          <w:i w:val="0"/>
-          <w:iCs w:val="0"/>
-          <w:color w:val="auto"/>
-          <w:sz w:val="26"/>
           <w:szCs w:val="26"/>
         </w:rPr>
         <w:fldChar w:fldCharType="separate"/>
       </w:r>
       <w:r>
         <w:rPr>
-          <w:i w:val="0"/>
-          <w:iCs w:val="0"/>
           <w:noProof/>
-          <w:color w:val="auto"/>
-          <w:sz w:val="26"/>
           <w:szCs w:val="26"/>
         </w:rPr>
         <w:t>3</w:t>
       </w:r>
       <w:r>
         <w:rPr>
-          <w:i w:val="0"/>
-          <w:iCs w:val="0"/>
-          <w:color w:val="auto"/>
-          <w:sz w:val="26"/>
           <w:szCs w:val="26"/>
         </w:rPr>
         <w:fldChar w:fldCharType="end"/>
       </w:r>
       <w:r>
         <w:rPr>
-          <w:i w:val="0"/>
-          <w:iCs w:val="0"/>
-          <w:color w:val="auto"/>
-          <w:sz w:val="26"/>
           <w:szCs w:val="26"/>
         </w:rPr>
         <w:t>.</w:t>
       </w:r>
       <w:r>
         <w:rPr>
-          <w:i w:val="0"/>
-          <w:iCs w:val="0"/>
-          <w:color w:val="auto"/>
-          <w:sz w:val="26"/>
           <w:szCs w:val="26"/>
         </w:rPr>
         <w:fldChar w:fldCharType="begin"/>
       </w:r>
       <w:r>
         <w:rPr>
-          <w:i w:val="0"/>
-          <w:iCs w:val="0"/>
-          <w:color w:val="auto"/>
-          <w:sz w:val="26"/>
           <w:szCs w:val="26"/>
         </w:rPr>
         <w:instrText xml:space="preserve"> SEQ Bảng \* ARABIC \s 1 </w:instrText>
       </w:r>
       <w:r>
         <w:rPr>
-          <w:i w:val="0"/>
-          <w:iCs w:val="0"/>
-          <w:color w:val="auto"/>
-          <w:sz w:val="26"/>
           <w:szCs w:val="26"/>
         </w:rPr>
         <w:fldChar w:fldCharType="separate"/>
       </w:r>
       <w:r>
         <w:rPr>
-          <w:i w:val="0"/>
-          <w:iCs w:val="0"/>
           <w:noProof/>
-          <w:color w:val="auto"/>
-          <w:sz w:val="26"/>
           <w:szCs w:val="26"/>
         </w:rPr>
         <w:t>7</w:t>
       </w:r>
       <w:r>
         <w:rPr>
-          <w:i w:val="0"/>
-          <w:iCs w:val="0"/>
-          <w:color w:val="auto"/>
-          <w:sz w:val="26"/>
           <w:szCs w:val="26"/>
         </w:rPr>
         <w:fldChar w:fldCharType="end"/>
       </w:r>
-      <w:bookmarkEnd w:id="7"/>
+      <w:bookmarkEnd w:id="29"/>
+      <w:r>
+        <w:rPr>
+          <w:szCs w:val="26"/>
+          <w:lang w:val="vi-VN"/>
+        </w:rPr>
+        <w:t xml:space="preserve"> </w:t>
+      </w:r>
+      <w:r>
+        <w:t>Thực thể Shippers</w:t>
+      </w:r>
+      <w:bookmarkEnd w:id="30"/>
+      <w:bookmarkEnd w:id="31"/>
     </w:p>
     <w:tbl>
       <w:tblPr>
@@ -9134,6 +11700,7 @@
           </w:tcPr>
           <w:p>
             <w:r>
+              <w:lastRenderedPageBreak/>
               <w:t>STT</w:t>
             </w:r>
           </w:p>
@@ -9309,7 +11876,6 @@
                 <w:b w:val="0"/>
                 <w:bCs/>
               </w:rPr>
-              <w:lastRenderedPageBreak/>
               <w:t>2</w:t>
             </w:r>
           </w:p>
@@ -9488,7 +12054,10 @@
         </w:rPr>
       </w:pPr>
       <w:r>
-        <w:t>Chi tiết của thực thể Products được trình bày trong</w:t>
+        <w:t xml:space="preserve">Chi tiết của thực thể Products được trình bày </w:t>
+      </w:r>
+      <w:r>
+        <w:t>trong</w:t>
       </w:r>
       <w:r>
         <w:rPr>
@@ -9506,7 +12075,7 @@
         <w:rPr>
           <w:lang w:val="vi-VN"/>
         </w:rPr>
-        <w:instrText xml:space="preserve"> REF _Ref242457071 \h </w:instrText>
+        <w:instrText xml:space="preserve"> REF _Ref242645847 \h </w:instrText>
       </w:r>
       <w:r>
         <w:rPr>
@@ -9521,16 +12090,12 @@
       </w:r>
       <w:r>
         <w:rPr>
-          <w:i/>
-          <w:iCs/>
           <w:szCs w:val="26"/>
         </w:rPr>
         <w:t xml:space="preserve">Bảng </w:t>
       </w:r>
       <w:r>
         <w:rPr>
-          <w:i/>
-          <w:iCs/>
           <w:noProof/>
           <w:szCs w:val="26"/>
         </w:rPr>
@@ -9538,22 +12103,21 @@
       </w:r>
       <w:r>
         <w:rPr>
-          <w:i/>
-          <w:iCs/>
           <w:szCs w:val="26"/>
         </w:rPr>
         <w:t>.</w:t>
       </w:r>
       <w:r>
         <w:rPr>
-          <w:i/>
-          <w:iCs/>
           <w:noProof/>
           <w:szCs w:val="26"/>
         </w:rPr>
         <w:t>8</w:t>
       </w:r>
       <w:r>
+        <w:t xml:space="preserve"> Thực thể Products</w:t>
+      </w:r>
+      <w:r>
         <w:rPr>
           <w:lang w:val="vi-VN"/>
         </w:rPr>
@@ -9568,140 +12132,95 @@
     </w:p>
     <w:p>
       <w:pPr>
-        <w:pStyle w:val="Caption"/>
-        <w:keepNext/>
-        <w:rPr>
-          <w:i w:val="0"/>
-          <w:iCs w:val="0"/>
-          <w:color w:val="auto"/>
-          <w:sz w:val="26"/>
-          <w:szCs w:val="26"/>
-        </w:rPr>
-      </w:pPr>
-      <w:bookmarkStart w:id="8" w:name="_Ref242457071"/>
-      <w:r>
-        <w:rPr>
-          <w:i w:val="0"/>
-          <w:iCs w:val="0"/>
-          <w:color w:val="auto"/>
-          <w:sz w:val="26"/>
+        <w:pStyle w:val="nd"/>
+        <w:ind w:firstLine="0"/>
+        <w:rPr>
+          <w:lang w:val="vi-VN"/>
+        </w:rPr>
+      </w:pPr>
+      <w:bookmarkStart w:id="32" w:name="_Ref242457071"/>
+      <w:bookmarkStart w:id="33" w:name="_Ref242645847"/>
+      <w:bookmarkStart w:id="34" w:name="_Toc242645980"/>
+      <w:r>
+        <w:rPr>
           <w:szCs w:val="26"/>
         </w:rPr>
         <w:t xml:space="preserve">Bảng </w:t>
       </w:r>
       <w:r>
         <w:rPr>
-          <w:i w:val="0"/>
-          <w:iCs w:val="0"/>
-          <w:color w:val="auto"/>
-          <w:sz w:val="26"/>
           <w:szCs w:val="26"/>
         </w:rPr>
         <w:fldChar w:fldCharType="begin"/>
       </w:r>
       <w:r>
         <w:rPr>
-          <w:i w:val="0"/>
-          <w:iCs w:val="0"/>
-          <w:color w:val="auto"/>
-          <w:sz w:val="26"/>
           <w:szCs w:val="26"/>
         </w:rPr>
         <w:instrText xml:space="preserve"> STYLEREF 1 \s </w:instrText>
       </w:r>
       <w:r>
         <w:rPr>
-          <w:i w:val="0"/>
-          <w:iCs w:val="0"/>
-          <w:color w:val="auto"/>
-          <w:sz w:val="26"/>
           <w:szCs w:val="26"/>
         </w:rPr>
         <w:fldChar w:fldCharType="separate"/>
       </w:r>
       <w:r>
         <w:rPr>
-          <w:i w:val="0"/>
-          <w:iCs w:val="0"/>
           <w:noProof/>
-          <w:color w:val="auto"/>
-          <w:sz w:val="26"/>
           <w:szCs w:val="26"/>
         </w:rPr>
         <w:t>3</w:t>
       </w:r>
       <w:r>
         <w:rPr>
-          <w:i w:val="0"/>
-          <w:iCs w:val="0"/>
-          <w:color w:val="auto"/>
-          <w:sz w:val="26"/>
           <w:szCs w:val="26"/>
         </w:rPr>
         <w:fldChar w:fldCharType="end"/>
       </w:r>
       <w:r>
         <w:rPr>
-          <w:i w:val="0"/>
-          <w:iCs w:val="0"/>
-          <w:color w:val="auto"/>
-          <w:sz w:val="26"/>
           <w:szCs w:val="26"/>
         </w:rPr>
         <w:t>.</w:t>
       </w:r>
       <w:r>
         <w:rPr>
-          <w:i w:val="0"/>
-          <w:iCs w:val="0"/>
-          <w:color w:val="auto"/>
-          <w:sz w:val="26"/>
           <w:szCs w:val="26"/>
         </w:rPr>
         <w:fldChar w:fldCharType="begin"/>
       </w:r>
       <w:r>
         <w:rPr>
-          <w:i w:val="0"/>
-          <w:iCs w:val="0"/>
-          <w:color w:val="auto"/>
-          <w:sz w:val="26"/>
           <w:szCs w:val="26"/>
         </w:rPr>
         <w:instrText xml:space="preserve"> SEQ Bảng \* ARABIC \s 1 </w:instrText>
       </w:r>
       <w:r>
         <w:rPr>
-          <w:i w:val="0"/>
-          <w:iCs w:val="0"/>
-          <w:color w:val="auto"/>
-          <w:sz w:val="26"/>
           <w:szCs w:val="26"/>
         </w:rPr>
         <w:fldChar w:fldCharType="separate"/>
       </w:r>
       <w:r>
         <w:rPr>
-          <w:i w:val="0"/>
-          <w:iCs w:val="0"/>
           <w:noProof/>
-          <w:color w:val="auto"/>
-          <w:sz w:val="26"/>
           <w:szCs w:val="26"/>
         </w:rPr>
         <w:t>8</w:t>
       </w:r>
       <w:r>
         <w:rPr>
-          <w:i w:val="0"/>
-          <w:iCs w:val="0"/>
-          <w:color w:val="auto"/>
-          <w:sz w:val="26"/>
           <w:szCs w:val="26"/>
         </w:rPr>
         <w:fldChar w:fldCharType="end"/>
       </w:r>
-      <w:bookmarkEnd w:id="8"/>
+      <w:bookmarkEnd w:id="32"/>
+      <w:r>
+        <w:t xml:space="preserve"> Thực thể Products</w:t>
+      </w:r>
+      <w:bookmarkEnd w:id="33"/>
+      <w:bookmarkEnd w:id="34"/>
     </w:p>
     <w:tbl>
       <w:tblPr>
@@ -10573,6 +13092,7 @@
               <w:rPr>
                 <w:b w:val="0"/>
               </w:rPr>
+              <w:lastRenderedPageBreak/>
               <w:t>10</w:t>
             </w:r>
           </w:p>
@@ -10685,7 +13205,6 @@
         </w:rPr>
       </w:pPr>
       <w:r>
-        <w:lastRenderedPageBreak/>
         <w:t>Chi tiết của thực thể</w:t>
       </w:r>
       <w:r>
@@ -10695,7 +13214,10 @@
         <w:t xml:space="preserve"> </w:t>
       </w:r>
       <w:r>
-        <w:t>Product_Images được trình bày trong</w:t>
+        <w:t xml:space="preserve">Product_Images được trình bày </w:t>
+      </w:r>
+      <w:r>
+        <w:t>trong</w:t>
       </w:r>
       <w:r>
         <w:rPr>
@@ -10713,7 +13235,7 @@
         <w:rPr>
           <w:lang w:val="vi-VN"/>
         </w:rPr>
-        <w:instrText xml:space="preserve"> REF _Ref242457136 \h </w:instrText>
+        <w:instrText xml:space="preserve"> REF _Ref242645875 \h </w:instrText>
       </w:r>
       <w:r>
         <w:rPr>
@@ -10728,16 +13250,12 @@
       </w:r>
       <w:r>
         <w:rPr>
-          <w:i/>
-          <w:iCs/>
           <w:szCs w:val="26"/>
         </w:rPr>
         <w:t xml:space="preserve">Bảng </w:t>
       </w:r>
       <w:r>
         <w:rPr>
-          <w:i/>
-          <w:iCs/>
           <w:noProof/>
           <w:szCs w:val="26"/>
         </w:rPr>
@@ -10745,16 +13263,12 @@
       </w:r>
       <w:r>
         <w:rPr>
-          <w:i/>
-          <w:iCs/>
           <w:szCs w:val="26"/>
         </w:rPr>
         <w:t>.</w:t>
       </w:r>
       <w:r>
         <w:rPr>
-          <w:i/>
-          <w:iCs/>
           <w:noProof/>
           <w:szCs w:val="26"/>
         </w:rPr>
@@ -10762,6 +13276,16 @@
       </w:r>
       <w:r>
         <w:rPr>
+          <w:szCs w:val="26"/>
+          <w:lang w:val="vi-VN"/>
+        </w:rPr>
+        <w:t xml:space="preserve"> </w:t>
+      </w:r>
+      <w:r>
+        <w:t>Thực thể Product_Images</w:t>
+      </w:r>
+      <w:r>
+        <w:rPr>
           <w:lang w:val="vi-VN"/>
         </w:rPr>
         <w:fldChar w:fldCharType="end"/>
@@ -10775,140 +13299,102 @@
     </w:p>
     <w:p>
       <w:pPr>
-        <w:pStyle w:val="Caption"/>
-        <w:keepNext/>
-        <w:rPr>
-          <w:i w:val="0"/>
-          <w:iCs w:val="0"/>
-          <w:color w:val="auto"/>
-          <w:sz w:val="26"/>
-          <w:szCs w:val="26"/>
-        </w:rPr>
-      </w:pPr>
-      <w:bookmarkStart w:id="9" w:name="_Ref242457136"/>
-      <w:r>
-        <w:rPr>
-          <w:i w:val="0"/>
-          <w:iCs w:val="0"/>
-          <w:color w:val="auto"/>
-          <w:sz w:val="26"/>
+        <w:pStyle w:val="nd"/>
+        <w:ind w:firstLine="0"/>
+        <w:rPr>
+          <w:lang w:val="vi-VN"/>
+        </w:rPr>
+      </w:pPr>
+      <w:bookmarkStart w:id="35" w:name="_Ref242457136"/>
+      <w:bookmarkStart w:id="36" w:name="_Ref242645875"/>
+      <w:bookmarkStart w:id="37" w:name="_Toc242645981"/>
+      <w:r>
+        <w:rPr>
           <w:szCs w:val="26"/>
         </w:rPr>
         <w:t xml:space="preserve">Bảng </w:t>
       </w:r>
       <w:r>
         <w:rPr>
-          <w:i w:val="0"/>
-          <w:iCs w:val="0"/>
-          <w:color w:val="auto"/>
-          <w:sz w:val="26"/>
           <w:szCs w:val="26"/>
         </w:rPr>
         <w:fldChar w:fldCharType="begin"/>
       </w:r>
       <w:r>
         <w:rPr>
-          <w:i w:val="0"/>
-          <w:iCs w:val="0"/>
-          <w:color w:val="auto"/>
-          <w:sz w:val="26"/>
           <w:szCs w:val="26"/>
         </w:rPr>
         <w:instrText xml:space="preserve"> STYLEREF 1 \s </w:instrText>
       </w:r>
       <w:r>
         <w:rPr>
-          <w:i w:val="0"/>
-          <w:iCs w:val="0"/>
-          <w:color w:val="auto"/>
-          <w:sz w:val="26"/>
           <w:szCs w:val="26"/>
         </w:rPr>
         <w:fldChar w:fldCharType="separate"/>
       </w:r>
       <w:r>
         <w:rPr>
-          <w:i w:val="0"/>
-          <w:iCs w:val="0"/>
           <w:noProof/>
-          <w:color w:val="auto"/>
-          <w:sz w:val="26"/>
           <w:szCs w:val="26"/>
         </w:rPr>
         <w:t>3</w:t>
       </w:r>
       <w:r>
         <w:rPr>
-          <w:i w:val="0"/>
-          <w:iCs w:val="0"/>
-          <w:color w:val="auto"/>
-          <w:sz w:val="26"/>
           <w:szCs w:val="26"/>
         </w:rPr>
         <w:fldChar w:fldCharType="end"/>
       </w:r>
       <w:r>
         <w:rPr>
-          <w:i w:val="0"/>
-          <w:iCs w:val="0"/>
-          <w:color w:val="auto"/>
-          <w:sz w:val="26"/>
           <w:szCs w:val="26"/>
         </w:rPr>
         <w:t>.</w:t>
       </w:r>
       <w:r>
         <w:rPr>
-          <w:i w:val="0"/>
-          <w:iCs w:val="0"/>
-          <w:color w:val="auto"/>
-          <w:sz w:val="26"/>
           <w:szCs w:val="26"/>
         </w:rPr>
         <w:fldChar w:fldCharType="begin"/>
       </w:r>
       <w:r>
         <w:rPr>
-          <w:i w:val="0"/>
-          <w:iCs w:val="0"/>
-          <w:color w:val="auto"/>
-          <w:sz w:val="26"/>
           <w:szCs w:val="26"/>
         </w:rPr>
         <w:instrText xml:space="preserve"> SEQ Bảng \* ARABIC \s 1 </w:instrText>
       </w:r>
       <w:r>
         <w:rPr>
-          <w:i w:val="0"/>
-          <w:iCs w:val="0"/>
-          <w:color w:val="auto"/>
-          <w:sz w:val="26"/>
           <w:szCs w:val="26"/>
         </w:rPr>
         <w:fldChar w:fldCharType="separate"/>
       </w:r>
       <w:r>
         <w:rPr>
-          <w:i w:val="0"/>
-          <w:iCs w:val="0"/>
           <w:noProof/>
-          <w:color w:val="auto"/>
-          <w:sz w:val="26"/>
           <w:szCs w:val="26"/>
         </w:rPr>
         <w:t>9</w:t>
       </w:r>
       <w:r>
         <w:rPr>
-          <w:i w:val="0"/>
-          <w:iCs w:val="0"/>
-          <w:color w:val="auto"/>
-          <w:sz w:val="26"/>
           <w:szCs w:val="26"/>
         </w:rPr>
         <w:fldChar w:fldCharType="end"/>
       </w:r>
-      <w:bookmarkEnd w:id="9"/>
+      <w:bookmarkEnd w:id="35"/>
+      <w:r>
+        <w:rPr>
+          <w:szCs w:val="26"/>
+          <w:lang w:val="vi-VN"/>
+        </w:rPr>
+        <w:t xml:space="preserve"> </w:t>
+      </w:r>
+      <w:r>
+        <w:t>Thực thể Product_Images</w:t>
+      </w:r>
+      <w:bookmarkEnd w:id="36"/>
+      <w:bookmarkEnd w:id="37"/>
     </w:p>
     <w:tbl>
       <w:tblPr>
@@ -11545,7 +14031,13 @@
         </w:rPr>
       </w:pPr>
       <w:r>
-        <w:t>Chi tiết của thực thể</w:t>
+        <w:t xml:space="preserve">Chi tiết của </w:t>
+      </w:r>
+      <w:r>
+        <w:t>t</w:t>
+      </w:r>
+      <w:r>
+        <w:t>hực thể Orders</w:t>
       </w:r>
       <w:r>
         <w:rPr>
@@ -11554,7 +14046,10 @@
         <w:t xml:space="preserve"> </w:t>
       </w:r>
       <w:r>
-        <w:t>Product_Images được trình bày trong</w:t>
+        <w:t xml:space="preserve">được trình bày </w:t>
+      </w:r>
+      <w:r>
+        <w:t>trong</w:t>
       </w:r>
       <w:r>
         <w:rPr>
@@ -11572,7 +14067,7 @@
         <w:rPr>
           <w:lang w:val="vi-VN"/>
         </w:rPr>
-        <w:instrText xml:space="preserve"> REF _Ref242457632 \h </w:instrText>
+        <w:instrText xml:space="preserve"> REF _Ref242645910 \h </w:instrText>
       </w:r>
       <w:r>
         <w:rPr>
@@ -11587,8 +14082,6 @@
       </w:r>
       <w:r>
         <w:rPr>
-          <w:i/>
-          <w:iCs/>
           <w:szCs w:val="26"/>
         </w:rPr>
         <w:t xml:space="preserve">Bảng </w:t>
@@ -11621,6 +14114,18 @@
       </w:r>
       <w:r>
         <w:rPr>
+          <w:i/>
+          <w:iCs/>
+          <w:szCs w:val="26"/>
+          <w:lang w:val="vi-VN"/>
+        </w:rPr>
+        <w:t xml:space="preserve"> </w:t>
+      </w:r>
+      <w:r>
+        <w:t>Thực thể Orders</w:t>
+      </w:r>
+      <w:r>
+        <w:rPr>
           <w:lang w:val="vi-VN"/>
         </w:rPr>
         <w:fldChar w:fldCharType="end"/>
@@ -11634,140 +14139,103 @@
     </w:p>
     <w:p>
       <w:pPr>
-        <w:pStyle w:val="Caption"/>
-        <w:keepNext/>
-        <w:rPr>
-          <w:i w:val="0"/>
-          <w:iCs w:val="0"/>
-          <w:color w:val="auto"/>
-          <w:sz w:val="26"/>
-          <w:szCs w:val="26"/>
-        </w:rPr>
-      </w:pPr>
-      <w:bookmarkStart w:id="10" w:name="_Ref242457632"/>
-      <w:r>
-        <w:rPr>
-          <w:i w:val="0"/>
-          <w:iCs w:val="0"/>
-          <w:color w:val="auto"/>
-          <w:sz w:val="26"/>
-          <w:szCs w:val="26"/>
-        </w:rPr>
+        <w:pStyle w:val="nd"/>
+        <w:ind w:firstLine="0"/>
+        <w:rPr>
+          <w:lang w:val="vi-VN"/>
+        </w:rPr>
+      </w:pPr>
+      <w:bookmarkStart w:id="38" w:name="_Ref242457632"/>
+      <w:bookmarkStart w:id="39" w:name="_Ref242645910"/>
+      <w:bookmarkStart w:id="40" w:name="_Toc242645982"/>
+      <w:r>
+        <w:rPr>
+          <w:szCs w:val="26"/>
+        </w:rPr>
+        <w:lastRenderedPageBreak/>
         <w:t xml:space="preserve">Bảng </w:t>
       </w:r>
       <w:r>
         <w:rPr>
-          <w:i w:val="0"/>
-          <w:iCs w:val="0"/>
-          <w:color w:val="auto"/>
-          <w:sz w:val="26"/>
           <w:szCs w:val="26"/>
         </w:rPr>
         <w:fldChar w:fldCharType="begin"/>
       </w:r>
       <w:r>
         <w:rPr>
-          <w:i w:val="0"/>
-          <w:iCs w:val="0"/>
-          <w:color w:val="auto"/>
-          <w:sz w:val="26"/>
           <w:szCs w:val="26"/>
         </w:rPr>
         <w:instrText xml:space="preserve"> STYLEREF 1 \s </w:instrText>
       </w:r>
       <w:r>
         <w:rPr>
-          <w:i w:val="0"/>
-          <w:iCs w:val="0"/>
-          <w:color w:val="auto"/>
-          <w:sz w:val="26"/>
           <w:szCs w:val="26"/>
         </w:rPr>
         <w:fldChar w:fldCharType="separate"/>
       </w:r>
       <w:r>
         <w:rPr>
-          <w:i w:val="0"/>
-          <w:iCs w:val="0"/>
           <w:noProof/>
-          <w:color w:val="auto"/>
-          <w:sz w:val="26"/>
           <w:szCs w:val="26"/>
         </w:rPr>
         <w:t>3</w:t>
       </w:r>
       <w:r>
         <w:rPr>
-          <w:i w:val="0"/>
-          <w:iCs w:val="0"/>
-          <w:color w:val="auto"/>
-          <w:sz w:val="26"/>
           <w:szCs w:val="26"/>
         </w:rPr>
         <w:fldChar w:fldCharType="end"/>
       </w:r>
       <w:r>
         <w:rPr>
-          <w:i w:val="0"/>
-          <w:iCs w:val="0"/>
-          <w:color w:val="auto"/>
-          <w:sz w:val="26"/>
           <w:szCs w:val="26"/>
         </w:rPr>
         <w:t>.</w:t>
       </w:r>
       <w:r>
         <w:rPr>
-          <w:i w:val="0"/>
-          <w:iCs w:val="0"/>
-          <w:color w:val="auto"/>
-          <w:sz w:val="26"/>
           <w:szCs w:val="26"/>
         </w:rPr>
         <w:fldChar w:fldCharType="begin"/>
       </w:r>
       <w:r>
         <w:rPr>
-          <w:i w:val="0"/>
-          <w:iCs w:val="0"/>
-          <w:color w:val="auto"/>
-          <w:sz w:val="26"/>
           <w:szCs w:val="26"/>
         </w:rPr>
         <w:instrText xml:space="preserve"> SEQ Bảng \* ARABIC \s 1 </w:instrText>
       </w:r>
       <w:r>
         <w:rPr>
-          <w:i w:val="0"/>
-          <w:iCs w:val="0"/>
-          <w:color w:val="auto"/>
-          <w:sz w:val="26"/>
           <w:szCs w:val="26"/>
         </w:rPr>
         <w:fldChar w:fldCharType="separate"/>
       </w:r>
       <w:r>
         <w:rPr>
-          <w:i w:val="0"/>
-          <w:iCs w:val="0"/>
           <w:noProof/>
-          <w:color w:val="auto"/>
-          <w:sz w:val="26"/>
           <w:szCs w:val="26"/>
         </w:rPr>
         <w:t>10</w:t>
       </w:r>
       <w:r>
         <w:rPr>
-          <w:i w:val="0"/>
-          <w:iCs w:val="0"/>
-          <w:color w:val="auto"/>
-          <w:sz w:val="26"/>
           <w:szCs w:val="26"/>
         </w:rPr>
         <w:fldChar w:fldCharType="end"/>
       </w:r>
-      <w:bookmarkEnd w:id="10"/>
+      <w:bookmarkEnd w:id="38"/>
+      <w:r>
+        <w:rPr>
+          <w:szCs w:val="26"/>
+          <w:lang w:val="vi-VN"/>
+        </w:rPr>
+        <w:t xml:space="preserve"> </w:t>
+      </w:r>
+      <w:r>
+        <w:t>Thực thể Orders</w:t>
+      </w:r>
+      <w:bookmarkEnd w:id="39"/>
+      <w:bookmarkEnd w:id="40"/>
     </w:p>
     <w:tbl>
       <w:tblPr>
@@ -12052,7 +14520,6 @@
                 <w:b w:val="0"/>
                 <w:bCs/>
               </w:rPr>
-              <w:lastRenderedPageBreak/>
               <w:t>3</w:t>
             </w:r>
           </w:p>
@@ -12349,7 +14816,10 @@
         <w:t>OrderDetail</w:t>
       </w:r>
       <w:r>
-        <w:t xml:space="preserve"> được trình bày trong</w:t>
+        <w:t xml:space="preserve"> được trình bày </w:t>
+      </w:r>
+      <w:r>
+        <w:t>trong</w:t>
       </w:r>
       <w:r>
         <w:rPr>
@@ -12367,7 +14837,7 @@
         <w:rPr>
           <w:lang w:val="vi-VN"/>
         </w:rPr>
-        <w:instrText xml:space="preserve"> REF _Ref242458121 \h </w:instrText>
+        <w:instrText xml:space="preserve"> REF _Ref242645951 \h </w:instrText>
       </w:r>
       <w:r>
         <w:rPr>
@@ -12382,8 +14852,6 @@
       </w:r>
       <w:r>
         <w:rPr>
-          <w:i/>
-          <w:iCs/>
           <w:szCs w:val="26"/>
         </w:rPr>
         <w:t xml:space="preserve">Bảng </w:t>
@@ -12416,6 +14884,48 @@
       </w:r>
       <w:r>
         <w:rPr>
+          <w:i/>
+          <w:iCs/>
+          <w:szCs w:val="26"/>
+          <w:lang w:val="vi-VN"/>
+        </w:rPr>
+        <w:t xml:space="preserve"> </w:t>
+      </w:r>
+      <w:r>
+        <w:rPr>
+          <w:i/>
+          <w:iCs/>
+          <w:szCs w:val="26"/>
+        </w:rPr>
+        <w:t>T</w:t>
+      </w:r>
+      <w:r>
+        <w:rPr>
+          <w:i/>
+          <w:iCs/>
+          <w:szCs w:val="26"/>
+        </w:rPr>
+        <w:t>hực thể</w:t>
+      </w:r>
+      <w:r>
+        <w:rPr>
+          <w:i/>
+          <w:iCs/>
+          <w:szCs w:val="26"/>
+          <w:lang w:val="vi-VN"/>
+        </w:rPr>
+        <w:t xml:space="preserve"> </w:t>
+      </w:r>
+      <w:r>
+        <w:rPr>
+          <w:i/>
+          <w:iCs/>
+          <w:szCs w:val="26"/>
+        </w:rPr>
+        <w:t>OrderDetail</w:t>
+      </w:r>
+      <w:r>
+        <w:rPr>
           <w:lang w:val="vi-VN"/>
         </w:rPr>
         <w:fldChar w:fldCharType="end"/>
@@ -12437,9 +14947,12 @@
           <w:color w:val="auto"/>
           <w:sz w:val="26"/>
           <w:szCs w:val="26"/>
-        </w:rPr>
-      </w:pPr>
-      <w:bookmarkStart w:id="11" w:name="_Ref242458121"/>
+          <w:lang w:val="vi-VN"/>
+        </w:rPr>
+      </w:pPr>
+      <w:bookmarkStart w:id="41" w:name="_Ref242458121"/>
+      <w:bookmarkStart w:id="42" w:name="_Ref242645951"/>
+      <w:bookmarkStart w:id="43" w:name="_Toc242645983"/>
       <w:r>
         <w:rPr>
           <w:i w:val="0"/>
@@ -12562,7 +15075,61 @@
         </w:rPr>
         <w:fldChar w:fldCharType="end"/>
       </w:r>
-      <w:bookmarkEnd w:id="11"/>
+      <w:bookmarkEnd w:id="41"/>
+      <w:r>
+        <w:rPr>
+          <w:i w:val="0"/>
+          <w:iCs w:val="0"/>
+          <w:color w:val="auto"/>
+          <w:sz w:val="26"/>
+          <w:szCs w:val="26"/>
+          <w:lang w:val="vi-VN"/>
+        </w:rPr>
+        <w:t xml:space="preserve"> </w:t>
+      </w:r>
+      <w:r>
+        <w:rPr>
+          <w:i w:val="0"/>
+          <w:iCs w:val="0"/>
+          <w:color w:val="auto"/>
+          <w:sz w:val="26"/>
+          <w:szCs w:val="26"/>
+        </w:rPr>
+        <w:t>T</w:t>
+      </w:r>
+      <w:r>
+        <w:rPr>
+          <w:i w:val="0"/>
+          <w:iCs w:val="0"/>
+          <w:color w:val="auto"/>
+          <w:sz w:val="26"/>
+          <w:szCs w:val="26"/>
+        </w:rPr>
+        <w:t>hực thể</w:t>
+      </w:r>
+      <w:r>
+        <w:rPr>
+          <w:i w:val="0"/>
+          <w:iCs w:val="0"/>
+          <w:color w:val="auto"/>
+          <w:sz w:val="26"/>
+          <w:szCs w:val="26"/>
+          <w:lang w:val="vi-VN"/>
+        </w:rPr>
+        <w:t xml:space="preserve"> </w:t>
+      </w:r>
+      <w:r>
+        <w:rPr>
+          <w:i w:val="0"/>
+          <w:iCs w:val="0"/>
+          <w:color w:val="auto"/>
+          <w:sz w:val="26"/>
+          <w:szCs w:val="26"/>
+        </w:rPr>
+        <w:t>OrderDetail</w:t>
+      </w:r>
+      <w:bookmarkEnd w:id="42"/>
+      <w:bookmarkEnd w:id="43"/>
     </w:p>
     <w:tbl>
       <w:tblPr>
@@ -13094,6 +15661,7 @@
         </w:rPr>
       </w:pPr>
       <w:r>
+        <w:lastRenderedPageBreak/>
         <w:t xml:space="preserve">Thiết kế giao diện </w:t>
       </w:r>
     </w:p>
@@ -13113,10 +15681,206 @@
     </w:p>
     <w:p>
       <w:pPr>
-        <w:rPr>
-          <w:lang w:val="vi-VN"/>
-        </w:rPr>
-      </w:pPr>
+        <w:keepNext/>
+        <w:jc w:val="center"/>
+      </w:pPr>
+      <w:r>
+        <w:rPr>
+          <w:noProof/>
+        </w:rPr>
+        <w:drawing>
+          <wp:inline distT="0" distB="0" distL="0" distR="0" wp14:anchorId="0AA1770F" wp14:editId="4187BA74">
+            <wp:extent cx="3564708" cy="2610658"/>
+            <wp:effectExtent l="0" t="0" r="0" b="0"/>
+            <wp:docPr id="94615179" name="Picture 2"/>
+            <wp:cNvGraphicFramePr>
+              <a:graphicFrameLocks xmlns:a="http://schemas.openxmlformats.org/drawingml/2006/main" noChangeAspect="1"/>
+            </wp:cNvGraphicFramePr>
+            <a:graphic xmlns:a="http://schemas.openxmlformats.org/drawingml/2006/main">
+              <a:graphicData uri="http://schemas.openxmlformats.org/drawingml/2006/picture">
+                <pic:pic xmlns:pic="http://schemas.openxmlformats.org/drawingml/2006/picture">
+                  <pic:nvPicPr>
+                    <pic:cNvPr id="94615179" name="Picture 94615179"/>
+                    <pic:cNvPicPr/>
+                  </pic:nvPicPr>
+                  <pic:blipFill>
+                    <a:blip r:embed="rId11" cstate="print">
+                      <a:extLst>
+                        <a:ext uri="{28A0092B-C50C-407E-A947-70E740481C1C}">
+                          <a14:useLocalDpi xmlns:a14="http://schemas.microsoft.com/office/drawing/2010/main" val="0"/>
+                        </a:ext>
+                      </a:extLst>
+                    </a:blip>
+                    <a:stretch>
+                      <a:fillRect/>
+                    </a:stretch>
+                  </pic:blipFill>
+                  <pic:spPr>
+                    <a:xfrm>
+                      <a:off x="0" y="0"/>
+                      <a:ext cx="3619547" cy="2650820"/>
+                    </a:xfrm>
+                    <a:prstGeom prst="rect">
+                      <a:avLst/>
+                    </a:prstGeom>
+                  </pic:spPr>
+                </pic:pic>
+              </a:graphicData>
+            </a:graphic>
+          </wp:inline>
+        </w:drawing>
+      </w:r>
+    </w:p>
+    <w:p>
+      <w:pPr>
+        <w:pStyle w:val="Caption"/>
+        <w:jc w:val="center"/>
+        <w:rPr>
+          <w:i w:val="0"/>
+          <w:iCs w:val="0"/>
+          <w:color w:val="auto"/>
+          <w:sz w:val="26"/>
+          <w:szCs w:val="26"/>
+          <w:lang w:val="vi-VN"/>
+        </w:rPr>
+      </w:pPr>
+      <w:bookmarkStart w:id="44" w:name="_Toc242546995"/>
+      <w:bookmarkStart w:id="45" w:name="_Toc242724020"/>
+      <w:r>
+        <w:rPr>
+          <w:i w:val="0"/>
+          <w:iCs w:val="0"/>
+          <w:color w:val="auto"/>
+          <w:sz w:val="26"/>
+          <w:szCs w:val="26"/>
+        </w:rPr>
+        <w:t xml:space="preserve">Hình </w:t>
+      </w:r>
+      <w:r>
+        <w:rPr>
+          <w:i w:val="0"/>
+          <w:iCs w:val="0"/>
+          <w:color w:val="auto"/>
+          <w:sz w:val="26"/>
+          <w:szCs w:val="26"/>
+        </w:rPr>
+        <w:fldChar w:fldCharType="begin"/>
+      </w:r>
+      <w:r>
+        <w:rPr>
+          <w:i w:val="0"/>
+          <w:iCs w:val="0"/>
+          <w:color w:val="auto"/>
+          <w:sz w:val="26"/>
+          <w:szCs w:val="26"/>
+        </w:rPr>
+        <w:instrText xml:space="preserve"> STYLEREF 1 \s </w:instrText>
+      </w:r>
+      <w:r>
+        <w:rPr>
+          <w:i w:val="0"/>
+          <w:iCs w:val="0"/>
+          <w:color w:val="auto"/>
+          <w:sz w:val="26"/>
+          <w:szCs w:val="26"/>
+        </w:rPr>
+        <w:fldChar w:fldCharType="separate"/>
+      </w:r>
+      <w:r>
+        <w:rPr>
+          <w:i w:val="0"/>
+          <w:iCs w:val="0"/>
+          <w:noProof/>
+          <w:color w:val="auto"/>
+          <w:sz w:val="26"/>
+          <w:szCs w:val="26"/>
+        </w:rPr>
+        <w:t>3</w:t>
+      </w:r>
+      <w:r>
+        <w:rPr>
+          <w:i w:val="0"/>
+          <w:iCs w:val="0"/>
+          <w:color w:val="auto"/>
+          <w:sz w:val="26"/>
+          <w:szCs w:val="26"/>
+        </w:rPr>
+        <w:fldChar w:fldCharType="end"/>
+      </w:r>
+      <w:r>
+        <w:rPr>
+          <w:i w:val="0"/>
+          <w:iCs w:val="0"/>
+          <w:color w:val="auto"/>
+          <w:sz w:val="26"/>
+          <w:szCs w:val="26"/>
+        </w:rPr>
+        <w:t>.</w:t>
+      </w:r>
+      <w:r>
+        <w:rPr>
+          <w:i w:val="0"/>
+          <w:iCs w:val="0"/>
+          <w:color w:val="auto"/>
+          <w:sz w:val="26"/>
+          <w:szCs w:val="26"/>
+        </w:rPr>
+        <w:fldChar w:fldCharType="begin"/>
+      </w:r>
+      <w:r>
+        <w:rPr>
+          <w:i w:val="0"/>
+          <w:iCs w:val="0"/>
+          <w:color w:val="auto"/>
+          <w:sz w:val="26"/>
+          <w:szCs w:val="26"/>
+        </w:rPr>
+        <w:instrText xml:space="preserve"> SEQ Hình \* ARABIC \s 1 </w:instrText>
+      </w:r>
+      <w:r>
+        <w:rPr>
+          <w:i w:val="0"/>
+          <w:iCs w:val="0"/>
+          <w:color w:val="auto"/>
+          <w:sz w:val="26"/>
+          <w:szCs w:val="26"/>
+        </w:rPr>
+        <w:fldChar w:fldCharType="separate"/>
+      </w:r>
+      <w:r>
+        <w:rPr>
+          <w:i w:val="0"/>
+          <w:iCs w:val="0"/>
+          <w:noProof/>
+          <w:color w:val="auto"/>
+          <w:sz w:val="26"/>
+          <w:szCs w:val="26"/>
+        </w:rPr>
+        <w:t>3</w:t>
+      </w:r>
+      <w:r>
+        <w:rPr>
+          <w:i w:val="0"/>
+          <w:iCs w:val="0"/>
+          <w:color w:val="auto"/>
+          <w:sz w:val="26"/>
+          <w:szCs w:val="26"/>
+        </w:rPr>
+        <w:fldChar w:fldCharType="end"/>
+      </w:r>
+      <w:r>
+        <w:rPr>
+          <w:i w:val="0"/>
+          <w:iCs w:val="0"/>
+          <w:color w:val="auto"/>
+          <w:sz w:val="26"/>
+          <w:szCs w:val="26"/>
+          <w:lang w:val="vi-VN"/>
+        </w:rPr>
+        <w:t xml:space="preserve"> Sơ đồ website</w:t>
+      </w:r>
+      <w:bookmarkEnd w:id="44"/>
+      <w:bookmarkEnd w:id="45"/>
     </w:p>
     <w:p>
       <w:pPr>
@@ -13129,9 +15893,523 @@
         <w:rPr>
           <w:lang w:val="vi-VN"/>
         </w:rPr>
+        <w:t>Giao diện trang chủ</w:t>
+      </w:r>
+    </w:p>
+    <w:p>
+      <w:pPr>
+        <w:pStyle w:val="nd"/>
+        <w:rPr>
+          <w:lang w:val="vi-VN"/>
+        </w:rPr>
+      </w:pPr>
+      <w:r>
+        <w:rPr>
+          <w:lang w:val="vi-VN"/>
+        </w:rPr>
+        <w:t>Mô tả:</w:t>
+      </w:r>
+      <w:r>
+        <w:rPr>
+          <w:sz w:val="28"/>
+        </w:rPr>
+        <w:t xml:space="preserve"> </w:t>
+      </w:r>
+      <w:r>
+        <w:t xml:space="preserve">Giao diện trang chủ hệ thống quản lý bán hàng gồm thanh điều hướng, ô tìm kiếm, giỏ hàng và nút đăng nhập. Nội dung hiển thị các sản phẩm nổi bật, sản phẩm mới với hình ảnh, tên sản phẩm, giá và nút xem chi tiết. Phía dưới là khu vực banner thương hiệu và chân </w:t>
+      </w:r>
+      <w:r>
+        <w:t>trang</w:t>
+      </w:r>
+      <w:r>
+        <w:rPr>
+          <w:lang w:val="vi-VN"/>
+        </w:rPr>
+        <w:t>.</w:t>
+      </w:r>
+    </w:p>
+    <w:p>
+      <w:pPr>
+        <w:keepNext/>
+        <w:jc w:val="center"/>
+      </w:pPr>
+      <w:r>
+        <w:rPr>
+          <w:noProof/>
+          <w:lang w:val="vi-VN"/>
+        </w:rPr>
+        <w:drawing>
+          <wp:inline distT="0" distB="0" distL="0" distR="0" wp14:anchorId="4BB5C1B6" wp14:editId="6C778DCC">
+            <wp:extent cx="3225082" cy="3529680"/>
+            <wp:effectExtent l="19050" t="19050" r="13970" b="13970"/>
+            <wp:docPr id="1270207019" name="Picture 3"/>
+            <wp:cNvGraphicFramePr>
+              <a:graphicFrameLocks xmlns:a="http://schemas.openxmlformats.org/drawingml/2006/main" noChangeAspect="1"/>
+            </wp:cNvGraphicFramePr>
+            <a:graphic xmlns:a="http://schemas.openxmlformats.org/drawingml/2006/main">
+              <a:graphicData uri="http://schemas.openxmlformats.org/drawingml/2006/picture">
+                <pic:pic xmlns:pic="http://schemas.openxmlformats.org/drawingml/2006/picture">
+                  <pic:nvPicPr>
+                    <pic:cNvPr id="1270207019" name="Picture 1270207019"/>
+                    <pic:cNvPicPr/>
+                  </pic:nvPicPr>
+                  <pic:blipFill>
+                    <a:blip r:embed="rId12" cstate="print">
+                      <a:extLst>
+                        <a:ext uri="{28A0092B-C50C-407E-A947-70E740481C1C}">
+                          <a14:useLocalDpi xmlns:a14="http://schemas.microsoft.com/office/drawing/2010/main" val="0"/>
+                        </a:ext>
+                      </a:extLst>
+                    </a:blip>
+                    <a:stretch>
+                      <a:fillRect/>
+                    </a:stretch>
+                  </pic:blipFill>
+                  <pic:spPr>
+                    <a:xfrm>
+                      <a:off x="0" y="0"/>
+                      <a:ext cx="3264431" cy="3572745"/>
+                    </a:xfrm>
+                    <a:prstGeom prst="rect">
+                      <a:avLst/>
+                    </a:prstGeom>
+                    <a:ln w="3175">
+                      <a:solidFill>
+                        <a:schemeClr val="tx1"/>
+                      </a:solidFill>
+                    </a:ln>
+                  </pic:spPr>
+                </pic:pic>
+              </a:graphicData>
+            </a:graphic>
+          </wp:inline>
+        </w:drawing>
+      </w:r>
+    </w:p>
+    <w:p>
+      <w:pPr>
+        <w:pStyle w:val="Caption"/>
+        <w:jc w:val="center"/>
+        <w:rPr>
+          <w:i w:val="0"/>
+          <w:iCs w:val="0"/>
+          <w:color w:val="auto"/>
+          <w:sz w:val="26"/>
+          <w:szCs w:val="26"/>
+          <w:lang w:val="vi-VN"/>
+        </w:rPr>
+      </w:pPr>
+      <w:bookmarkStart w:id="46" w:name="_Toc242546996"/>
+      <w:bookmarkStart w:id="47" w:name="_Toc242724021"/>
+      <w:r>
+        <w:rPr>
+          <w:i w:val="0"/>
+          <w:iCs w:val="0"/>
+          <w:color w:val="auto"/>
+          <w:sz w:val="26"/>
+          <w:szCs w:val="26"/>
+        </w:rPr>
+        <w:t xml:space="preserve">Hình </w:t>
+      </w:r>
+      <w:r>
+        <w:rPr>
+          <w:i w:val="0"/>
+          <w:iCs w:val="0"/>
+          <w:color w:val="auto"/>
+          <w:sz w:val="26"/>
+          <w:szCs w:val="26"/>
+        </w:rPr>
+        <w:fldChar w:fldCharType="begin"/>
+      </w:r>
+      <w:r>
+        <w:rPr>
+          <w:i w:val="0"/>
+          <w:iCs w:val="0"/>
+          <w:color w:val="auto"/>
+          <w:sz w:val="26"/>
+          <w:szCs w:val="26"/>
+        </w:rPr>
+        <w:instrText xml:space="preserve"> STYLEREF 1 \s </w:instrText>
+      </w:r>
+      <w:r>
+        <w:rPr>
+          <w:i w:val="0"/>
+          <w:iCs w:val="0"/>
+          <w:color w:val="auto"/>
+          <w:sz w:val="26"/>
+          <w:szCs w:val="26"/>
+        </w:rPr>
+        <w:fldChar w:fldCharType="separate"/>
+      </w:r>
+      <w:r>
+        <w:rPr>
+          <w:i w:val="0"/>
+          <w:iCs w:val="0"/>
+          <w:noProof/>
+          <w:color w:val="auto"/>
+          <w:sz w:val="26"/>
+          <w:szCs w:val="26"/>
+        </w:rPr>
+        <w:t>3</w:t>
+      </w:r>
+      <w:r>
+        <w:rPr>
+          <w:i w:val="0"/>
+          <w:iCs w:val="0"/>
+          <w:color w:val="auto"/>
+          <w:sz w:val="26"/>
+          <w:szCs w:val="26"/>
+        </w:rPr>
+        <w:fldChar w:fldCharType="end"/>
+      </w:r>
+      <w:r>
+        <w:rPr>
+          <w:i w:val="0"/>
+          <w:iCs w:val="0"/>
+          <w:color w:val="auto"/>
+          <w:sz w:val="26"/>
+          <w:szCs w:val="26"/>
+        </w:rPr>
+        <w:t>.</w:t>
+      </w:r>
+      <w:r>
+        <w:rPr>
+          <w:i w:val="0"/>
+          <w:iCs w:val="0"/>
+          <w:color w:val="auto"/>
+          <w:sz w:val="26"/>
+          <w:szCs w:val="26"/>
+        </w:rPr>
+        <w:fldChar w:fldCharType="begin"/>
+      </w:r>
+      <w:r>
+        <w:rPr>
+          <w:i w:val="0"/>
+          <w:iCs w:val="0"/>
+          <w:color w:val="auto"/>
+          <w:sz w:val="26"/>
+          <w:szCs w:val="26"/>
+        </w:rPr>
+        <w:instrText xml:space="preserve"> SEQ Hình \* ARABIC \s 1 </w:instrText>
+      </w:r>
+      <w:r>
+        <w:rPr>
+          <w:i w:val="0"/>
+          <w:iCs w:val="0"/>
+          <w:color w:val="auto"/>
+          <w:sz w:val="26"/>
+          <w:szCs w:val="26"/>
+        </w:rPr>
+        <w:fldChar w:fldCharType="separate"/>
+      </w:r>
+      <w:r>
+        <w:rPr>
+          <w:i w:val="0"/>
+          <w:iCs w:val="0"/>
+          <w:noProof/>
+          <w:color w:val="auto"/>
+          <w:sz w:val="26"/>
+          <w:szCs w:val="26"/>
+        </w:rPr>
+        <w:t>4</w:t>
+      </w:r>
+      <w:r>
+        <w:rPr>
+          <w:i w:val="0"/>
+          <w:iCs w:val="0"/>
+          <w:color w:val="auto"/>
+          <w:sz w:val="26"/>
+          <w:szCs w:val="26"/>
+        </w:rPr>
+        <w:fldChar w:fldCharType="end"/>
+      </w:r>
+      <w:r>
+        <w:rPr>
+          <w:i w:val="0"/>
+          <w:iCs w:val="0"/>
+          <w:color w:val="auto"/>
+          <w:sz w:val="26"/>
+          <w:szCs w:val="26"/>
+          <w:lang w:val="vi-VN"/>
+        </w:rPr>
+        <w:t xml:space="preserve"> Giao diện trang chủ</w:t>
+      </w:r>
+      <w:bookmarkEnd w:id="46"/>
+      <w:bookmarkEnd w:id="47"/>
+    </w:p>
+    <w:p>
+      <w:pPr>
+        <w:pStyle w:val="Heading4"/>
+        <w:rPr>
+          <w:lang w:val="vi-VN"/>
+        </w:rPr>
+      </w:pPr>
+      <w:r>
+        <w:rPr>
+          <w:lang w:val="vi-VN"/>
+        </w:rPr>
         <w:lastRenderedPageBreak/>
-        <w:t>Giao diện trang chủ</w:t>
-      </w:r>
+        <w:t xml:space="preserve">Giao diện trang </w:t>
+      </w:r>
+      <w:r>
+        <w:rPr>
+          <w:lang w:val="vi-VN"/>
+        </w:rPr>
+        <w:t>quản trị</w:t>
+      </w:r>
+    </w:p>
+    <w:p>
+      <w:pPr>
+        <w:pStyle w:val="nd"/>
+        <w:rPr>
+          <w:lang w:val="vi-VN"/>
+        </w:rPr>
+      </w:pPr>
+      <w:r>
+        <w:rPr>
+          <w:lang w:val="vi-VN"/>
+        </w:rPr>
+        <w:t>Mô tả:</w:t>
+      </w:r>
+      <w:r>
+        <w:rPr>
+          <w:sz w:val="28"/>
+        </w:rPr>
+        <w:t xml:space="preserve"> </w:t>
+      </w:r>
+      <w:r>
+        <w:t xml:space="preserve">Giao diện trang </w:t>
+      </w:r>
+      <w:r>
+        <w:t>quản</w:t>
+      </w:r>
+      <w:r>
+        <w:rPr>
+          <w:lang w:val="vi-VN"/>
+        </w:rPr>
+        <w:t xml:space="preserve"> trị</w:t>
+      </w:r>
+      <w:r>
+        <w:t xml:space="preserve"> của hệ thống quản lý bán hàng gồm thanh điều hướng các chức năng như Home, Danh mục, Sản phẩm, Giỏ hàng, Người giao hàng và Khách hàng. Khu vực nội dung hiển thị thông tin quản lý tương ứng, hỗ trợ thêm, xem và thao tác với dữ </w:t>
+      </w:r>
+      <w:r>
+        <w:t>liệu</w:t>
+      </w:r>
+      <w:r>
+        <w:rPr>
+          <w:lang w:val="vi-VN"/>
+        </w:rPr>
+        <w:t>.Ví dụ như bấm vào mục danh mục sẽ hiển thị nội dung ở dưới thanh điều hướng.</w:t>
+      </w:r>
+    </w:p>
+    <w:p>
+      <w:pPr>
+        <w:keepNext/>
+        <w:jc w:val="center"/>
+      </w:pPr>
+      <w:r>
+        <w:rPr>
+          <w:noProof/>
+          <w:lang w:val="vi-VN"/>
+        </w:rPr>
+        <w:drawing>
+          <wp:inline distT="0" distB="0" distL="0" distR="0" wp14:anchorId="33E1DB8C" wp14:editId="44D8661A">
+            <wp:extent cx="4519669" cy="4946540"/>
+            <wp:effectExtent l="19050" t="19050" r="14605" b="26035"/>
+            <wp:docPr id="311457657" name="Picture 4"/>
+            <wp:cNvGraphicFramePr>
+              <a:graphicFrameLocks xmlns:a="http://schemas.openxmlformats.org/drawingml/2006/main" noChangeAspect="1"/>
+            </wp:cNvGraphicFramePr>
+            <a:graphic xmlns:a="http://schemas.openxmlformats.org/drawingml/2006/main">
+              <a:graphicData uri="http://schemas.openxmlformats.org/drawingml/2006/picture">
+                <pic:pic xmlns:pic="http://schemas.openxmlformats.org/drawingml/2006/picture">
+                  <pic:nvPicPr>
+                    <pic:cNvPr id="311457657" name="Picture 311457657"/>
+                    <pic:cNvPicPr/>
+                  </pic:nvPicPr>
+                  <pic:blipFill>
+                    <a:blip r:embed="rId13" cstate="print">
+                      <a:extLst>
+                        <a:ext uri="{28A0092B-C50C-407E-A947-70E740481C1C}">
+                          <a14:useLocalDpi xmlns:a14="http://schemas.microsoft.com/office/drawing/2010/main" val="0"/>
+                        </a:ext>
+                      </a:extLst>
+                    </a:blip>
+                    <a:stretch>
+                      <a:fillRect/>
+                    </a:stretch>
+                  </pic:blipFill>
+                  <pic:spPr>
+                    <a:xfrm>
+                      <a:off x="0" y="0"/>
+                      <a:ext cx="4586720" cy="5019924"/>
+                    </a:xfrm>
+                    <a:prstGeom prst="rect">
+                      <a:avLst/>
+                    </a:prstGeom>
+                    <a:ln w="3175">
+                      <a:solidFill>
+                        <a:schemeClr val="tx1"/>
+                      </a:solidFill>
+                    </a:ln>
+                  </pic:spPr>
+                </pic:pic>
+              </a:graphicData>
+            </a:graphic>
+          </wp:inline>
+        </w:drawing>
+      </w:r>
+    </w:p>
+    <w:p>
+      <w:pPr>
+        <w:pStyle w:val="Caption"/>
+        <w:jc w:val="center"/>
+        <w:rPr>
+          <w:i w:val="0"/>
+          <w:iCs w:val="0"/>
+          <w:color w:val="auto"/>
+          <w:sz w:val="26"/>
+          <w:szCs w:val="26"/>
+          <w:lang w:val="vi-VN"/>
+        </w:rPr>
+      </w:pPr>
+      <w:bookmarkStart w:id="48" w:name="_Toc242546997"/>
+      <w:bookmarkStart w:id="49" w:name="_Toc242724022"/>
+      <w:r>
+        <w:rPr>
+          <w:i w:val="0"/>
+          <w:iCs w:val="0"/>
+          <w:color w:val="auto"/>
+          <w:sz w:val="26"/>
+          <w:szCs w:val="26"/>
+        </w:rPr>
+        <w:t xml:space="preserve">Hình </w:t>
+      </w:r>
+      <w:r>
+        <w:rPr>
+          <w:i w:val="0"/>
+          <w:iCs w:val="0"/>
+          <w:color w:val="auto"/>
+          <w:sz w:val="26"/>
+          <w:szCs w:val="26"/>
+        </w:rPr>
+        <w:fldChar w:fldCharType="begin"/>
+      </w:r>
+      <w:r>
+        <w:rPr>
+          <w:i w:val="0"/>
+          <w:iCs w:val="0"/>
+          <w:color w:val="auto"/>
+          <w:sz w:val="26"/>
+          <w:szCs w:val="26"/>
+        </w:rPr>
+        <w:instrText xml:space="preserve"> STYLEREF 1 \s </w:instrText>
+      </w:r>
+      <w:r>
+        <w:rPr>
+          <w:i w:val="0"/>
+          <w:iCs w:val="0"/>
+          <w:color w:val="auto"/>
+          <w:sz w:val="26"/>
+          <w:szCs w:val="26"/>
+        </w:rPr>
+        <w:fldChar w:fldCharType="separate"/>
+      </w:r>
+      <w:r>
+        <w:rPr>
+          <w:i w:val="0"/>
+          <w:iCs w:val="0"/>
+          <w:noProof/>
+          <w:color w:val="auto"/>
+          <w:sz w:val="26"/>
+          <w:szCs w:val="26"/>
+        </w:rPr>
+        <w:t>3</w:t>
+      </w:r>
+      <w:r>
+        <w:rPr>
+          <w:i w:val="0"/>
+          <w:iCs w:val="0"/>
+          <w:color w:val="auto"/>
+          <w:sz w:val="26"/>
+          <w:szCs w:val="26"/>
+        </w:rPr>
+        <w:fldChar w:fldCharType="end"/>
+      </w:r>
+      <w:r>
+        <w:rPr>
+          <w:i w:val="0"/>
+          <w:iCs w:val="0"/>
+          <w:color w:val="auto"/>
+          <w:sz w:val="26"/>
+          <w:szCs w:val="26"/>
+        </w:rPr>
+        <w:t>.</w:t>
+      </w:r>
+      <w:r>
+        <w:rPr>
+          <w:i w:val="0"/>
+          <w:iCs w:val="0"/>
+          <w:color w:val="auto"/>
+          <w:sz w:val="26"/>
+          <w:szCs w:val="26"/>
+        </w:rPr>
+        <w:fldChar w:fldCharType="begin"/>
+      </w:r>
+      <w:r>
+        <w:rPr>
+          <w:i w:val="0"/>
+          <w:iCs w:val="0"/>
+          <w:color w:val="auto"/>
+          <w:sz w:val="26"/>
+          <w:szCs w:val="26"/>
+        </w:rPr>
+        <w:instrText xml:space="preserve"> SEQ Hình \* ARABIC \s 1 </w:instrText>
+      </w:r>
+      <w:r>
+        <w:rPr>
+          <w:i w:val="0"/>
+          <w:iCs w:val="0"/>
+          <w:color w:val="auto"/>
+          <w:sz w:val="26"/>
+          <w:szCs w:val="26"/>
+        </w:rPr>
+        <w:fldChar w:fldCharType="separate"/>
+      </w:r>
+      <w:r>
+        <w:rPr>
+          <w:i w:val="0"/>
+          <w:iCs w:val="0"/>
+          <w:noProof/>
+          <w:color w:val="auto"/>
+          <w:sz w:val="26"/>
+          <w:szCs w:val="26"/>
+        </w:rPr>
+        <w:t>5</w:t>
+      </w:r>
+      <w:r>
+        <w:rPr>
+          <w:i w:val="0"/>
+          <w:iCs w:val="0"/>
+          <w:color w:val="auto"/>
+          <w:sz w:val="26"/>
+          <w:szCs w:val="26"/>
+        </w:rPr>
+        <w:fldChar w:fldCharType="end"/>
+      </w:r>
+      <w:r>
+        <w:rPr>
+          <w:i w:val="0"/>
+          <w:iCs w:val="0"/>
+          <w:color w:val="auto"/>
+          <w:sz w:val="26"/>
+          <w:szCs w:val="26"/>
+          <w:lang w:val="vi-VN"/>
+        </w:rPr>
+        <w:t xml:space="preserve"> Giao diện trang quản trị</w:t>
+      </w:r>
+      <w:bookmarkEnd w:id="48"/>
+      <w:bookmarkEnd w:id="49"/>
     </w:p>
     <w:p>
       <w:pPr>
@@ -13149,6 +16427,251 @@
     </w:p>
     <w:p>
       <w:pPr>
+        <w:pStyle w:val="nd"/>
+        <w:rPr>
+          <w:lang w:val="vi-VN"/>
+        </w:rPr>
+      </w:pPr>
+      <w:r>
+        <w:rPr>
+          <w:lang w:val="vi-VN"/>
+        </w:rPr>
+        <w:t xml:space="preserve">Mô </w:t>
+      </w:r>
+      <w:r>
+        <w:rPr>
+          <w:lang w:val="vi-VN"/>
+        </w:rPr>
+        <w:t>tả:</w:t>
+      </w:r>
+      <w:r>
+        <w:t xml:space="preserve"> Giao diện form đăng </w:t>
+      </w:r>
+      <w:r>
+        <w:t>nhập</w:t>
+      </w:r>
+      <w:r>
+        <w:rPr>
+          <w:lang w:val="vi-VN"/>
+        </w:rPr>
+        <w:t>, người dùng đăng nhập bằng</w:t>
+      </w:r>
+      <w:r>
+        <w:t xml:space="preserve"> email và mật khẩu. Giao diện form đăng ký gồm các trường họ và tên, số điện thoại, email, mật khẩu và xác nhận mật khẩu.</w:t>
+      </w:r>
+    </w:p>
+    <w:p>
+      <w:pPr>
+        <w:keepNext/>
+        <w:jc w:val="center"/>
+      </w:pPr>
+      <w:r>
+        <w:rPr>
+          <w:noProof/>
+          <w:lang w:val="vi-VN"/>
+        </w:rPr>
+        <w:lastRenderedPageBreak/>
+        <w:drawing>
+          <wp:inline distT="0" distB="0" distL="0" distR="0" wp14:anchorId="519C6B68" wp14:editId="07AE4D4E">
+            <wp:extent cx="4629094" cy="2602680"/>
+            <wp:effectExtent l="19050" t="19050" r="19685" b="26670"/>
+            <wp:docPr id="1390210543" name="Picture 1"/>
+            <wp:cNvGraphicFramePr>
+              <a:graphicFrameLocks xmlns:a="http://schemas.openxmlformats.org/drawingml/2006/main" noChangeAspect="1"/>
+            </wp:cNvGraphicFramePr>
+            <a:graphic xmlns:a="http://schemas.openxmlformats.org/drawingml/2006/main">
+              <a:graphicData uri="http://schemas.openxmlformats.org/drawingml/2006/picture">
+                <pic:pic xmlns:pic="http://schemas.openxmlformats.org/drawingml/2006/picture">
+                  <pic:nvPicPr>
+                    <pic:cNvPr id="1390210543" name="Picture 1390210543"/>
+                    <pic:cNvPicPr/>
+                  </pic:nvPicPr>
+                  <pic:blipFill>
+                    <a:blip r:embed="rId14" cstate="print">
+                      <a:extLst>
+                        <a:ext uri="{28A0092B-C50C-407E-A947-70E740481C1C}">
+                          <a14:useLocalDpi xmlns:a14="http://schemas.microsoft.com/office/drawing/2010/main" val="0"/>
+                        </a:ext>
+                      </a:extLst>
+                    </a:blip>
+                    <a:stretch>
+                      <a:fillRect/>
+                    </a:stretch>
+                  </pic:blipFill>
+                  <pic:spPr>
+                    <a:xfrm>
+                      <a:off x="0" y="0"/>
+                      <a:ext cx="4657437" cy="2618616"/>
+                    </a:xfrm>
+                    <a:prstGeom prst="rect">
+                      <a:avLst/>
+                    </a:prstGeom>
+                    <a:ln w="3175">
+                      <a:solidFill>
+                        <a:schemeClr val="tx1"/>
+                      </a:solidFill>
+                    </a:ln>
+                  </pic:spPr>
+                </pic:pic>
+              </a:graphicData>
+            </a:graphic>
+          </wp:inline>
+        </w:drawing>
+      </w:r>
+    </w:p>
+    <w:p>
+      <w:pPr>
+        <w:pStyle w:val="Caption"/>
+        <w:jc w:val="center"/>
+        <w:rPr>
+          <w:i w:val="0"/>
+          <w:iCs w:val="0"/>
+          <w:color w:val="auto"/>
+          <w:sz w:val="26"/>
+          <w:szCs w:val="26"/>
+          <w:lang w:val="vi-VN"/>
+        </w:rPr>
+      </w:pPr>
+      <w:bookmarkStart w:id="50" w:name="_Toc242546998"/>
+      <w:bookmarkStart w:id="51" w:name="_Toc242724023"/>
+      <w:r>
+        <w:rPr>
+          <w:i w:val="0"/>
+          <w:iCs w:val="0"/>
+          <w:color w:val="auto"/>
+          <w:sz w:val="26"/>
+          <w:szCs w:val="26"/>
+        </w:rPr>
+        <w:t xml:space="preserve">Hình </w:t>
+      </w:r>
+      <w:r>
+        <w:rPr>
+          <w:i w:val="0"/>
+          <w:iCs w:val="0"/>
+          <w:color w:val="auto"/>
+          <w:sz w:val="26"/>
+          <w:szCs w:val="26"/>
+        </w:rPr>
+        <w:fldChar w:fldCharType="begin"/>
+      </w:r>
+      <w:r>
+        <w:rPr>
+          <w:i w:val="0"/>
+          <w:iCs w:val="0"/>
+          <w:color w:val="auto"/>
+          <w:sz w:val="26"/>
+          <w:szCs w:val="26"/>
+        </w:rPr>
+        <w:instrText xml:space="preserve"> STYLEREF 1 \s </w:instrText>
+      </w:r>
+      <w:r>
+        <w:rPr>
+          <w:i w:val="0"/>
+          <w:iCs w:val="0"/>
+          <w:color w:val="auto"/>
+          <w:sz w:val="26"/>
+          <w:szCs w:val="26"/>
+        </w:rPr>
+        <w:fldChar w:fldCharType="separate"/>
+      </w:r>
+      <w:r>
+        <w:rPr>
+          <w:i w:val="0"/>
+          <w:iCs w:val="0"/>
+          <w:noProof/>
+          <w:color w:val="auto"/>
+          <w:sz w:val="26"/>
+          <w:szCs w:val="26"/>
+        </w:rPr>
+        <w:t>3</w:t>
+      </w:r>
+      <w:r>
+        <w:rPr>
+          <w:i w:val="0"/>
+          <w:iCs w:val="0"/>
+          <w:color w:val="auto"/>
+          <w:sz w:val="26"/>
+          <w:szCs w:val="26"/>
+        </w:rPr>
+        <w:fldChar w:fldCharType="end"/>
+      </w:r>
+      <w:r>
+        <w:rPr>
+          <w:i w:val="0"/>
+          <w:iCs w:val="0"/>
+          <w:color w:val="auto"/>
+          <w:sz w:val="26"/>
+          <w:szCs w:val="26"/>
+        </w:rPr>
+        <w:t>.</w:t>
+      </w:r>
+      <w:r>
+        <w:rPr>
+          <w:i w:val="0"/>
+          <w:iCs w:val="0"/>
+          <w:color w:val="auto"/>
+          <w:sz w:val="26"/>
+          <w:szCs w:val="26"/>
+        </w:rPr>
+        <w:fldChar w:fldCharType="begin"/>
+      </w:r>
+      <w:r>
+        <w:rPr>
+          <w:i w:val="0"/>
+          <w:iCs w:val="0"/>
+          <w:color w:val="auto"/>
+          <w:sz w:val="26"/>
+          <w:szCs w:val="26"/>
+        </w:rPr>
+        <w:instrText xml:space="preserve"> SEQ Hình \* ARABIC \s 1 </w:instrText>
+      </w:r>
+      <w:r>
+        <w:rPr>
+          <w:i w:val="0"/>
+          <w:iCs w:val="0"/>
+          <w:color w:val="auto"/>
+          <w:sz w:val="26"/>
+          <w:szCs w:val="26"/>
+        </w:rPr>
+        <w:fldChar w:fldCharType="separate"/>
+      </w:r>
+      <w:r>
+        <w:rPr>
+          <w:i w:val="0"/>
+          <w:iCs w:val="0"/>
+          <w:noProof/>
+          <w:color w:val="auto"/>
+          <w:sz w:val="26"/>
+          <w:szCs w:val="26"/>
+        </w:rPr>
+        <w:t>6</w:t>
+      </w:r>
+      <w:r>
+        <w:rPr>
+          <w:i w:val="0"/>
+          <w:iCs w:val="0"/>
+          <w:color w:val="auto"/>
+          <w:sz w:val="26"/>
+          <w:szCs w:val="26"/>
+        </w:rPr>
+        <w:fldChar w:fldCharType="end"/>
+      </w:r>
+      <w:r>
+        <w:rPr>
+          <w:i w:val="0"/>
+          <w:iCs w:val="0"/>
+          <w:color w:val="auto"/>
+          <w:sz w:val="26"/>
+          <w:szCs w:val="26"/>
+          <w:lang w:val="vi-VN"/>
+        </w:rPr>
+        <w:t xml:space="preserve"> Giao diện trang đăng nhập và đăng ký</w:t>
+      </w:r>
+      <w:bookmarkEnd w:id="50"/>
+      <w:bookmarkEnd w:id="51"/>
+    </w:p>
+    <w:p>
+      <w:pPr>
         <w:pStyle w:val="Heading4"/>
         <w:rPr>
           <w:lang w:val="vi-VN"/>
@@ -13158,26 +16681,496 @@
         <w:rPr>
           <w:lang w:val="vi-VN"/>
         </w:rPr>
+        <w:t>Giao diện trang</w:t>
+      </w:r>
+      <w:r>
+        <w:rPr>
+          <w:lang w:val="vi-VN"/>
+        </w:rPr>
+        <w:t xml:space="preserve"> </w:t>
+      </w:r>
+      <w:r>
+        <w:rPr>
+          <w:lang w:val="vi-VN"/>
+        </w:rPr>
+        <w:t>sản phẩm</w:t>
+      </w:r>
+    </w:p>
+    <w:p>
+      <w:pPr>
+        <w:pStyle w:val="nd"/>
+        <w:rPr>
+          <w:lang w:val="vi-VN"/>
+        </w:rPr>
+      </w:pPr>
+      <w:r>
+        <w:rPr>
+          <w:lang w:val="vi-VN"/>
+        </w:rPr>
+        <w:t xml:space="preserve">Mô tả: </w:t>
+      </w:r>
+      <w:r>
+        <w:t>: Giao diện trang</w:t>
+      </w:r>
+      <w:r>
+        <w:rPr>
+          <w:lang w:val="vi-VN"/>
+        </w:rPr>
+        <w:t xml:space="preserve"> </w:t>
+      </w:r>
+      <w:r>
+        <w:t>sản phẩm hiển thị danh mục sản phẩm, hình ảnh, tên sản phẩm và giá bán. Người dùng có thể tìm kiếm sản phẩm, xem chi tiết sản phẩm, thêm vào giỏ hàng và đăng nhập vào hệ thống.</w:t>
+      </w:r>
+    </w:p>
+    <w:p>
+      <w:pPr>
+        <w:keepNext/>
+        <w:jc w:val="center"/>
+      </w:pPr>
+      <w:r>
+        <w:rPr>
+          <w:noProof/>
+          <w:lang w:val="vi-VN"/>
+        </w:rPr>
+        <w:drawing>
+          <wp:inline distT="0" distB="0" distL="0" distR="0" wp14:anchorId="68674CB0" wp14:editId="06AE6C25">
+            <wp:extent cx="4840780" cy="4397900"/>
+            <wp:effectExtent l="19050" t="19050" r="17145" b="22225"/>
+            <wp:docPr id="1608306271" name="Picture 6"/>
+            <wp:cNvGraphicFramePr>
+              <a:graphicFrameLocks xmlns:a="http://schemas.openxmlformats.org/drawingml/2006/main" noChangeAspect="1"/>
+            </wp:cNvGraphicFramePr>
+            <a:graphic xmlns:a="http://schemas.openxmlformats.org/drawingml/2006/main">
+              <a:graphicData uri="http://schemas.openxmlformats.org/drawingml/2006/picture">
+                <pic:pic xmlns:pic="http://schemas.openxmlformats.org/drawingml/2006/picture">
+                  <pic:nvPicPr>
+                    <pic:cNvPr id="1608306271" name="Picture 1608306271"/>
+                    <pic:cNvPicPr/>
+                  </pic:nvPicPr>
+                  <pic:blipFill>
+                    <a:blip r:embed="rId15" cstate="print">
+                      <a:extLst>
+                        <a:ext uri="{28A0092B-C50C-407E-A947-70E740481C1C}">
+                          <a14:useLocalDpi xmlns:a14="http://schemas.microsoft.com/office/drawing/2010/main" val="0"/>
+                        </a:ext>
+                      </a:extLst>
+                    </a:blip>
+                    <a:stretch>
+                      <a:fillRect/>
+                    </a:stretch>
+                  </pic:blipFill>
+                  <pic:spPr>
+                    <a:xfrm>
+                      <a:off x="0" y="0"/>
+                      <a:ext cx="4898111" cy="4449986"/>
+                    </a:xfrm>
+                    <a:prstGeom prst="rect">
+                      <a:avLst/>
+                    </a:prstGeom>
+                    <a:ln w="3175">
+                      <a:solidFill>
+                        <a:schemeClr val="tx1"/>
+                      </a:solidFill>
+                    </a:ln>
+                  </pic:spPr>
+                </pic:pic>
+              </a:graphicData>
+            </a:graphic>
+          </wp:inline>
+        </w:drawing>
+      </w:r>
+    </w:p>
+    <w:p>
+      <w:pPr>
+        <w:pStyle w:val="Caption"/>
+        <w:jc w:val="center"/>
+        <w:rPr>
+          <w:i w:val="0"/>
+          <w:iCs w:val="0"/>
+          <w:color w:val="auto"/>
+          <w:sz w:val="26"/>
+          <w:szCs w:val="26"/>
+          <w:lang w:val="vi-VN"/>
+        </w:rPr>
+      </w:pPr>
+      <w:bookmarkStart w:id="52" w:name="_Toc242546999"/>
+      <w:bookmarkStart w:id="53" w:name="_Toc242724024"/>
+      <w:r>
+        <w:rPr>
+          <w:i w:val="0"/>
+          <w:iCs w:val="0"/>
+          <w:color w:val="auto"/>
+          <w:sz w:val="26"/>
+          <w:szCs w:val="26"/>
+        </w:rPr>
+        <w:t xml:space="preserve">Hình </w:t>
+      </w:r>
+      <w:r>
+        <w:rPr>
+          <w:i w:val="0"/>
+          <w:iCs w:val="0"/>
+          <w:color w:val="auto"/>
+          <w:sz w:val="26"/>
+          <w:szCs w:val="26"/>
+        </w:rPr>
+        <w:fldChar w:fldCharType="begin"/>
+      </w:r>
+      <w:r>
+        <w:rPr>
+          <w:i w:val="0"/>
+          <w:iCs w:val="0"/>
+          <w:color w:val="auto"/>
+          <w:sz w:val="26"/>
+          <w:szCs w:val="26"/>
+        </w:rPr>
+        <w:instrText xml:space="preserve"> STYLEREF 1 \s </w:instrText>
+      </w:r>
+      <w:r>
+        <w:rPr>
+          <w:i w:val="0"/>
+          <w:iCs w:val="0"/>
+          <w:color w:val="auto"/>
+          <w:sz w:val="26"/>
+          <w:szCs w:val="26"/>
+        </w:rPr>
+        <w:fldChar w:fldCharType="separate"/>
+      </w:r>
+      <w:r>
+        <w:rPr>
+          <w:i w:val="0"/>
+          <w:iCs w:val="0"/>
+          <w:noProof/>
+          <w:color w:val="auto"/>
+          <w:sz w:val="26"/>
+          <w:szCs w:val="26"/>
+        </w:rPr>
+        <w:t>3</w:t>
+      </w:r>
+      <w:r>
+        <w:rPr>
+          <w:i w:val="0"/>
+          <w:iCs w:val="0"/>
+          <w:color w:val="auto"/>
+          <w:sz w:val="26"/>
+          <w:szCs w:val="26"/>
+        </w:rPr>
+        <w:fldChar w:fldCharType="end"/>
+      </w:r>
+      <w:r>
+        <w:rPr>
+          <w:i w:val="0"/>
+          <w:iCs w:val="0"/>
+          <w:color w:val="auto"/>
+          <w:sz w:val="26"/>
+          <w:szCs w:val="26"/>
+        </w:rPr>
+        <w:t>.</w:t>
+      </w:r>
+      <w:r>
+        <w:rPr>
+          <w:i w:val="0"/>
+          <w:iCs w:val="0"/>
+          <w:color w:val="auto"/>
+          <w:sz w:val="26"/>
+          <w:szCs w:val="26"/>
+        </w:rPr>
+        <w:fldChar w:fldCharType="begin"/>
+      </w:r>
+      <w:r>
+        <w:rPr>
+          <w:i w:val="0"/>
+          <w:iCs w:val="0"/>
+          <w:color w:val="auto"/>
+          <w:sz w:val="26"/>
+          <w:szCs w:val="26"/>
+        </w:rPr>
+        <w:instrText xml:space="preserve"> SEQ Hình \* ARABIC \s 1 </w:instrText>
+      </w:r>
+      <w:r>
+        <w:rPr>
+          <w:i w:val="0"/>
+          <w:iCs w:val="0"/>
+          <w:color w:val="auto"/>
+          <w:sz w:val="26"/>
+          <w:szCs w:val="26"/>
+        </w:rPr>
+        <w:fldChar w:fldCharType="separate"/>
+      </w:r>
+      <w:r>
+        <w:rPr>
+          <w:i w:val="0"/>
+          <w:iCs w:val="0"/>
+          <w:noProof/>
+          <w:color w:val="auto"/>
+          <w:sz w:val="26"/>
+          <w:szCs w:val="26"/>
+        </w:rPr>
+        <w:t>7</w:t>
+      </w:r>
+      <w:r>
+        <w:rPr>
+          <w:i w:val="0"/>
+          <w:iCs w:val="0"/>
+          <w:color w:val="auto"/>
+          <w:sz w:val="26"/>
+          <w:szCs w:val="26"/>
+        </w:rPr>
+        <w:fldChar w:fldCharType="end"/>
+      </w:r>
+      <w:r>
+        <w:rPr>
+          <w:i w:val="0"/>
+          <w:iCs w:val="0"/>
+          <w:color w:val="auto"/>
+          <w:sz w:val="26"/>
+          <w:szCs w:val="26"/>
+          <w:lang w:val="vi-VN"/>
+        </w:rPr>
+        <w:t xml:space="preserve"> Giao diện trang sản phẩm</w:t>
+      </w:r>
+      <w:bookmarkEnd w:id="52"/>
+      <w:bookmarkEnd w:id="53"/>
+    </w:p>
+    <w:p>
+      <w:pPr>
+        <w:pStyle w:val="Heading4"/>
+        <w:rPr>
+          <w:lang w:val="vi-VN"/>
+        </w:rPr>
+      </w:pPr>
+      <w:r>
+        <w:rPr>
+          <w:lang w:val="vi-VN"/>
+        </w:rPr>
+        <w:lastRenderedPageBreak/>
         <w:t>Giao diện trang chi tiết sản phẩm</w:t>
       </w:r>
     </w:p>
     <w:p>
-      <w:r>
-        <w:t>Hình mô tả</w:t>
-      </w:r>
-    </w:p>
-    <w:p>
-      <w:r>
-        <w:t>Sitemap</w:t>
-      </w:r>
-      <w:r>
-        <w:t xml:space="preserve">, màn hình giao diện </w:t>
-      </w:r>
-    </w:p>
-    <w:p>
-      <w:pPr>
-        <w:jc w:val="both"/>
-      </w:pPr>
+      <w:pPr>
+        <w:pStyle w:val="nd"/>
+        <w:rPr>
+          <w:lang w:val="vi-VN"/>
+        </w:rPr>
+      </w:pPr>
+      <w:r>
+        <w:rPr>
+          <w:lang w:val="vi-VN"/>
+        </w:rPr>
+        <w:t xml:space="preserve">Mô tả: </w:t>
+      </w:r>
+      <w:r>
+        <w:t>Giao diện trang chi tiết sản phẩm hiển thị hình ảnh, tên hãng, tên sản phẩm, phiên bản, màu sắc và thông số kỹ thuật. Người dùng có thể xem thông tin sản phẩm, thêm sản phẩm vào giỏ hàng hoặc thanh toán ngay.</w:t>
+      </w:r>
+    </w:p>
+    <w:p>
+      <w:pPr>
+        <w:keepNext/>
+        <w:jc w:val="center"/>
+      </w:pPr>
+      <w:r>
+        <w:rPr>
+          <w:noProof/>
+          <w:lang w:val="vi-VN"/>
+        </w:rPr>
+        <w:drawing>
+          <wp:inline distT="0" distB="0" distL="0" distR="0" wp14:anchorId="553E7852" wp14:editId="2F75CB63">
+            <wp:extent cx="3217131" cy="2922801"/>
+            <wp:effectExtent l="19050" t="19050" r="21590" b="11430"/>
+            <wp:docPr id="1656727088" name="Picture 5"/>
+            <wp:cNvGraphicFramePr>
+              <a:graphicFrameLocks xmlns:a="http://schemas.openxmlformats.org/drawingml/2006/main" noChangeAspect="1"/>
+            </wp:cNvGraphicFramePr>
+            <a:graphic xmlns:a="http://schemas.openxmlformats.org/drawingml/2006/main">
+              <a:graphicData uri="http://schemas.openxmlformats.org/drawingml/2006/picture">
+                <pic:pic xmlns:pic="http://schemas.openxmlformats.org/drawingml/2006/picture">
+                  <pic:nvPicPr>
+                    <pic:cNvPr id="1656727088" name="Picture 1656727088"/>
+                    <pic:cNvPicPr/>
+                  </pic:nvPicPr>
+                  <pic:blipFill>
+                    <a:blip r:embed="rId16" cstate="print">
+                      <a:extLst>
+                        <a:ext uri="{28A0092B-C50C-407E-A947-70E740481C1C}">
+                          <a14:useLocalDpi xmlns:a14="http://schemas.microsoft.com/office/drawing/2010/main" val="0"/>
+                        </a:ext>
+                      </a:extLst>
+                    </a:blip>
+                    <a:stretch>
+                      <a:fillRect/>
+                    </a:stretch>
+                  </pic:blipFill>
+                  <pic:spPr>
+                    <a:xfrm>
+                      <a:off x="0" y="0"/>
+                      <a:ext cx="3237992" cy="2941753"/>
+                    </a:xfrm>
+                    <a:prstGeom prst="rect">
+                      <a:avLst/>
+                    </a:prstGeom>
+                    <a:ln w="3175">
+                      <a:solidFill>
+                        <a:schemeClr val="tx1"/>
+                      </a:solidFill>
+                    </a:ln>
+                  </pic:spPr>
+                </pic:pic>
+              </a:graphicData>
+            </a:graphic>
+          </wp:inline>
+        </w:drawing>
+      </w:r>
+    </w:p>
+    <w:p>
+      <w:pPr>
+        <w:pStyle w:val="Caption"/>
+        <w:jc w:val="center"/>
+        <w:rPr>
+          <w:i w:val="0"/>
+          <w:iCs w:val="0"/>
+          <w:color w:val="auto"/>
+          <w:sz w:val="26"/>
+          <w:szCs w:val="26"/>
+          <w:lang w:val="vi-VN"/>
+        </w:rPr>
+      </w:pPr>
+      <w:bookmarkStart w:id="54" w:name="_Toc242547000"/>
+      <w:bookmarkStart w:id="55" w:name="_Toc242724025"/>
+      <w:r>
+        <w:rPr>
+          <w:i w:val="0"/>
+          <w:iCs w:val="0"/>
+          <w:color w:val="auto"/>
+          <w:sz w:val="26"/>
+          <w:szCs w:val="26"/>
+        </w:rPr>
+        <w:t xml:space="preserve">Hình </w:t>
+      </w:r>
+      <w:r>
+        <w:rPr>
+          <w:i w:val="0"/>
+          <w:iCs w:val="0"/>
+          <w:color w:val="auto"/>
+          <w:sz w:val="26"/>
+          <w:szCs w:val="26"/>
+        </w:rPr>
+        <w:fldChar w:fldCharType="begin"/>
+      </w:r>
+      <w:r>
+        <w:rPr>
+          <w:i w:val="0"/>
+          <w:iCs w:val="0"/>
+          <w:color w:val="auto"/>
+          <w:sz w:val="26"/>
+          <w:szCs w:val="26"/>
+        </w:rPr>
+        <w:instrText xml:space="preserve"> STYLEREF 1 \s </w:instrText>
+      </w:r>
+      <w:r>
+        <w:rPr>
+          <w:i w:val="0"/>
+          <w:iCs w:val="0"/>
+          <w:color w:val="auto"/>
+          <w:sz w:val="26"/>
+          <w:szCs w:val="26"/>
+        </w:rPr>
+        <w:fldChar w:fldCharType="separate"/>
+      </w:r>
+      <w:r>
+        <w:rPr>
+          <w:i w:val="0"/>
+          <w:iCs w:val="0"/>
+          <w:noProof/>
+          <w:color w:val="auto"/>
+          <w:sz w:val="26"/>
+          <w:szCs w:val="26"/>
+        </w:rPr>
+        <w:t>3</w:t>
+      </w:r>
+      <w:r>
+        <w:rPr>
+          <w:i w:val="0"/>
+          <w:iCs w:val="0"/>
+          <w:color w:val="auto"/>
+          <w:sz w:val="26"/>
+          <w:szCs w:val="26"/>
+        </w:rPr>
+        <w:fldChar w:fldCharType="end"/>
+      </w:r>
+      <w:r>
+        <w:rPr>
+          <w:i w:val="0"/>
+          <w:iCs w:val="0"/>
+          <w:color w:val="auto"/>
+          <w:sz w:val="26"/>
+          <w:szCs w:val="26"/>
+        </w:rPr>
+        <w:t>.</w:t>
+      </w:r>
+      <w:r>
+        <w:rPr>
+          <w:i w:val="0"/>
+          <w:iCs w:val="0"/>
+          <w:color w:val="auto"/>
+          <w:sz w:val="26"/>
+          <w:szCs w:val="26"/>
+        </w:rPr>
+        <w:fldChar w:fldCharType="begin"/>
+      </w:r>
+      <w:r>
+        <w:rPr>
+          <w:i w:val="0"/>
+          <w:iCs w:val="0"/>
+          <w:color w:val="auto"/>
+          <w:sz w:val="26"/>
+          <w:szCs w:val="26"/>
+        </w:rPr>
+        <w:instrText xml:space="preserve"> SEQ Hình \* ARABIC \s 1 </w:instrText>
+      </w:r>
+      <w:r>
+        <w:rPr>
+          <w:i w:val="0"/>
+          <w:iCs w:val="0"/>
+          <w:color w:val="auto"/>
+          <w:sz w:val="26"/>
+          <w:szCs w:val="26"/>
+        </w:rPr>
+        <w:fldChar w:fldCharType="separate"/>
+      </w:r>
+      <w:r>
+        <w:rPr>
+          <w:i w:val="0"/>
+          <w:iCs w:val="0"/>
+          <w:noProof/>
+          <w:color w:val="auto"/>
+          <w:sz w:val="26"/>
+          <w:szCs w:val="26"/>
+        </w:rPr>
+        <w:t>8</w:t>
+      </w:r>
+      <w:r>
+        <w:rPr>
+          <w:i w:val="0"/>
+          <w:iCs w:val="0"/>
+          <w:color w:val="auto"/>
+          <w:sz w:val="26"/>
+          <w:szCs w:val="26"/>
+        </w:rPr>
+        <w:fldChar w:fldCharType="end"/>
+      </w:r>
+      <w:r>
+        <w:rPr>
+          <w:i w:val="0"/>
+          <w:iCs w:val="0"/>
+          <w:color w:val="auto"/>
+          <w:sz w:val="26"/>
+          <w:szCs w:val="26"/>
+          <w:lang w:val="vi-VN"/>
+        </w:rPr>
+        <w:t xml:space="preserve"> Giao diện trang chi tiết sản phẩm</w:t>
+      </w:r>
+      <w:bookmarkEnd w:id="54"/>
+      <w:bookmarkEnd w:id="55"/>
     </w:p>
     <w:p>
       <w:pPr>
@@ -13190,40 +17183,2364 @@
     <w:p>
       <w:pPr>
         <w:pStyle w:val="Heading4"/>
+        <w:rPr>
+          <w:lang w:val="vi-VN"/>
+        </w:rPr>
       </w:pPr>
       <w:r>
         <w:t>Mô hình DFD mức ngữ cảnh</w:t>
       </w:r>
     </w:p>
-    <w:p/>
+    <w:p>
+      <w:pPr>
+        <w:pStyle w:val="nd"/>
+        <w:rPr>
+          <w:lang w:val="vi-VN"/>
+        </w:rPr>
+      </w:pPr>
+      <w:r>
+        <w:rPr>
+          <w:lang w:val="vi-VN"/>
+        </w:rPr>
+        <w:t>Mô tả:</w:t>
+      </w:r>
+      <w:r>
+        <w:rPr>
+          <w:lang w:val="vi-VN"/>
+        </w:rPr>
+        <w:t xml:space="preserve"> </w:t>
+      </w:r>
+      <w:r>
+        <w:t>Mô</w:t>
+      </w:r>
+      <w:r>
+        <w:rPr>
+          <w:lang w:val="vi-VN"/>
+        </w:rPr>
+        <w:t xml:space="preserve"> hình có </w:t>
+      </w:r>
+      <w:r>
+        <w:t>bốn tác nhân</w:t>
+      </w:r>
+      <w:r>
+        <w:rPr>
+          <w:lang w:val="vi-VN"/>
+        </w:rPr>
+        <w:t xml:space="preserve"> </w:t>
+      </w:r>
+      <w:r>
+        <w:t>bao gồm Khách hàng, Quản trị viên/Nhân viên, Nhà cung cấp và Đơn vị vận chuyển.</w:t>
+      </w:r>
+      <w:r>
+        <w:rPr>
+          <w:lang w:val="vi-VN"/>
+        </w:rPr>
+        <w:t xml:space="preserve"> </w:t>
+      </w:r>
+      <w:r>
+        <w:t>Khách hàng là</w:t>
+      </w:r>
+      <w:r>
+        <w:rPr>
+          <w:lang w:val="vi-VN"/>
+        </w:rPr>
+        <w:t xml:space="preserve"> </w:t>
+      </w:r>
+      <w:r>
+        <w:t xml:space="preserve">cung cấp thông tin cá nhân và thông tin đặt hàng cho hệ thống. Sau khi tiếp nhận yêu cầu, hệ thống ghi nhận thông tin đơn hàng, gửi xác nhận đặt hàng và cung cấp trạng thái đơn </w:t>
+      </w:r>
+      <w:r>
+        <w:t>hàng</w:t>
+      </w:r>
+      <w:r>
+        <w:t>.</w:t>
+      </w:r>
+      <w:r>
+        <w:rPr>
+          <w:lang w:val="vi-VN"/>
+        </w:rPr>
+        <w:t xml:space="preserve"> </w:t>
+      </w:r>
+      <w:r>
+        <w:t>Quản trị viên/Nhân viên có nhiệm vụ quản lý các thông tin liên quan đến sản phẩm, danh mục sản phẩm, nhà cung cấp, khách hàng và đơn hàng.</w:t>
+      </w:r>
+      <w:r>
+        <w:rPr>
+          <w:lang w:val="vi-VN"/>
+        </w:rPr>
+        <w:t xml:space="preserve"> T</w:t>
+      </w:r>
+      <w:r>
+        <w:t xml:space="preserve">hực hiện các chức năng thêm, sửa, xóa, tìm kiếm và cập nhật dữ </w:t>
+      </w:r>
+      <w:r>
+        <w:t>liệu</w:t>
+      </w:r>
+      <w:r>
+        <w:rPr>
+          <w:lang w:val="vi-VN"/>
+        </w:rPr>
+        <w:t xml:space="preserve">. </w:t>
+      </w:r>
+      <w:r>
+        <w:t>Hệ thống tiếp nhận các yêu cầu xử lý, trả về danh sách thông tin</w:t>
+      </w:r>
+      <w:r>
+        <w:rPr>
+          <w:lang w:val="vi-VN"/>
+        </w:rPr>
+        <w:t xml:space="preserve"> </w:t>
+      </w:r>
+      <w:r>
+        <w:t>và cung cấp các báo cáo thống kê nhằm hỗ trợ theo dõi hoạt động kinh doanh.</w:t>
+      </w:r>
+      <w:r>
+        <w:rPr>
+          <w:lang w:val="vi-VN"/>
+        </w:rPr>
+        <w:t xml:space="preserve"> </w:t>
+      </w:r>
+      <w:r>
+        <w:t>Nhà cung cấp</w:t>
+      </w:r>
+      <w:r>
+        <w:rPr>
+          <w:lang w:val="vi-VN"/>
+        </w:rPr>
+        <w:t xml:space="preserve"> </w:t>
+      </w:r>
+      <w:r>
+        <w:t>cung cấp thông tin về đơn vị cung ứng và hàng hóa cho hệ thống.</w:t>
+      </w:r>
+      <w:r>
+        <w:rPr>
+          <w:lang w:val="vi-VN"/>
+        </w:rPr>
+        <w:t xml:space="preserve"> </w:t>
+      </w:r>
+      <w:r>
+        <w:t>Đơn vị vận chuyển tiếp nhận thông tin về đơn hàng cần giao, địa chỉ giao hàng và thông tin người nhận từ hệ thống. Sau khi thực hiện giao hàng, đơn vị vận chuyển phản hồi trạng thái và kết quả giao nhận để hệ thống cập nhật thông tin đơn hàng,</w:t>
+      </w:r>
+      <w:r>
+        <w:rPr>
+          <w:lang w:val="vi-VN"/>
+        </w:rPr>
+        <w:t xml:space="preserve"> </w:t>
+      </w:r>
+      <w:r>
+        <w:t>hỗ trợ khách hàng theo dõi tiến trình vận chuyển.</w:t>
+      </w:r>
+    </w:p>
+    <w:p>
+      <w:pPr>
+        <w:keepNext/>
+        <w:jc w:val="center"/>
+      </w:pPr>
+      <w:r>
+        <w:rPr>
+          <w:noProof/>
+          <w:lang w:val="vi-VN"/>
+        </w:rPr>
+        <w:lastRenderedPageBreak/>
+        <w:drawing>
+          <wp:inline distT="0" distB="0" distL="0" distR="0" wp14:anchorId="7B7409B4" wp14:editId="24BFE1BC">
+            <wp:extent cx="5034004" cy="2066411"/>
+            <wp:effectExtent l="19050" t="19050" r="14605" b="10160"/>
+            <wp:docPr id="273059643" name="Picture 1"/>
+            <wp:cNvGraphicFramePr>
+              <a:graphicFrameLocks xmlns:a="http://schemas.openxmlformats.org/drawingml/2006/main" noChangeAspect="1"/>
+            </wp:cNvGraphicFramePr>
+            <a:graphic xmlns:a="http://schemas.openxmlformats.org/drawingml/2006/main">
+              <a:graphicData uri="http://schemas.openxmlformats.org/drawingml/2006/picture">
+                <pic:pic xmlns:pic="http://schemas.openxmlformats.org/drawingml/2006/picture">
+                  <pic:nvPicPr>
+                    <pic:cNvPr id="273059643" name="Picture 273059643"/>
+                    <pic:cNvPicPr/>
+                  </pic:nvPicPr>
+                  <pic:blipFill>
+                    <a:blip r:embed="rId17">
+                      <a:extLst>
+                        <a:ext uri="{28A0092B-C50C-407E-A947-70E740481C1C}">
+                          <a14:useLocalDpi xmlns:a14="http://schemas.microsoft.com/office/drawing/2010/main" val="0"/>
+                        </a:ext>
+                      </a:extLst>
+                    </a:blip>
+                    <a:stretch>
+                      <a:fillRect/>
+                    </a:stretch>
+                  </pic:blipFill>
+                  <pic:spPr>
+                    <a:xfrm>
+                      <a:off x="0" y="0"/>
+                      <a:ext cx="5046575" cy="2071571"/>
+                    </a:xfrm>
+                    <a:prstGeom prst="rect">
+                      <a:avLst/>
+                    </a:prstGeom>
+                    <a:ln w="3175">
+                      <a:solidFill>
+                        <a:schemeClr val="tx1"/>
+                      </a:solidFill>
+                    </a:ln>
+                  </pic:spPr>
+                </pic:pic>
+              </a:graphicData>
+            </a:graphic>
+          </wp:inline>
+        </w:drawing>
+      </w:r>
+    </w:p>
+    <w:p>
+      <w:pPr>
+        <w:pStyle w:val="Caption"/>
+        <w:jc w:val="center"/>
+        <w:rPr>
+          <w:i w:val="0"/>
+          <w:iCs w:val="0"/>
+          <w:color w:val="auto"/>
+          <w:sz w:val="26"/>
+          <w:szCs w:val="26"/>
+          <w:lang w:val="vi-VN"/>
+        </w:rPr>
+      </w:pPr>
+      <w:bookmarkStart w:id="56" w:name="_Toc242724026"/>
+      <w:r>
+        <w:rPr>
+          <w:i w:val="0"/>
+          <w:iCs w:val="0"/>
+          <w:color w:val="auto"/>
+          <w:sz w:val="26"/>
+          <w:szCs w:val="26"/>
+        </w:rPr>
+        <w:t xml:space="preserve">Hình </w:t>
+      </w:r>
+      <w:r>
+        <w:rPr>
+          <w:i w:val="0"/>
+          <w:iCs w:val="0"/>
+          <w:color w:val="auto"/>
+          <w:sz w:val="26"/>
+          <w:szCs w:val="26"/>
+        </w:rPr>
+        <w:fldChar w:fldCharType="begin"/>
+      </w:r>
+      <w:r>
+        <w:rPr>
+          <w:i w:val="0"/>
+          <w:iCs w:val="0"/>
+          <w:color w:val="auto"/>
+          <w:sz w:val="26"/>
+          <w:szCs w:val="26"/>
+        </w:rPr>
+        <w:instrText xml:space="preserve"> STYLEREF 1 \s </w:instrText>
+      </w:r>
+      <w:r>
+        <w:rPr>
+          <w:i w:val="0"/>
+          <w:iCs w:val="0"/>
+          <w:color w:val="auto"/>
+          <w:sz w:val="26"/>
+          <w:szCs w:val="26"/>
+        </w:rPr>
+        <w:fldChar w:fldCharType="separate"/>
+      </w:r>
+      <w:r>
+        <w:rPr>
+          <w:i w:val="0"/>
+          <w:iCs w:val="0"/>
+          <w:noProof/>
+          <w:color w:val="auto"/>
+          <w:sz w:val="26"/>
+          <w:szCs w:val="26"/>
+        </w:rPr>
+        <w:t>3</w:t>
+      </w:r>
+      <w:r>
+        <w:rPr>
+          <w:i w:val="0"/>
+          <w:iCs w:val="0"/>
+          <w:color w:val="auto"/>
+          <w:sz w:val="26"/>
+          <w:szCs w:val="26"/>
+        </w:rPr>
+        <w:fldChar w:fldCharType="end"/>
+      </w:r>
+      <w:r>
+        <w:rPr>
+          <w:i w:val="0"/>
+          <w:iCs w:val="0"/>
+          <w:color w:val="auto"/>
+          <w:sz w:val="26"/>
+          <w:szCs w:val="26"/>
+        </w:rPr>
+        <w:t>.</w:t>
+      </w:r>
+      <w:r>
+        <w:rPr>
+          <w:i w:val="0"/>
+          <w:iCs w:val="0"/>
+          <w:color w:val="auto"/>
+          <w:sz w:val="26"/>
+          <w:szCs w:val="26"/>
+        </w:rPr>
+        <w:fldChar w:fldCharType="begin"/>
+      </w:r>
+      <w:r>
+        <w:rPr>
+          <w:i w:val="0"/>
+          <w:iCs w:val="0"/>
+          <w:color w:val="auto"/>
+          <w:sz w:val="26"/>
+          <w:szCs w:val="26"/>
+        </w:rPr>
+        <w:instrText xml:space="preserve"> SEQ Hình \* ARABIC \s 1 </w:instrText>
+      </w:r>
+      <w:r>
+        <w:rPr>
+          <w:i w:val="0"/>
+          <w:iCs w:val="0"/>
+          <w:color w:val="auto"/>
+          <w:sz w:val="26"/>
+          <w:szCs w:val="26"/>
+        </w:rPr>
+        <w:fldChar w:fldCharType="separate"/>
+      </w:r>
+      <w:r>
+        <w:rPr>
+          <w:i w:val="0"/>
+          <w:iCs w:val="0"/>
+          <w:noProof/>
+          <w:color w:val="auto"/>
+          <w:sz w:val="26"/>
+          <w:szCs w:val="26"/>
+        </w:rPr>
+        <w:t>9</w:t>
+      </w:r>
+      <w:r>
+        <w:rPr>
+          <w:i w:val="0"/>
+          <w:iCs w:val="0"/>
+          <w:color w:val="auto"/>
+          <w:sz w:val="26"/>
+          <w:szCs w:val="26"/>
+        </w:rPr>
+        <w:fldChar w:fldCharType="end"/>
+      </w:r>
+      <w:r>
+        <w:rPr>
+          <w:i w:val="0"/>
+          <w:iCs w:val="0"/>
+          <w:color w:val="auto"/>
+          <w:sz w:val="26"/>
+          <w:szCs w:val="26"/>
+          <w:lang w:val="vi-VN"/>
+        </w:rPr>
+        <w:t xml:space="preserve"> Mô hình DFD mức ngữ cảnh</w:t>
+      </w:r>
+      <w:bookmarkEnd w:id="56"/>
+    </w:p>
     <w:p>
       <w:pPr>
         <w:pStyle w:val="Heading4"/>
+        <w:rPr>
+          <w:lang w:val="vi-VN"/>
+        </w:rPr>
       </w:pPr>
       <w:r>
         <w:t>Mô hình DFD phân rã chức năng</w:t>
       </w:r>
     </w:p>
     <w:p>
-      <w:r>
-        <w:t>Hình +Mô tả</w:t>
-      </w:r>
-    </w:p>
-    <w:p>
-      <w:r>
-        <w:t>Kết luận chương</w:t>
-      </w:r>
-    </w:p>
-    <w:p>
-      <w:pPr>
-        <w:rPr>
-          <w:rFonts w:eastAsiaTheme="majorEastAsia" w:cstheme="majorBidi"/>
+      <w:pPr>
+        <w:pStyle w:val="nd"/>
+      </w:pPr>
+      <w:r>
+        <w:t xml:space="preserve">- </w:t>
+      </w:r>
+      <w:r>
+        <w:t xml:space="preserve">Sơ đồ </w:t>
+      </w:r>
+      <w:r>
+        <w:t>DFD mức</w:t>
+      </w:r>
+      <w:r>
+        <w:t xml:space="preserve"> </w:t>
+      </w:r>
+      <w:r>
+        <w:t>1</w:t>
+      </w:r>
+    </w:p>
+    <w:p>
+      <w:pPr>
+        <w:pStyle w:val="nd"/>
+      </w:pPr>
+      <w:r>
+        <w:rPr>
+          <w:lang w:val="vi-VN"/>
+        </w:rPr>
+        <w:t xml:space="preserve">- </w:t>
+      </w:r>
+      <w:r>
+        <w:t>Mô tả:</w:t>
+      </w:r>
+      <w:r>
+        <w:t xml:space="preserve"> Sơ đồ </w:t>
+      </w:r>
+      <w:r>
+        <w:t>gồm 5 tiến trình chính: quản lý sản phẩm và danh mục, quản lý nhà cung cấp, quản lý vận chuyển, quản lý khách hàng và đơn hàng, báo cáo thống kê. Các tiến trình thực hiện việc tiếp nhận, thêm, sửa, xóa và cập nhật thông tin sản phẩm, danh mục, nhà cung cấp, khách hàng và đơn hàng.</w:t>
+      </w:r>
+      <w:r>
+        <w:t xml:space="preserve"> H</w:t>
+      </w:r>
+      <w:r>
+        <w:t xml:space="preserve">ệ thống xử lý yêu cầu đặt hàng, xác nhận đơn hàng, phối hợp vận chuyển và cập nhật trạng thái giao </w:t>
+      </w:r>
+      <w:r>
+        <w:t>hàng,</w:t>
+      </w:r>
+      <w:r>
+        <w:t xml:space="preserve"> chức năng báo cáo thống kê tổng hợp dữ liệu để cung cấp thông tin, hỗ trợ theo dõi và quản lý hoạt động kinh doanh.</w:t>
+      </w:r>
+    </w:p>
+    <w:p>
+      <w:pPr>
+        <w:pStyle w:val="nd"/>
+        <w:keepNext/>
+        <w:jc w:val="center"/>
+      </w:pPr>
+      <w:r>
+        <w:rPr>
+          <w:noProof/>
+          <w:lang w:val="vi-VN"/>
+        </w:rPr>
+        <w:drawing>
+          <wp:inline distT="0" distB="0" distL="0" distR="0" wp14:anchorId="27CB3DCA" wp14:editId="452425AD">
+            <wp:extent cx="4858716" cy="2814715"/>
+            <wp:effectExtent l="19050" t="19050" r="18415" b="24130"/>
+            <wp:docPr id="446305209" name="Picture 3"/>
+            <wp:cNvGraphicFramePr>
+              <a:graphicFrameLocks xmlns:a="http://schemas.openxmlformats.org/drawingml/2006/main" noChangeAspect="1"/>
+            </wp:cNvGraphicFramePr>
+            <a:graphic xmlns:a="http://schemas.openxmlformats.org/drawingml/2006/main">
+              <a:graphicData uri="http://schemas.openxmlformats.org/drawingml/2006/picture">
+                <pic:pic xmlns:pic="http://schemas.openxmlformats.org/drawingml/2006/picture">
+                  <pic:nvPicPr>
+                    <pic:cNvPr id="446305209" name="Picture 446305209"/>
+                    <pic:cNvPicPr/>
+                  </pic:nvPicPr>
+                  <pic:blipFill>
+                    <a:blip r:embed="rId18" cstate="print">
+                      <a:extLst>
+                        <a:ext uri="{28A0092B-C50C-407E-A947-70E740481C1C}">
+                          <a14:useLocalDpi xmlns:a14="http://schemas.microsoft.com/office/drawing/2010/main" val="0"/>
+                        </a:ext>
+                      </a:extLst>
+                    </a:blip>
+                    <a:stretch>
+                      <a:fillRect/>
+                    </a:stretch>
+                  </pic:blipFill>
+                  <pic:spPr>
+                    <a:xfrm>
+                      <a:off x="0" y="0"/>
+                      <a:ext cx="4911564" cy="2845330"/>
+                    </a:xfrm>
+                    <a:prstGeom prst="rect">
+                      <a:avLst/>
+                    </a:prstGeom>
+                    <a:ln w="3175">
+                      <a:solidFill>
+                        <a:schemeClr val="tx1"/>
+                      </a:solidFill>
+                    </a:ln>
+                  </pic:spPr>
+                </pic:pic>
+              </a:graphicData>
+            </a:graphic>
+          </wp:inline>
+        </w:drawing>
+      </w:r>
+    </w:p>
+    <w:p>
+      <w:pPr>
+        <w:pStyle w:val="Caption"/>
+        <w:jc w:val="center"/>
+        <w:rPr>
+          <w:i w:val="0"/>
+          <w:iCs w:val="0"/>
+          <w:color w:val="auto"/>
+          <w:sz w:val="26"/>
+          <w:szCs w:val="26"/>
+        </w:rPr>
+      </w:pPr>
+      <w:bookmarkStart w:id="57" w:name="_Toc242724027"/>
+      <w:r>
+        <w:rPr>
+          <w:i w:val="0"/>
+          <w:iCs w:val="0"/>
+          <w:color w:val="auto"/>
+          <w:sz w:val="26"/>
+          <w:szCs w:val="26"/>
+        </w:rPr>
+        <w:t xml:space="preserve">Hình </w:t>
+      </w:r>
+      <w:r>
+        <w:rPr>
+          <w:i w:val="0"/>
+          <w:iCs w:val="0"/>
+          <w:color w:val="auto"/>
+          <w:sz w:val="26"/>
+          <w:szCs w:val="26"/>
+        </w:rPr>
+        <w:fldChar w:fldCharType="begin"/>
+      </w:r>
+      <w:r>
+        <w:rPr>
+          <w:i w:val="0"/>
+          <w:iCs w:val="0"/>
+          <w:color w:val="auto"/>
+          <w:sz w:val="26"/>
+          <w:szCs w:val="26"/>
+        </w:rPr>
+        <w:instrText xml:space="preserve"> STYLEREF 1 \s </w:instrText>
+      </w:r>
+      <w:r>
+        <w:rPr>
+          <w:i w:val="0"/>
+          <w:iCs w:val="0"/>
+          <w:color w:val="auto"/>
+          <w:sz w:val="26"/>
+          <w:szCs w:val="26"/>
+        </w:rPr>
+        <w:fldChar w:fldCharType="separate"/>
+      </w:r>
+      <w:r>
+        <w:rPr>
+          <w:i w:val="0"/>
+          <w:iCs w:val="0"/>
+          <w:noProof/>
+          <w:color w:val="auto"/>
+          <w:sz w:val="26"/>
+          <w:szCs w:val="26"/>
+        </w:rPr>
+        <w:t>3</w:t>
+      </w:r>
+      <w:r>
+        <w:rPr>
+          <w:i w:val="0"/>
+          <w:iCs w:val="0"/>
+          <w:color w:val="auto"/>
+          <w:sz w:val="26"/>
+          <w:szCs w:val="26"/>
+        </w:rPr>
+        <w:fldChar w:fldCharType="end"/>
+      </w:r>
+      <w:r>
+        <w:rPr>
+          <w:i w:val="0"/>
+          <w:iCs w:val="0"/>
+          <w:color w:val="auto"/>
+          <w:sz w:val="26"/>
+          <w:szCs w:val="26"/>
+        </w:rPr>
+        <w:t>.</w:t>
+      </w:r>
+      <w:r>
+        <w:rPr>
+          <w:i w:val="0"/>
+          <w:iCs w:val="0"/>
+          <w:color w:val="auto"/>
+          <w:sz w:val="26"/>
+          <w:szCs w:val="26"/>
+        </w:rPr>
+        <w:fldChar w:fldCharType="begin"/>
+      </w:r>
+      <w:r>
+        <w:rPr>
+          <w:i w:val="0"/>
+          <w:iCs w:val="0"/>
+          <w:color w:val="auto"/>
+          <w:sz w:val="26"/>
+          <w:szCs w:val="26"/>
+        </w:rPr>
+        <w:instrText xml:space="preserve"> SEQ Hình \* ARABIC \s 1 </w:instrText>
+      </w:r>
+      <w:r>
+        <w:rPr>
+          <w:i w:val="0"/>
+          <w:iCs w:val="0"/>
+          <w:color w:val="auto"/>
+          <w:sz w:val="26"/>
+          <w:szCs w:val="26"/>
+        </w:rPr>
+        <w:fldChar w:fldCharType="separate"/>
+      </w:r>
+      <w:r>
+        <w:rPr>
+          <w:i w:val="0"/>
+          <w:iCs w:val="0"/>
+          <w:noProof/>
+          <w:color w:val="auto"/>
+          <w:sz w:val="26"/>
+          <w:szCs w:val="26"/>
+        </w:rPr>
+        <w:t>10</w:t>
+      </w:r>
+      <w:r>
+        <w:rPr>
+          <w:i w:val="0"/>
+          <w:iCs w:val="0"/>
+          <w:color w:val="auto"/>
+          <w:sz w:val="26"/>
+          <w:szCs w:val="26"/>
+        </w:rPr>
+        <w:fldChar w:fldCharType="end"/>
+      </w:r>
+      <w:r>
+        <w:rPr>
+          <w:i w:val="0"/>
+          <w:iCs w:val="0"/>
+          <w:color w:val="auto"/>
+          <w:sz w:val="26"/>
+          <w:szCs w:val="26"/>
+          <w:lang w:val="vi-VN"/>
+        </w:rPr>
+        <w:t xml:space="preserve"> </w:t>
+      </w:r>
+      <w:r>
+        <w:rPr>
+          <w:i w:val="0"/>
+          <w:iCs w:val="0"/>
+          <w:color w:val="auto"/>
+          <w:sz w:val="26"/>
+          <w:szCs w:val="26"/>
+          <w:lang w:val="vi-VN"/>
+        </w:rPr>
+        <w:t xml:space="preserve">Sơ đồ </w:t>
+      </w:r>
+      <w:r>
+        <w:rPr>
+          <w:i w:val="0"/>
+          <w:iCs w:val="0"/>
+          <w:color w:val="auto"/>
+          <w:sz w:val="26"/>
+          <w:szCs w:val="26"/>
+          <w:lang w:val="vi-VN"/>
+        </w:rPr>
+        <w:t xml:space="preserve">DFD mức </w:t>
+      </w:r>
+      <w:r>
+        <w:rPr>
+          <w:i w:val="0"/>
+          <w:iCs w:val="0"/>
+          <w:color w:val="auto"/>
+          <w:sz w:val="26"/>
+          <w:szCs w:val="26"/>
+        </w:rPr>
+        <w:t>1</w:t>
+      </w:r>
+      <w:bookmarkEnd w:id="57"/>
+    </w:p>
+    <w:p>
+      <w:pPr>
+        <w:pStyle w:val="nd"/>
+        <w:rPr>
+          <w:lang w:val="vi-VN"/>
+        </w:rPr>
+      </w:pPr>
+      <w:r>
+        <w:rPr>
+          <w:lang w:val="vi-VN"/>
+        </w:rPr>
+        <w:t xml:space="preserve">- </w:t>
+      </w:r>
+      <w:r>
+        <w:rPr>
+          <w:lang w:val="vi-VN"/>
+        </w:rPr>
+        <w:t>Sơ đồ</w:t>
+      </w:r>
+      <w:r>
+        <w:rPr>
+          <w:lang w:val="vi-VN"/>
+        </w:rPr>
+        <w:t xml:space="preserve"> </w:t>
+      </w:r>
+      <w:r>
+        <w:rPr>
+          <w:lang w:val="vi-VN"/>
+        </w:rPr>
+        <w:t xml:space="preserve">DFD mức </w:t>
+      </w:r>
+      <w:r>
+        <w:t>1.1</w:t>
+      </w:r>
+      <w:r>
+        <w:rPr>
+          <w:lang w:val="vi-VN"/>
+        </w:rPr>
+        <w:t xml:space="preserve"> </w:t>
+      </w:r>
+    </w:p>
+    <w:p>
+      <w:pPr>
+        <w:pStyle w:val="nd"/>
+        <w:rPr>
+          <w:lang w:val="vi-VN"/>
+        </w:rPr>
+      </w:pPr>
+      <w:r>
+        <w:lastRenderedPageBreak/>
+        <w:t>Mô</w:t>
+      </w:r>
+      <w:r>
+        <w:rPr>
+          <w:lang w:val="vi-VN"/>
+        </w:rPr>
+        <w:t xml:space="preserve"> tả: </w:t>
+      </w:r>
+      <w:r>
+        <w:t>G</w:t>
+      </w:r>
+      <w:r>
+        <w:t xml:space="preserve">ồm bốn tiến trình: quản lý danh mục, quản lý sản phẩm, quản lý hình ảnh và tìm kiếm sản phẩm. Các tiến trình thực hiện tiếp nhận, cập nhật, xử lý và tra cứu thông tin sản phẩm. Quản trị viên/Nhân viên tương tác với hệ thống để quản lý danh mục, thông tin sản phẩm, hình ảnh và tìm kiếm sản </w:t>
+      </w:r>
+      <w:r>
+        <w:t>phẩm</w:t>
+      </w:r>
+      <w:r>
+        <w:rPr>
+          <w:lang w:val="vi-VN"/>
+        </w:rPr>
+        <w:t>.</w:t>
+      </w:r>
+      <w:r>
+        <w:rPr>
+          <w:lang w:val="vi-VN"/>
+        </w:rPr>
+        <w:t xml:space="preserve"> </w:t>
+      </w:r>
+    </w:p>
+    <w:p>
+      <w:pPr>
+        <w:pStyle w:val="nd"/>
+        <w:keepNext/>
+        <w:jc w:val="center"/>
+      </w:pPr>
+      <w:r>
+        <w:rPr>
+          <w:noProof/>
+        </w:rPr>
+        <w:drawing>
+          <wp:inline distT="0" distB="0" distL="0" distR="0" wp14:anchorId="0CE5806D" wp14:editId="279790A8">
+            <wp:extent cx="4878953" cy="2351203"/>
+            <wp:effectExtent l="19050" t="19050" r="17145" b="11430"/>
+            <wp:docPr id="345107064" name="Picture 1"/>
+            <wp:cNvGraphicFramePr>
+              <a:graphicFrameLocks xmlns:a="http://schemas.openxmlformats.org/drawingml/2006/main" noChangeAspect="1"/>
+            </wp:cNvGraphicFramePr>
+            <a:graphic xmlns:a="http://schemas.openxmlformats.org/drawingml/2006/main">
+              <a:graphicData uri="http://schemas.openxmlformats.org/drawingml/2006/picture">
+                <pic:pic xmlns:pic="http://schemas.openxmlformats.org/drawingml/2006/picture">
+                  <pic:nvPicPr>
+                    <pic:cNvPr id="345107064" name="Picture 345107064"/>
+                    <pic:cNvPicPr/>
+                  </pic:nvPicPr>
+                  <pic:blipFill>
+                    <a:blip r:embed="rId19" cstate="print">
+                      <a:extLst>
+                        <a:ext uri="{28A0092B-C50C-407E-A947-70E740481C1C}">
+                          <a14:useLocalDpi xmlns:a14="http://schemas.microsoft.com/office/drawing/2010/main" val="0"/>
+                        </a:ext>
+                      </a:extLst>
+                    </a:blip>
+                    <a:stretch>
+                      <a:fillRect/>
+                    </a:stretch>
+                  </pic:blipFill>
+                  <pic:spPr>
+                    <a:xfrm>
+                      <a:off x="0" y="0"/>
+                      <a:ext cx="4893836" cy="2358375"/>
+                    </a:xfrm>
+                    <a:prstGeom prst="rect">
+                      <a:avLst/>
+                    </a:prstGeom>
+                    <a:ln w="3175">
+                      <a:solidFill>
+                        <a:schemeClr val="tx1"/>
+                      </a:solidFill>
+                    </a:ln>
+                  </pic:spPr>
+                </pic:pic>
+              </a:graphicData>
+            </a:graphic>
+          </wp:inline>
+        </w:drawing>
+      </w:r>
+    </w:p>
+    <w:p>
+      <w:pPr>
+        <w:pStyle w:val="Caption"/>
+        <w:jc w:val="center"/>
+        <w:rPr>
           <w:b/>
-          <w:sz w:val="26"/>
-          <w:szCs w:val="24"/>
-          <w:lang w:val="vi-VN"/>
-        </w:rPr>
-      </w:pPr>
+          <w:bCs/>
+          <w:i w:val="0"/>
+          <w:iCs w:val="0"/>
+          <w:color w:val="auto"/>
+          <w:sz w:val="26"/>
+          <w:szCs w:val="26"/>
+        </w:rPr>
+      </w:pPr>
+      <w:bookmarkStart w:id="58" w:name="_Toc242724028"/>
+      <w:r>
+        <w:rPr>
+          <w:i w:val="0"/>
+          <w:iCs w:val="0"/>
+          <w:color w:val="auto"/>
+          <w:sz w:val="26"/>
+          <w:szCs w:val="26"/>
+        </w:rPr>
+        <w:t xml:space="preserve">Hình </w:t>
+      </w:r>
+      <w:r>
+        <w:rPr>
+          <w:i w:val="0"/>
+          <w:iCs w:val="0"/>
+          <w:color w:val="auto"/>
+          <w:sz w:val="26"/>
+          <w:szCs w:val="26"/>
+        </w:rPr>
+        <w:fldChar w:fldCharType="begin"/>
+      </w:r>
+      <w:r>
+        <w:rPr>
+          <w:i w:val="0"/>
+          <w:iCs w:val="0"/>
+          <w:color w:val="auto"/>
+          <w:sz w:val="26"/>
+          <w:szCs w:val="26"/>
+        </w:rPr>
+        <w:instrText xml:space="preserve"> STYLEREF 1 \s </w:instrText>
+      </w:r>
+      <w:r>
+        <w:rPr>
+          <w:i w:val="0"/>
+          <w:iCs w:val="0"/>
+          <w:color w:val="auto"/>
+          <w:sz w:val="26"/>
+          <w:szCs w:val="26"/>
+        </w:rPr>
+        <w:fldChar w:fldCharType="separate"/>
+      </w:r>
+      <w:r>
+        <w:rPr>
+          <w:i w:val="0"/>
+          <w:iCs w:val="0"/>
+          <w:noProof/>
+          <w:color w:val="auto"/>
+          <w:sz w:val="26"/>
+          <w:szCs w:val="26"/>
+        </w:rPr>
+        <w:t>3</w:t>
+      </w:r>
+      <w:r>
+        <w:rPr>
+          <w:i w:val="0"/>
+          <w:iCs w:val="0"/>
+          <w:color w:val="auto"/>
+          <w:sz w:val="26"/>
+          <w:szCs w:val="26"/>
+        </w:rPr>
+        <w:fldChar w:fldCharType="end"/>
+      </w:r>
+      <w:r>
+        <w:rPr>
+          <w:i w:val="0"/>
+          <w:iCs w:val="0"/>
+          <w:color w:val="auto"/>
+          <w:sz w:val="26"/>
+          <w:szCs w:val="26"/>
+        </w:rPr>
+        <w:t>.</w:t>
+      </w:r>
+      <w:r>
+        <w:rPr>
+          <w:i w:val="0"/>
+          <w:iCs w:val="0"/>
+          <w:color w:val="auto"/>
+          <w:sz w:val="26"/>
+          <w:szCs w:val="26"/>
+        </w:rPr>
+        <w:fldChar w:fldCharType="begin"/>
+      </w:r>
+      <w:r>
+        <w:rPr>
+          <w:i w:val="0"/>
+          <w:iCs w:val="0"/>
+          <w:color w:val="auto"/>
+          <w:sz w:val="26"/>
+          <w:szCs w:val="26"/>
+        </w:rPr>
+        <w:instrText xml:space="preserve"> SEQ Hình \* ARABIC \s 1 </w:instrText>
+      </w:r>
+      <w:r>
+        <w:rPr>
+          <w:i w:val="0"/>
+          <w:iCs w:val="0"/>
+          <w:color w:val="auto"/>
+          <w:sz w:val="26"/>
+          <w:szCs w:val="26"/>
+        </w:rPr>
+        <w:fldChar w:fldCharType="separate"/>
+      </w:r>
+      <w:r>
+        <w:rPr>
+          <w:i w:val="0"/>
+          <w:iCs w:val="0"/>
+          <w:noProof/>
+          <w:color w:val="auto"/>
+          <w:sz w:val="26"/>
+          <w:szCs w:val="26"/>
+        </w:rPr>
+        <w:t>11</w:t>
+      </w:r>
+      <w:r>
+        <w:rPr>
+          <w:i w:val="0"/>
+          <w:iCs w:val="0"/>
+          <w:color w:val="auto"/>
+          <w:sz w:val="26"/>
+          <w:szCs w:val="26"/>
+        </w:rPr>
+        <w:fldChar w:fldCharType="end"/>
+      </w:r>
+      <w:r>
+        <w:rPr>
+          <w:i w:val="0"/>
+          <w:iCs w:val="0"/>
+          <w:color w:val="auto"/>
+          <w:sz w:val="26"/>
+          <w:szCs w:val="26"/>
+          <w:lang w:val="vi-VN"/>
+        </w:rPr>
+        <w:t xml:space="preserve"> </w:t>
+      </w:r>
+      <w:r>
+        <w:rPr>
+          <w:i w:val="0"/>
+          <w:iCs w:val="0"/>
+          <w:color w:val="auto"/>
+          <w:sz w:val="26"/>
+          <w:szCs w:val="26"/>
+          <w:lang w:val="vi-VN"/>
+        </w:rPr>
+        <w:t>Sơ đồ</w:t>
+      </w:r>
+      <w:r>
+        <w:rPr>
+          <w:i w:val="0"/>
+          <w:iCs w:val="0"/>
+          <w:color w:val="auto"/>
+          <w:sz w:val="26"/>
+          <w:szCs w:val="26"/>
+          <w:lang w:val="vi-VN"/>
+        </w:rPr>
+        <w:t xml:space="preserve"> </w:t>
+      </w:r>
+      <w:r>
+        <w:rPr>
+          <w:i w:val="0"/>
+          <w:iCs w:val="0"/>
+          <w:color w:val="auto"/>
+          <w:sz w:val="26"/>
+          <w:szCs w:val="26"/>
+          <w:lang w:val="vi-VN"/>
+        </w:rPr>
+        <w:t xml:space="preserve">DFD mức </w:t>
+      </w:r>
+      <w:r>
+        <w:rPr>
+          <w:i w:val="0"/>
+          <w:iCs w:val="0"/>
+          <w:color w:val="auto"/>
+          <w:sz w:val="26"/>
+          <w:szCs w:val="26"/>
+        </w:rPr>
+        <w:t>1.1</w:t>
+      </w:r>
+      <w:bookmarkEnd w:id="58"/>
+    </w:p>
+    <w:p>
+      <w:pPr>
+        <w:pStyle w:val="nd"/>
+        <w:rPr>
+          <w:lang w:val="vi-VN"/>
+        </w:rPr>
+      </w:pPr>
+      <w:r>
+        <w:rPr>
+          <w:lang w:val="vi-VN"/>
+        </w:rPr>
+        <w:t>-</w:t>
+      </w:r>
+      <w:r>
+        <w:rPr>
+          <w:lang w:val="vi-VN"/>
+        </w:rPr>
+        <w:t xml:space="preserve"> Mô hình</w:t>
+      </w:r>
+      <w:r>
+        <w:rPr>
+          <w:lang w:val="vi-VN"/>
+        </w:rPr>
+        <w:t xml:space="preserve"> DFD mức </w:t>
+      </w:r>
+      <w:r>
+        <w:t>1.2</w:t>
+      </w:r>
+      <w:r>
+        <w:rPr>
+          <w:lang w:val="vi-VN"/>
+        </w:rPr>
+        <w:t xml:space="preserve"> </w:t>
+      </w:r>
+    </w:p>
+    <w:p>
+      <w:pPr>
+        <w:pStyle w:val="nd"/>
+        <w:rPr>
+          <w:lang w:val="vi-VN"/>
+        </w:rPr>
+      </w:pPr>
+      <w:r>
+        <w:rPr>
+          <w:lang w:val="vi-VN"/>
+        </w:rPr>
+        <w:t>- Mô tả:</w:t>
+      </w:r>
+      <w:r>
+        <w:rPr>
+          <w:lang w:val="vi-VN"/>
+        </w:rPr>
+        <w:t xml:space="preserve"> </w:t>
+      </w:r>
+      <w:r>
+        <w:t>Sơ đồ mô tả quy trình</w:t>
+      </w:r>
+      <w:r>
+        <w:t xml:space="preserve"> tiến </w:t>
+      </w:r>
+      <w:r>
+        <w:t>trình</w:t>
+      </w:r>
+      <w:r>
+        <w:rPr>
+          <w:lang w:val="vi-VN"/>
+        </w:rPr>
+        <w:t xml:space="preserve"> quản lý nhà cung cấp bao gồm các tiến trình </w:t>
+      </w:r>
+      <w:r>
+        <w:t xml:space="preserve">thêm/sửa nhà cung cấp, xóa nhà cung cấp, tìm kiếm nhà cung cấp và gửi yêu cầu cung cấp hàng. Quản trị viên/Nhân viên thực hiện quản lý thông tin nhà cung cấp, tìm kiếm dữ liệu và gửi yêu cầu cung cấp hàng hóa. Hệ thống trao đổi thông tin với nhà cung cấp để tiếp nhận thông tin hàng hóa, gửi yêu cầu cung cấp hàng và nhận thông tin đặt </w:t>
+      </w:r>
+      <w:r>
+        <w:t>hàng</w:t>
+      </w:r>
+      <w:r>
+        <w:rPr>
+          <w:lang w:val="vi-VN"/>
+        </w:rPr>
+        <w:t>.</w:t>
+      </w:r>
+    </w:p>
+    <w:p>
+      <w:pPr>
+        <w:pStyle w:val="nd"/>
+        <w:keepNext/>
+        <w:jc w:val="center"/>
+      </w:pPr>
+      <w:r>
+        <w:rPr>
+          <w:noProof/>
+          <w:lang w:val="vi-VN"/>
+        </w:rPr>
+        <w:drawing>
+          <wp:inline distT="0" distB="0" distL="0" distR="0" wp14:anchorId="16AF7253" wp14:editId="4E15CB0A">
+            <wp:extent cx="4632463" cy="2199207"/>
+            <wp:effectExtent l="19050" t="19050" r="15875" b="10795"/>
+            <wp:docPr id="137742417" name="Picture 2"/>
+            <wp:cNvGraphicFramePr>
+              <a:graphicFrameLocks xmlns:a="http://schemas.openxmlformats.org/drawingml/2006/main" noChangeAspect="1"/>
+            </wp:cNvGraphicFramePr>
+            <a:graphic xmlns:a="http://schemas.openxmlformats.org/drawingml/2006/main">
+              <a:graphicData uri="http://schemas.openxmlformats.org/drawingml/2006/picture">
+                <pic:pic xmlns:pic="http://schemas.openxmlformats.org/drawingml/2006/picture">
+                  <pic:nvPicPr>
+                    <pic:cNvPr id="137742417" name="Picture 137742417"/>
+                    <pic:cNvPicPr/>
+                  </pic:nvPicPr>
+                  <pic:blipFill>
+                    <a:blip r:embed="rId20" cstate="print">
+                      <a:extLst>
+                        <a:ext uri="{28A0092B-C50C-407E-A947-70E740481C1C}">
+                          <a14:useLocalDpi xmlns:a14="http://schemas.microsoft.com/office/drawing/2010/main" val="0"/>
+                        </a:ext>
+                      </a:extLst>
+                    </a:blip>
+                    <a:stretch>
+                      <a:fillRect/>
+                    </a:stretch>
+                  </pic:blipFill>
+                  <pic:spPr>
+                    <a:xfrm>
+                      <a:off x="0" y="0"/>
+                      <a:ext cx="4640734" cy="2203133"/>
+                    </a:xfrm>
+                    <a:prstGeom prst="rect">
+                      <a:avLst/>
+                    </a:prstGeom>
+                    <a:ln w="3175">
+                      <a:solidFill>
+                        <a:schemeClr val="tx1"/>
+                      </a:solidFill>
+                    </a:ln>
+                  </pic:spPr>
+                </pic:pic>
+              </a:graphicData>
+            </a:graphic>
+          </wp:inline>
+        </w:drawing>
+      </w:r>
+    </w:p>
+    <w:p>
+      <w:pPr>
+        <w:pStyle w:val="Caption"/>
+        <w:jc w:val="center"/>
+        <w:rPr>
+          <w:i w:val="0"/>
+          <w:iCs w:val="0"/>
+          <w:color w:val="auto"/>
+          <w:sz w:val="26"/>
+          <w:szCs w:val="26"/>
+          <w:lang w:val="vi-VN"/>
+        </w:rPr>
+      </w:pPr>
+      <w:bookmarkStart w:id="59" w:name="_Toc242724029"/>
+      <w:r>
+        <w:rPr>
+          <w:i w:val="0"/>
+          <w:iCs w:val="0"/>
+          <w:color w:val="auto"/>
+          <w:sz w:val="26"/>
+          <w:szCs w:val="26"/>
+        </w:rPr>
+        <w:t xml:space="preserve">Hình </w:t>
+      </w:r>
+      <w:r>
+        <w:rPr>
+          <w:i w:val="0"/>
+          <w:iCs w:val="0"/>
+          <w:color w:val="auto"/>
+          <w:sz w:val="26"/>
+          <w:szCs w:val="26"/>
+        </w:rPr>
+        <w:fldChar w:fldCharType="begin"/>
+      </w:r>
+      <w:r>
+        <w:rPr>
+          <w:i w:val="0"/>
+          <w:iCs w:val="0"/>
+          <w:color w:val="auto"/>
+          <w:sz w:val="26"/>
+          <w:szCs w:val="26"/>
+        </w:rPr>
+        <w:instrText xml:space="preserve"> STYLEREF 1 \s </w:instrText>
+      </w:r>
+      <w:r>
+        <w:rPr>
+          <w:i w:val="0"/>
+          <w:iCs w:val="0"/>
+          <w:color w:val="auto"/>
+          <w:sz w:val="26"/>
+          <w:szCs w:val="26"/>
+        </w:rPr>
+        <w:fldChar w:fldCharType="separate"/>
+      </w:r>
+      <w:r>
+        <w:rPr>
+          <w:i w:val="0"/>
+          <w:iCs w:val="0"/>
+          <w:noProof/>
+          <w:color w:val="auto"/>
+          <w:sz w:val="26"/>
+          <w:szCs w:val="26"/>
+        </w:rPr>
+        <w:t>3</w:t>
+      </w:r>
+      <w:r>
+        <w:rPr>
+          <w:i w:val="0"/>
+          <w:iCs w:val="0"/>
+          <w:color w:val="auto"/>
+          <w:sz w:val="26"/>
+          <w:szCs w:val="26"/>
+        </w:rPr>
+        <w:fldChar w:fldCharType="end"/>
+      </w:r>
+      <w:r>
+        <w:rPr>
+          <w:i w:val="0"/>
+          <w:iCs w:val="0"/>
+          <w:color w:val="auto"/>
+          <w:sz w:val="26"/>
+          <w:szCs w:val="26"/>
+        </w:rPr>
+        <w:t>.</w:t>
+      </w:r>
+      <w:r>
+        <w:rPr>
+          <w:i w:val="0"/>
+          <w:iCs w:val="0"/>
+          <w:color w:val="auto"/>
+          <w:sz w:val="26"/>
+          <w:szCs w:val="26"/>
+        </w:rPr>
+        <w:fldChar w:fldCharType="begin"/>
+      </w:r>
+      <w:r>
+        <w:rPr>
+          <w:i w:val="0"/>
+          <w:iCs w:val="0"/>
+          <w:color w:val="auto"/>
+          <w:sz w:val="26"/>
+          <w:szCs w:val="26"/>
+        </w:rPr>
+        <w:instrText xml:space="preserve"> SEQ Hình \* ARABIC \s 1 </w:instrText>
+      </w:r>
+      <w:r>
+        <w:rPr>
+          <w:i w:val="0"/>
+          <w:iCs w:val="0"/>
+          <w:color w:val="auto"/>
+          <w:sz w:val="26"/>
+          <w:szCs w:val="26"/>
+        </w:rPr>
+        <w:fldChar w:fldCharType="separate"/>
+      </w:r>
+      <w:r>
+        <w:rPr>
+          <w:i w:val="0"/>
+          <w:iCs w:val="0"/>
+          <w:noProof/>
+          <w:color w:val="auto"/>
+          <w:sz w:val="26"/>
+          <w:szCs w:val="26"/>
+        </w:rPr>
+        <w:t>12</w:t>
+      </w:r>
+      <w:r>
+        <w:rPr>
+          <w:i w:val="0"/>
+          <w:iCs w:val="0"/>
+          <w:color w:val="auto"/>
+          <w:sz w:val="26"/>
+          <w:szCs w:val="26"/>
+        </w:rPr>
+        <w:fldChar w:fldCharType="end"/>
+      </w:r>
+      <w:r>
+        <w:rPr>
+          <w:i w:val="0"/>
+          <w:iCs w:val="0"/>
+          <w:color w:val="auto"/>
+          <w:sz w:val="26"/>
+          <w:szCs w:val="26"/>
+          <w:lang w:val="vi-VN"/>
+        </w:rPr>
+        <w:t xml:space="preserve"> </w:t>
+      </w:r>
+      <w:r>
+        <w:rPr>
+          <w:i w:val="0"/>
+          <w:iCs w:val="0"/>
+          <w:color w:val="auto"/>
+          <w:sz w:val="26"/>
+          <w:szCs w:val="26"/>
+          <w:lang w:val="vi-VN"/>
+        </w:rPr>
+        <w:t>Sơ đồ</w:t>
+      </w:r>
+      <w:r>
+        <w:rPr>
+          <w:i w:val="0"/>
+          <w:iCs w:val="0"/>
+          <w:color w:val="auto"/>
+          <w:sz w:val="26"/>
+          <w:szCs w:val="26"/>
+          <w:lang w:val="vi-VN"/>
+        </w:rPr>
+        <w:t xml:space="preserve"> DFD </w:t>
+      </w:r>
+      <w:r>
+        <w:rPr>
+          <w:i w:val="0"/>
+          <w:iCs w:val="0"/>
+          <w:color w:val="auto"/>
+          <w:sz w:val="26"/>
+          <w:szCs w:val="26"/>
+          <w:lang w:val="vi-VN"/>
+        </w:rPr>
+        <w:t>m</w:t>
+      </w:r>
+      <w:r>
+        <w:rPr>
+          <w:i w:val="0"/>
+          <w:iCs w:val="0"/>
+          <w:color w:val="auto"/>
+          <w:sz w:val="26"/>
+          <w:szCs w:val="26"/>
+          <w:lang w:val="vi-VN"/>
+        </w:rPr>
+        <w:t>ức</w:t>
+      </w:r>
+      <w:r>
+        <w:rPr>
+          <w:i w:val="0"/>
+          <w:iCs w:val="0"/>
+          <w:color w:val="auto"/>
+          <w:sz w:val="26"/>
+          <w:szCs w:val="26"/>
+          <w:lang w:val="vi-VN"/>
+        </w:rPr>
+        <w:t xml:space="preserve"> 1.2</w:t>
+      </w:r>
+      <w:bookmarkEnd w:id="59"/>
+      <w:r>
+        <w:rPr>
+          <w:i w:val="0"/>
+          <w:iCs w:val="0"/>
+          <w:color w:val="auto"/>
+          <w:sz w:val="26"/>
+          <w:szCs w:val="26"/>
+          <w:lang w:val="vi-VN"/>
+        </w:rPr>
+        <w:t xml:space="preserve"> </w:t>
+      </w:r>
+    </w:p>
+    <w:p>
+      <w:pPr>
+        <w:pStyle w:val="nd"/>
+        <w:ind w:firstLine="576"/>
+        <w:rPr>
+          <w:lang w:val="vi-VN"/>
+        </w:rPr>
+      </w:pPr>
+      <w:r>
+        <w:rPr>
+          <w:lang w:val="vi-VN"/>
+        </w:rPr>
+        <w:t>-</w:t>
+      </w:r>
+      <w:r>
+        <w:rPr>
+          <w:lang w:val="vi-VN"/>
+        </w:rPr>
+        <w:t xml:space="preserve"> </w:t>
+      </w:r>
+      <w:r>
+        <w:t>Sơ đồ</w:t>
+      </w:r>
+      <w:r>
+        <w:rPr>
+          <w:lang w:val="vi-VN"/>
+        </w:rPr>
+        <w:t xml:space="preserve"> </w:t>
+      </w:r>
+      <w:r>
+        <w:rPr>
+          <w:lang w:val="vi-VN"/>
+        </w:rPr>
+        <w:t xml:space="preserve">DFD mức </w:t>
+      </w:r>
+      <w:r>
+        <w:t>1.3</w:t>
+      </w:r>
+      <w:r>
+        <w:rPr>
+          <w:lang w:val="vi-VN"/>
+        </w:rPr>
+        <w:t xml:space="preserve"> </w:t>
+      </w:r>
+    </w:p>
+    <w:p>
+      <w:pPr>
+        <w:pStyle w:val="nd"/>
+        <w:ind w:firstLine="576"/>
+        <w:rPr>
+          <w:lang w:val="vi-VN"/>
+        </w:rPr>
+      </w:pPr>
+      <w:r>
+        <w:rPr>
+          <w:lang w:val="vi-VN"/>
+        </w:rPr>
+        <w:lastRenderedPageBreak/>
+        <w:t xml:space="preserve">- Mô tả: </w:t>
+      </w:r>
+      <w:r>
+        <w:t>Sơ đồ mô tả quy trình quản lý đơn vị vận chuyển, phân công giao hàng và cập nhật trạng thái giao hàng. Quản trị viên/Nhân viên quản lý thông tin đơn vị vận chuyển, thực hiện phân công giao hàng cho đơn vị vận chuyển phù hợp. Đơn vị vận chuyển tiếp nhận thông tin đơn hàng và người nhận, sau đó cập nhật trạng thái giao hàng để hệ thống theo dõi tiến trình giao hàng.</w:t>
+      </w:r>
+    </w:p>
+    <w:p>
+      <w:pPr>
+        <w:pStyle w:val="nd"/>
+        <w:keepNext/>
+        <w:ind w:firstLine="576"/>
+        <w:jc w:val="center"/>
+      </w:pPr>
+      <w:r>
+        <w:rPr>
+          <w:noProof/>
+        </w:rPr>
+        <w:drawing>
+          <wp:inline distT="0" distB="0" distL="0" distR="0" wp14:anchorId="77E383F8" wp14:editId="65067C93">
+            <wp:extent cx="4159360" cy="2238709"/>
+            <wp:effectExtent l="19050" t="19050" r="12700" b="28575"/>
+            <wp:docPr id="703376633" name="Picture 1"/>
+            <wp:cNvGraphicFramePr>
+              <a:graphicFrameLocks xmlns:a="http://schemas.openxmlformats.org/drawingml/2006/main" noChangeAspect="1"/>
+            </wp:cNvGraphicFramePr>
+            <a:graphic xmlns:a="http://schemas.openxmlformats.org/drawingml/2006/main">
+              <a:graphicData uri="http://schemas.openxmlformats.org/drawingml/2006/picture">
+                <pic:pic xmlns:pic="http://schemas.openxmlformats.org/drawingml/2006/picture">
+                  <pic:nvPicPr>
+                    <pic:cNvPr id="703376633" name="Picture 703376633"/>
+                    <pic:cNvPicPr/>
+                  </pic:nvPicPr>
+                  <pic:blipFill>
+                    <a:blip r:embed="rId21" cstate="print">
+                      <a:extLst>
+                        <a:ext uri="{28A0092B-C50C-407E-A947-70E740481C1C}">
+                          <a14:useLocalDpi xmlns:a14="http://schemas.microsoft.com/office/drawing/2010/main" val="0"/>
+                        </a:ext>
+                      </a:extLst>
+                    </a:blip>
+                    <a:stretch>
+                      <a:fillRect/>
+                    </a:stretch>
+                  </pic:blipFill>
+                  <pic:spPr>
+                    <a:xfrm>
+                      <a:off x="0" y="0"/>
+                      <a:ext cx="4171672" cy="2245336"/>
+                    </a:xfrm>
+                    <a:prstGeom prst="rect">
+                      <a:avLst/>
+                    </a:prstGeom>
+                    <a:ln w="3175">
+                      <a:solidFill>
+                        <a:schemeClr val="tx1"/>
+                      </a:solidFill>
+                    </a:ln>
+                  </pic:spPr>
+                </pic:pic>
+              </a:graphicData>
+            </a:graphic>
+          </wp:inline>
+        </w:drawing>
+      </w:r>
+    </w:p>
+    <w:p>
+      <w:pPr>
+        <w:pStyle w:val="Caption"/>
+        <w:jc w:val="center"/>
+        <w:rPr>
+          <w:i w:val="0"/>
+          <w:iCs w:val="0"/>
+          <w:color w:val="auto"/>
+          <w:sz w:val="26"/>
+          <w:szCs w:val="26"/>
+          <w:lang w:val="vi-VN"/>
+        </w:rPr>
+      </w:pPr>
+      <w:bookmarkStart w:id="60" w:name="_Toc242724030"/>
+      <w:r>
+        <w:rPr>
+          <w:i w:val="0"/>
+          <w:iCs w:val="0"/>
+          <w:color w:val="auto"/>
+          <w:sz w:val="26"/>
+          <w:szCs w:val="26"/>
+        </w:rPr>
+        <w:t xml:space="preserve">Hình </w:t>
+      </w:r>
+      <w:r>
+        <w:rPr>
+          <w:i w:val="0"/>
+          <w:iCs w:val="0"/>
+          <w:color w:val="auto"/>
+          <w:sz w:val="26"/>
+          <w:szCs w:val="26"/>
+        </w:rPr>
+        <w:fldChar w:fldCharType="begin"/>
+      </w:r>
+      <w:r>
+        <w:rPr>
+          <w:i w:val="0"/>
+          <w:iCs w:val="0"/>
+          <w:color w:val="auto"/>
+          <w:sz w:val="26"/>
+          <w:szCs w:val="26"/>
+        </w:rPr>
+        <w:instrText xml:space="preserve"> STYLEREF 1 \s </w:instrText>
+      </w:r>
+      <w:r>
+        <w:rPr>
+          <w:i w:val="0"/>
+          <w:iCs w:val="0"/>
+          <w:color w:val="auto"/>
+          <w:sz w:val="26"/>
+          <w:szCs w:val="26"/>
+        </w:rPr>
+        <w:fldChar w:fldCharType="separate"/>
+      </w:r>
+      <w:r>
+        <w:rPr>
+          <w:i w:val="0"/>
+          <w:iCs w:val="0"/>
+          <w:noProof/>
+          <w:color w:val="auto"/>
+          <w:sz w:val="26"/>
+          <w:szCs w:val="26"/>
+        </w:rPr>
+        <w:t>3</w:t>
+      </w:r>
+      <w:r>
+        <w:rPr>
+          <w:i w:val="0"/>
+          <w:iCs w:val="0"/>
+          <w:color w:val="auto"/>
+          <w:sz w:val="26"/>
+          <w:szCs w:val="26"/>
+        </w:rPr>
+        <w:fldChar w:fldCharType="end"/>
+      </w:r>
+      <w:r>
+        <w:rPr>
+          <w:i w:val="0"/>
+          <w:iCs w:val="0"/>
+          <w:color w:val="auto"/>
+          <w:sz w:val="26"/>
+          <w:szCs w:val="26"/>
+        </w:rPr>
+        <w:t>.</w:t>
+      </w:r>
+      <w:r>
+        <w:rPr>
+          <w:i w:val="0"/>
+          <w:iCs w:val="0"/>
+          <w:color w:val="auto"/>
+          <w:sz w:val="26"/>
+          <w:szCs w:val="26"/>
+        </w:rPr>
+        <w:fldChar w:fldCharType="begin"/>
+      </w:r>
+      <w:r>
+        <w:rPr>
+          <w:i w:val="0"/>
+          <w:iCs w:val="0"/>
+          <w:color w:val="auto"/>
+          <w:sz w:val="26"/>
+          <w:szCs w:val="26"/>
+        </w:rPr>
+        <w:instrText xml:space="preserve"> SEQ Hình \* ARABIC \s 1 </w:instrText>
+      </w:r>
+      <w:r>
+        <w:rPr>
+          <w:i w:val="0"/>
+          <w:iCs w:val="0"/>
+          <w:color w:val="auto"/>
+          <w:sz w:val="26"/>
+          <w:szCs w:val="26"/>
+        </w:rPr>
+        <w:fldChar w:fldCharType="separate"/>
+      </w:r>
+      <w:r>
+        <w:rPr>
+          <w:i w:val="0"/>
+          <w:iCs w:val="0"/>
+          <w:noProof/>
+          <w:color w:val="auto"/>
+          <w:sz w:val="26"/>
+          <w:szCs w:val="26"/>
+        </w:rPr>
+        <w:t>13</w:t>
+      </w:r>
+      <w:r>
+        <w:rPr>
+          <w:i w:val="0"/>
+          <w:iCs w:val="0"/>
+          <w:color w:val="auto"/>
+          <w:sz w:val="26"/>
+          <w:szCs w:val="26"/>
+        </w:rPr>
+        <w:fldChar w:fldCharType="end"/>
+      </w:r>
+      <w:r>
+        <w:rPr>
+          <w:i w:val="0"/>
+          <w:iCs w:val="0"/>
+          <w:color w:val="auto"/>
+          <w:sz w:val="26"/>
+          <w:szCs w:val="26"/>
+          <w:lang w:val="vi-VN"/>
+        </w:rPr>
+        <w:t xml:space="preserve"> </w:t>
+      </w:r>
+      <w:r>
+        <w:rPr>
+          <w:i w:val="0"/>
+          <w:iCs w:val="0"/>
+          <w:color w:val="auto"/>
+          <w:sz w:val="26"/>
+          <w:szCs w:val="26"/>
+          <w:lang w:val="vi-VN"/>
+        </w:rPr>
+        <w:t>Sơ đồ</w:t>
+      </w:r>
+      <w:r>
+        <w:rPr>
+          <w:i w:val="0"/>
+          <w:iCs w:val="0"/>
+          <w:color w:val="auto"/>
+          <w:sz w:val="26"/>
+          <w:szCs w:val="26"/>
+          <w:lang w:val="vi-VN"/>
+        </w:rPr>
+        <w:t xml:space="preserve"> DFD mức </w:t>
+      </w:r>
+      <w:r>
+        <w:rPr>
+          <w:i w:val="0"/>
+          <w:iCs w:val="0"/>
+          <w:color w:val="auto"/>
+          <w:sz w:val="26"/>
+          <w:szCs w:val="26"/>
+        </w:rPr>
+        <w:t>1.3</w:t>
+      </w:r>
+      <w:bookmarkEnd w:id="60"/>
+    </w:p>
+    <w:p>
+      <w:pPr>
+        <w:pStyle w:val="nd"/>
+      </w:pPr>
+      <w:r>
+        <w:t xml:space="preserve">- </w:t>
+      </w:r>
+      <w:r>
+        <w:t>Sơ</w:t>
+      </w:r>
+      <w:r>
+        <w:rPr>
+          <w:lang w:val="vi-VN"/>
+        </w:rPr>
+        <w:t xml:space="preserve"> đồ</w:t>
+      </w:r>
+      <w:r>
+        <w:rPr>
+          <w:lang w:val="vi-VN"/>
+        </w:rPr>
+        <w:t xml:space="preserve"> </w:t>
+      </w:r>
+      <w:r>
+        <w:t>DFD</w:t>
+      </w:r>
+      <w:r>
+        <w:rPr>
+          <w:lang w:val="vi-VN"/>
+        </w:rPr>
+        <w:t xml:space="preserve"> </w:t>
+      </w:r>
+      <w:r>
+        <w:t xml:space="preserve">mức 1.4 </w:t>
+      </w:r>
+    </w:p>
+    <w:p>
+      <w:pPr>
+        <w:pStyle w:val="nd"/>
+      </w:pPr>
+      <w:r>
+        <w:t xml:space="preserve">- Mô tả: </w:t>
+      </w:r>
+      <w:r>
+        <w:t>Sơ đồ mô tả quy trình đặt hàng của khách hàng, bao gồm đăng ký/đăng nhập, quản lý giỏ hàng, đặt hàng và quản lý đơn hàng. Khách hàng có thể thêm, sửa, xóa sản phẩm trong giỏ hàng, xác nhận đơn hàng và xem thông tin đơn hàng. Quản trị viên/Nhân viên tiếp nhận, xác nhận đơn hàng và cập nhật trạng thái đơn hàng để theo dõi quá trình xử lý.</w:t>
+      </w:r>
+    </w:p>
+    <w:p>
+      <w:pPr>
+        <w:pStyle w:val="nd"/>
+        <w:keepNext/>
+        <w:ind w:firstLine="576"/>
+        <w:jc w:val="center"/>
+      </w:pPr>
+      <w:r>
+        <w:rPr>
+          <w:noProof/>
+          <w:lang w:val="vi-VN"/>
+        </w:rPr>
+        <w:drawing>
+          <wp:inline distT="0" distB="0" distL="0" distR="0" wp14:anchorId="1212E21E" wp14:editId="76D1ADD3">
+            <wp:extent cx="4246825" cy="2260172"/>
+            <wp:effectExtent l="19050" t="19050" r="20955" b="26035"/>
+            <wp:docPr id="694294369" name="Picture 2"/>
+            <wp:cNvGraphicFramePr>
+              <a:graphicFrameLocks xmlns:a="http://schemas.openxmlformats.org/drawingml/2006/main" noChangeAspect="1"/>
+            </wp:cNvGraphicFramePr>
+            <a:graphic xmlns:a="http://schemas.openxmlformats.org/drawingml/2006/main">
+              <a:graphicData uri="http://schemas.openxmlformats.org/drawingml/2006/picture">
+                <pic:pic xmlns:pic="http://schemas.openxmlformats.org/drawingml/2006/picture">
+                  <pic:nvPicPr>
+                    <pic:cNvPr id="694294369" name="Picture 694294369"/>
+                    <pic:cNvPicPr/>
+                  </pic:nvPicPr>
+                  <pic:blipFill>
+                    <a:blip r:embed="rId22" cstate="print">
+                      <a:extLst>
+                        <a:ext uri="{28A0092B-C50C-407E-A947-70E740481C1C}">
+                          <a14:useLocalDpi xmlns:a14="http://schemas.microsoft.com/office/drawing/2010/main" val="0"/>
+                        </a:ext>
+                      </a:extLst>
+                    </a:blip>
+                    <a:stretch>
+                      <a:fillRect/>
+                    </a:stretch>
+                  </pic:blipFill>
+                  <pic:spPr>
+                    <a:xfrm>
+                      <a:off x="0" y="0"/>
+                      <a:ext cx="4257100" cy="2265641"/>
+                    </a:xfrm>
+                    <a:prstGeom prst="rect">
+                      <a:avLst/>
+                    </a:prstGeom>
+                    <a:ln w="3175">
+                      <a:solidFill>
+                        <a:schemeClr val="tx1"/>
+                      </a:solidFill>
+                    </a:ln>
+                  </pic:spPr>
+                </pic:pic>
+              </a:graphicData>
+            </a:graphic>
+          </wp:inline>
+        </w:drawing>
+      </w:r>
+    </w:p>
+    <w:p>
+      <w:pPr>
+        <w:pStyle w:val="Caption"/>
+        <w:jc w:val="center"/>
+        <w:rPr>
+          <w:i w:val="0"/>
+          <w:iCs w:val="0"/>
+          <w:color w:val="auto"/>
+          <w:sz w:val="26"/>
+          <w:szCs w:val="26"/>
+          <w:lang w:val="vi-VN"/>
+        </w:rPr>
+      </w:pPr>
+      <w:bookmarkStart w:id="61" w:name="_Toc242724031"/>
+      <w:r>
+        <w:rPr>
+          <w:i w:val="0"/>
+          <w:iCs w:val="0"/>
+          <w:color w:val="auto"/>
+          <w:sz w:val="26"/>
+          <w:szCs w:val="26"/>
+        </w:rPr>
+        <w:t xml:space="preserve">Hình </w:t>
+      </w:r>
+      <w:r>
+        <w:rPr>
+          <w:i w:val="0"/>
+          <w:iCs w:val="0"/>
+          <w:color w:val="auto"/>
+          <w:sz w:val="26"/>
+          <w:szCs w:val="26"/>
+        </w:rPr>
+        <w:fldChar w:fldCharType="begin"/>
+      </w:r>
+      <w:r>
+        <w:rPr>
+          <w:i w:val="0"/>
+          <w:iCs w:val="0"/>
+          <w:color w:val="auto"/>
+          <w:sz w:val="26"/>
+          <w:szCs w:val="26"/>
+        </w:rPr>
+        <w:instrText xml:space="preserve"> STYLEREF 1 \s </w:instrText>
+      </w:r>
+      <w:r>
+        <w:rPr>
+          <w:i w:val="0"/>
+          <w:iCs w:val="0"/>
+          <w:color w:val="auto"/>
+          <w:sz w:val="26"/>
+          <w:szCs w:val="26"/>
+        </w:rPr>
+        <w:fldChar w:fldCharType="separate"/>
+      </w:r>
+      <w:r>
+        <w:rPr>
+          <w:i w:val="0"/>
+          <w:iCs w:val="0"/>
+          <w:noProof/>
+          <w:color w:val="auto"/>
+          <w:sz w:val="26"/>
+          <w:szCs w:val="26"/>
+        </w:rPr>
+        <w:t>3</w:t>
+      </w:r>
+      <w:r>
+        <w:rPr>
+          <w:i w:val="0"/>
+          <w:iCs w:val="0"/>
+          <w:color w:val="auto"/>
+          <w:sz w:val="26"/>
+          <w:szCs w:val="26"/>
+        </w:rPr>
+        <w:fldChar w:fldCharType="end"/>
+      </w:r>
+      <w:r>
+        <w:rPr>
+          <w:i w:val="0"/>
+          <w:iCs w:val="0"/>
+          <w:color w:val="auto"/>
+          <w:sz w:val="26"/>
+          <w:szCs w:val="26"/>
+        </w:rPr>
+        <w:t>.</w:t>
+      </w:r>
+      <w:r>
+        <w:rPr>
+          <w:i w:val="0"/>
+          <w:iCs w:val="0"/>
+          <w:color w:val="auto"/>
+          <w:sz w:val="26"/>
+          <w:szCs w:val="26"/>
+        </w:rPr>
+        <w:fldChar w:fldCharType="begin"/>
+      </w:r>
+      <w:r>
+        <w:rPr>
+          <w:i w:val="0"/>
+          <w:iCs w:val="0"/>
+          <w:color w:val="auto"/>
+          <w:sz w:val="26"/>
+          <w:szCs w:val="26"/>
+        </w:rPr>
+        <w:instrText xml:space="preserve"> SEQ Hình \* ARABIC \s 1 </w:instrText>
+      </w:r>
+      <w:r>
+        <w:rPr>
+          <w:i w:val="0"/>
+          <w:iCs w:val="0"/>
+          <w:color w:val="auto"/>
+          <w:sz w:val="26"/>
+          <w:szCs w:val="26"/>
+        </w:rPr>
+        <w:fldChar w:fldCharType="separate"/>
+      </w:r>
+      <w:r>
+        <w:rPr>
+          <w:i w:val="0"/>
+          <w:iCs w:val="0"/>
+          <w:noProof/>
+          <w:color w:val="auto"/>
+          <w:sz w:val="26"/>
+          <w:szCs w:val="26"/>
+        </w:rPr>
+        <w:t>14</w:t>
+      </w:r>
+      <w:r>
+        <w:rPr>
+          <w:i w:val="0"/>
+          <w:iCs w:val="0"/>
+          <w:color w:val="auto"/>
+          <w:sz w:val="26"/>
+          <w:szCs w:val="26"/>
+        </w:rPr>
+        <w:fldChar w:fldCharType="end"/>
+      </w:r>
+      <w:r>
+        <w:rPr>
+          <w:i w:val="0"/>
+          <w:iCs w:val="0"/>
+          <w:color w:val="auto"/>
+          <w:sz w:val="26"/>
+          <w:szCs w:val="26"/>
+          <w:lang w:val="vi-VN"/>
+        </w:rPr>
+        <w:t xml:space="preserve"> </w:t>
+      </w:r>
+      <w:r>
+        <w:rPr>
+          <w:i w:val="0"/>
+          <w:iCs w:val="0"/>
+          <w:color w:val="auto"/>
+          <w:sz w:val="26"/>
+          <w:szCs w:val="26"/>
+        </w:rPr>
+        <w:t>Sơ</w:t>
+      </w:r>
+      <w:r>
+        <w:rPr>
+          <w:i w:val="0"/>
+          <w:iCs w:val="0"/>
+          <w:color w:val="auto"/>
+          <w:sz w:val="26"/>
+          <w:szCs w:val="26"/>
+          <w:lang w:val="vi-VN"/>
+        </w:rPr>
+        <w:t xml:space="preserve"> đồ</w:t>
+      </w:r>
+      <w:r>
+        <w:rPr>
+          <w:i w:val="0"/>
+          <w:iCs w:val="0"/>
+          <w:color w:val="auto"/>
+          <w:sz w:val="26"/>
+          <w:szCs w:val="26"/>
+          <w:lang w:val="vi-VN"/>
+        </w:rPr>
+        <w:t xml:space="preserve"> </w:t>
+      </w:r>
+      <w:r>
+        <w:rPr>
+          <w:i w:val="0"/>
+          <w:iCs w:val="0"/>
+          <w:color w:val="auto"/>
+          <w:sz w:val="26"/>
+          <w:szCs w:val="26"/>
+        </w:rPr>
+        <w:t>DFD mức 1.4</w:t>
+      </w:r>
+      <w:bookmarkEnd w:id="61"/>
+    </w:p>
+    <w:p>
+      <w:pPr>
+        <w:pStyle w:val="nd"/>
+        <w:rPr>
+          <w:lang w:val="vi-VN"/>
+        </w:rPr>
+      </w:pPr>
+      <w:r>
+        <w:rPr>
+          <w:lang w:val="vi-VN"/>
+        </w:rPr>
+        <w:t>-</w:t>
+      </w:r>
+      <w:r>
+        <w:rPr>
+          <w:lang w:val="vi-VN"/>
+        </w:rPr>
+        <w:t xml:space="preserve"> Sơ </w:t>
+      </w:r>
+      <w:r>
+        <w:rPr>
+          <w:lang w:val="vi-VN"/>
+        </w:rPr>
+        <w:t>đồ</w:t>
+      </w:r>
+      <w:r>
+        <w:rPr>
+          <w:lang w:val="vi-VN"/>
+        </w:rPr>
+        <w:t xml:space="preserve"> </w:t>
+      </w:r>
+      <w:r>
+        <w:rPr>
+          <w:lang w:val="vi-VN"/>
+        </w:rPr>
+        <w:t xml:space="preserve">DFD mức </w:t>
+      </w:r>
+      <w:r>
+        <w:t>1.5</w:t>
+      </w:r>
+    </w:p>
+    <w:p>
+      <w:pPr>
+        <w:pStyle w:val="nd"/>
+        <w:rPr>
+          <w:lang w:val="vi-VN"/>
+        </w:rPr>
+      </w:pPr>
+      <w:r>
+        <w:rPr>
+          <w:lang w:val="vi-VN"/>
+        </w:rPr>
+        <w:lastRenderedPageBreak/>
+        <w:t xml:space="preserve">- Mô tả: </w:t>
+      </w:r>
+      <w:r>
+        <w:t>Quản trị viên/Nhân viên có thể thống kê sản phẩm, thống kê đơn hàng và doanh thu dựa trên dữ liệu sản phẩm, đơn hàng và khách hàng. Hệ thống tổng hợp kết quả thống kê, cho phép lựa chọn tiêu chí và định dạng báo cáo, sau đó xuất báo cáo phục vụ công tác quản lý.</w:t>
+      </w:r>
+    </w:p>
+    <w:p>
+      <w:pPr>
+        <w:pStyle w:val="nd"/>
+        <w:keepNext/>
+        <w:jc w:val="center"/>
+      </w:pPr>
+      <w:r>
+        <w:rPr>
+          <w:noProof/>
+          <w:lang w:val="vi-VN"/>
+        </w:rPr>
+        <w:drawing>
+          <wp:inline distT="0" distB="0" distL="0" distR="0" wp14:anchorId="2BC1986B" wp14:editId="3D847F0B">
+            <wp:extent cx="5149298" cy="2237144"/>
+            <wp:effectExtent l="19050" t="19050" r="13335" b="10795"/>
+            <wp:docPr id="649055822" name="Picture 1"/>
+            <wp:cNvGraphicFramePr>
+              <a:graphicFrameLocks xmlns:a="http://schemas.openxmlformats.org/drawingml/2006/main" noChangeAspect="1"/>
+            </wp:cNvGraphicFramePr>
+            <a:graphic xmlns:a="http://schemas.openxmlformats.org/drawingml/2006/main">
+              <a:graphicData uri="http://schemas.openxmlformats.org/drawingml/2006/picture">
+                <pic:pic xmlns:pic="http://schemas.openxmlformats.org/drawingml/2006/picture">
+                  <pic:nvPicPr>
+                    <pic:cNvPr id="649055822" name="Picture 649055822"/>
+                    <pic:cNvPicPr/>
+                  </pic:nvPicPr>
+                  <pic:blipFill>
+                    <a:blip r:embed="rId23">
+                      <a:extLst>
+                        <a:ext uri="{28A0092B-C50C-407E-A947-70E740481C1C}">
+                          <a14:useLocalDpi xmlns:a14="http://schemas.microsoft.com/office/drawing/2010/main" val="0"/>
+                        </a:ext>
+                      </a:extLst>
+                    </a:blip>
+                    <a:stretch>
+                      <a:fillRect/>
+                    </a:stretch>
+                  </pic:blipFill>
+                  <pic:spPr>
+                    <a:xfrm>
+                      <a:off x="0" y="0"/>
+                      <a:ext cx="5151770" cy="2238218"/>
+                    </a:xfrm>
+                    <a:prstGeom prst="rect">
+                      <a:avLst/>
+                    </a:prstGeom>
+                    <a:ln w="3175">
+                      <a:solidFill>
+                        <a:schemeClr val="tx1"/>
+                      </a:solidFill>
+                    </a:ln>
+                  </pic:spPr>
+                </pic:pic>
+              </a:graphicData>
+            </a:graphic>
+          </wp:inline>
+        </w:drawing>
+      </w:r>
+    </w:p>
+    <w:p>
+      <w:pPr>
+        <w:pStyle w:val="Caption"/>
+        <w:jc w:val="center"/>
+        <w:rPr>
+          <w:i w:val="0"/>
+          <w:iCs w:val="0"/>
+          <w:color w:val="auto"/>
+          <w:sz w:val="26"/>
+          <w:szCs w:val="26"/>
+          <w:lang w:val="vi-VN"/>
+        </w:rPr>
+      </w:pPr>
+      <w:bookmarkStart w:id="62" w:name="_Toc242724032"/>
+      <w:r>
+        <w:rPr>
+          <w:i w:val="0"/>
+          <w:iCs w:val="0"/>
+          <w:color w:val="auto"/>
+          <w:sz w:val="26"/>
+          <w:szCs w:val="26"/>
+        </w:rPr>
+        <w:t xml:space="preserve">Hình </w:t>
+      </w:r>
+      <w:r>
+        <w:rPr>
+          <w:i w:val="0"/>
+          <w:iCs w:val="0"/>
+          <w:color w:val="auto"/>
+          <w:sz w:val="26"/>
+          <w:szCs w:val="26"/>
+        </w:rPr>
+        <w:fldChar w:fldCharType="begin"/>
+      </w:r>
+      <w:r>
+        <w:rPr>
+          <w:i w:val="0"/>
+          <w:iCs w:val="0"/>
+          <w:color w:val="auto"/>
+          <w:sz w:val="26"/>
+          <w:szCs w:val="26"/>
+        </w:rPr>
+        <w:instrText xml:space="preserve"> STYLEREF 1 \s </w:instrText>
+      </w:r>
+      <w:r>
+        <w:rPr>
+          <w:i w:val="0"/>
+          <w:iCs w:val="0"/>
+          <w:color w:val="auto"/>
+          <w:sz w:val="26"/>
+          <w:szCs w:val="26"/>
+        </w:rPr>
+        <w:fldChar w:fldCharType="separate"/>
+      </w:r>
+      <w:r>
+        <w:rPr>
+          <w:i w:val="0"/>
+          <w:iCs w:val="0"/>
+          <w:noProof/>
+          <w:color w:val="auto"/>
+          <w:sz w:val="26"/>
+          <w:szCs w:val="26"/>
+        </w:rPr>
+        <w:t>3</w:t>
+      </w:r>
+      <w:r>
+        <w:rPr>
+          <w:i w:val="0"/>
+          <w:iCs w:val="0"/>
+          <w:color w:val="auto"/>
+          <w:sz w:val="26"/>
+          <w:szCs w:val="26"/>
+        </w:rPr>
+        <w:fldChar w:fldCharType="end"/>
+      </w:r>
+      <w:r>
+        <w:rPr>
+          <w:i w:val="0"/>
+          <w:iCs w:val="0"/>
+          <w:color w:val="auto"/>
+          <w:sz w:val="26"/>
+          <w:szCs w:val="26"/>
+        </w:rPr>
+        <w:t>.</w:t>
+      </w:r>
+      <w:r>
+        <w:rPr>
+          <w:i w:val="0"/>
+          <w:iCs w:val="0"/>
+          <w:color w:val="auto"/>
+          <w:sz w:val="26"/>
+          <w:szCs w:val="26"/>
+        </w:rPr>
+        <w:fldChar w:fldCharType="begin"/>
+      </w:r>
+      <w:r>
+        <w:rPr>
+          <w:i w:val="0"/>
+          <w:iCs w:val="0"/>
+          <w:color w:val="auto"/>
+          <w:sz w:val="26"/>
+          <w:szCs w:val="26"/>
+        </w:rPr>
+        <w:instrText xml:space="preserve"> SEQ Hình \* ARABIC \s 1 </w:instrText>
+      </w:r>
+      <w:r>
+        <w:rPr>
+          <w:i w:val="0"/>
+          <w:iCs w:val="0"/>
+          <w:color w:val="auto"/>
+          <w:sz w:val="26"/>
+          <w:szCs w:val="26"/>
+        </w:rPr>
+        <w:fldChar w:fldCharType="separate"/>
+      </w:r>
+      <w:r>
+        <w:rPr>
+          <w:i w:val="0"/>
+          <w:iCs w:val="0"/>
+          <w:noProof/>
+          <w:color w:val="auto"/>
+          <w:sz w:val="26"/>
+          <w:szCs w:val="26"/>
+        </w:rPr>
+        <w:t>15</w:t>
+      </w:r>
+      <w:r>
+        <w:rPr>
+          <w:i w:val="0"/>
+          <w:iCs w:val="0"/>
+          <w:color w:val="auto"/>
+          <w:sz w:val="26"/>
+          <w:szCs w:val="26"/>
+        </w:rPr>
+        <w:fldChar w:fldCharType="end"/>
+      </w:r>
+      <w:r>
+        <w:rPr>
+          <w:i w:val="0"/>
+          <w:iCs w:val="0"/>
+          <w:color w:val="auto"/>
+          <w:sz w:val="26"/>
+          <w:szCs w:val="26"/>
+          <w:lang w:val="vi-VN"/>
+        </w:rPr>
+        <w:t xml:space="preserve"> </w:t>
+      </w:r>
+      <w:r>
+        <w:rPr>
+          <w:i w:val="0"/>
+          <w:iCs w:val="0"/>
+          <w:color w:val="auto"/>
+          <w:sz w:val="26"/>
+          <w:szCs w:val="26"/>
+          <w:lang w:val="vi-VN"/>
+        </w:rPr>
+        <w:t xml:space="preserve">Sơ đồ </w:t>
+      </w:r>
+      <w:r>
+        <w:rPr>
+          <w:i w:val="0"/>
+          <w:iCs w:val="0"/>
+          <w:color w:val="auto"/>
+          <w:sz w:val="26"/>
+          <w:szCs w:val="26"/>
+          <w:lang w:val="vi-VN"/>
+        </w:rPr>
+        <w:t xml:space="preserve">DFD mức </w:t>
+      </w:r>
+      <w:r>
+        <w:rPr>
+          <w:i w:val="0"/>
+          <w:iCs w:val="0"/>
+          <w:color w:val="auto"/>
+          <w:sz w:val="26"/>
+          <w:szCs w:val="26"/>
+        </w:rPr>
+        <w:t>1.5</w:t>
+      </w:r>
+      <w:bookmarkEnd w:id="62"/>
+    </w:p>
+    <w:p>
+      <w:pPr>
+        <w:pStyle w:val="Heading2"/>
+      </w:pPr>
+      <w:r>
+        <w:t>Tổng</w:t>
+      </w:r>
+      <w:r>
+        <w:rPr>
+          <w:lang w:val="vi-VN"/>
+        </w:rPr>
+        <w:t xml:space="preserve"> kết</w:t>
+      </w:r>
+      <w:r>
+        <w:t xml:space="preserve"> chương</w:t>
+      </w:r>
+    </w:p>
+    <w:p>
+      <w:pPr>
+        <w:pStyle w:val="nd"/>
+        <w:ind w:firstLine="432"/>
+        <w:rPr>
+          <w:lang w:val="vi-VN"/>
+        </w:rPr>
+      </w:pPr>
+      <w:r>
+        <w:rPr>
+          <w:lang w:val="vi-VN"/>
+        </w:rPr>
+        <w:t>C</w:t>
+      </w:r>
+      <w:r>
+        <w:t>ác phương pháp nghiên cứu và kết quả phân tích, thiết kế hệ thống quản lý sản phẩm và đơn hàng.</w:t>
+      </w:r>
+      <w:r>
+        <w:t>G</w:t>
+      </w:r>
+      <w:r>
+        <w:t xml:space="preserve">ồm 17 chức năng dành cho Admin, Nhân viên và Khách hàng cùng 12 yêu cầu phi chức </w:t>
+      </w:r>
+      <w:r>
+        <w:t>năng</w:t>
+      </w:r>
+      <w:r>
+        <w:rPr>
+          <w:lang w:val="vi-VN"/>
+        </w:rPr>
+        <w:t xml:space="preserve">. </w:t>
+      </w:r>
+      <w:r>
+        <w:t>Hệ thống được thiết kế theo kiến trúc Frontend – Backend – Cơ sở dữ liệu: giao diện xây dựng bằng HTML, CSS, JavaScript và Bootstrap 5, phần xử lý nghiệp vụ dùng PHP cung cấp REST API, dữ liệu lưu trong MySQL kèm thành phần lưu trữ hình ảnh.</w:t>
+      </w:r>
+    </w:p>
+    <w:p>
+      <w:pPr>
+        <w:pStyle w:val="nd"/>
+        <w:ind w:firstLine="432"/>
+        <w:rPr>
+          <w:lang w:val="vi-VN"/>
+        </w:rPr>
+      </w:pPr>
+      <w:r>
+        <w:rPr>
+          <w:lang w:val="vi-VN"/>
+        </w:rPr>
+        <w:t xml:space="preserve">- Về dữ liệu, </w:t>
+      </w:r>
+      <w:r>
+        <w:t>M</w:t>
+      </w:r>
+      <w:r>
+        <w:t xml:space="preserve">ô hình ERD gồm 9 thực thể là Categories, Suppliers, Customers, Employees, Shippers, Products, Product_Images, Orders và OrderDetail, được mô tả chi tiết về thuộc tính, kiểu dữ liệu và ràng buộc. </w:t>
+      </w:r>
+    </w:p>
+    <w:p>
+      <w:pPr>
+        <w:pStyle w:val="nd"/>
+        <w:ind w:firstLine="432"/>
+        <w:rPr>
+          <w:lang w:val="vi-VN"/>
+        </w:rPr>
+      </w:pPr>
+      <w:r>
+        <w:rPr>
+          <w:lang w:val="vi-VN"/>
+        </w:rPr>
+        <w:t xml:space="preserve">- </w:t>
+      </w:r>
+      <w:r>
+        <w:t xml:space="preserve">Về giao diện, chương trình bày sơ đồ website và các giao diện chính gồm trang chủ, trang quản trị, trang đăng nhập và đăng ký, trang sản phẩm và trang chi tiết sản phẩm. </w:t>
+      </w:r>
+    </w:p>
+    <w:p>
+      <w:pPr>
+        <w:pStyle w:val="nd"/>
+        <w:ind w:firstLine="432"/>
+        <w:rPr>
+          <w:lang w:val="vi-VN"/>
+        </w:rPr>
+      </w:pPr>
+      <w:r>
+        <w:t xml:space="preserve">Về xử lý, mô hình DFD mức ngữ cảnh xác định bốn tác nhân là Khách hàng, Quản trị viên / Nhân viên, Nhà cung cấp và Đơn vị vận chuyển. DFD mức 1 phân rã thành 5 tiến trình: quản lý sản phẩm và danh mục, quản lý nhà cung cấp, quản lý vận </w:t>
+      </w:r>
+      <w:r>
+        <w:lastRenderedPageBreak/>
+        <w:t>chuyển, quản lý khách hàng và đơn hàng, báo cáo thống kê, và mỗi tiến trình được phân rã tiếp ở mức 2.</w:t>
+      </w:r>
+      <w:r>
+        <w:rPr>
+          <w:lang w:val="vi-VN"/>
+        </w:rPr>
+        <w:t xml:space="preserve"> </w:t>
+      </w:r>
       <w:r>
         <w:rPr>
           <w:lang w:val="vi-VN"/>
@@ -13381,6 +19698,122 @@
 <file path=word/numbering.xml><?xml version="1.0" encoding="utf-8"?>
 <w:numbering xmlns:wpc="http://schemas.microsoft.com/office/word/2010/wordprocessingCanvas" xmlns:cx="http://schemas.microsoft.com/office/drawing/2014/chartex" xmlns:cx1="http://schemas.microsoft.com/office/drawing/2015/9/8/chartex" xmlns:cx2="http://schemas.microsoft.com/office/drawing/2015/10/21/chartex" xmlns:cx3="http://schemas.microsoft.com/office/drawing/2016/5/9/chartex" xmlns:cx4="http://schemas.microsoft.com/office/drawing/2016/5/10/chartex" xmlns:cx5="http://schemas.microsoft.com/office/drawing/2016/5/11/chartex" xmlns:cx6="http://schemas.microsoft.com/office/drawing/2016/5/12/chartex" xmlns:cx7="http://schemas.microsoft.com/office/drawing/2016/5/13/chartex" xmlns:cx8="http://schemas.microsoft.com/office/drawing/2016/5/14/chartex" xmlns:mc="http://schemas.openxmlformats.org/markup-compatibility/2006" xmlns:aink="http://schemas.microsoft.com/office/drawing/2016/ink" xmlns:am3d="http://schemas.microsoft.com/office/drawing/2017/model3d" xmlns:o="urn:schemas-microsoft-com:office:office" xmlns:oel="http://schemas.microsoft.com/office/2019/extlst" xmlns:r="http://schemas.openxmlformats.org/officeDocument/2006/relationships" xmlns:m="http://schemas.openxmlformats.org/officeDocument/2006/math" xmlns:v="urn:schemas-microsoft-com:vml" xmlns:wp14="http://schemas.microsoft.com/office/word/2010/wordprocessingDrawing" xmlns:wp="http://schemas.openxmlformats.org/drawingml/2006/wordprocessingDrawing" xmlns:w10="urn:schemas-microsoft-com:office:word" xmlns:w="http://schemas.openxmlformats.org/wordprocessingml/2006/main" xmlns:w14="http://schemas.microsoft.com/office/word/2010/wordml" xmlns:w15="http://schemas.microsoft.com/office/word/2012/wordml" xmlns:w16cex="http://schemas.microsoft.com/office/word/2018/wordml/cex" xmlns:w16cid="http://schemas.microsoft.com/office/word/2016/wordml/cid" xmlns:w16="http://schemas.microsoft.com/office/word/2018/wordml" xmlns:w16du="http://schemas.microsoft.com/office/word/2023/wordml/word16du" xmlns:w16sdtdh="http://schemas.microsoft.com/office/word/2020/wordml/sdtdatahash" xmlns:w16sdtfl="http://schemas.microsoft.com/office/word/2024/wordml/sdtformatlock" xmlns:w16se="http://schemas.microsoft.com/office/word/2015/wordml/symex" xmlns:wpg="http://schemas.microsoft.com/office/word/2010/wordprocessingGroup" xmlns:wpi="http://schemas.microsoft.com/office/word/2010/wordprocessingInk" xmlns:wne="http://schemas.microsoft.com/office/word/2006/wordml" xmlns:wps="http://schemas.microsoft.com/office/word/2010/wordprocessingShape" mc:Ignorable="w14 w15 w16se w16cid w16 w16cex w16sdtdh w16sdtfl w16du wp14">
   <w:abstractNum w:abstractNumId="0" w15:restartNumberingAfterBreak="0">
+    <w:nsid w:val="0C3A3E87"/>
+    <w:multiLevelType w:val="hybridMultilevel"/>
+    <w:tmpl w:val="103E5636"/>
+    <w:lvl w:ilvl="0" w:tplc="4FF0066A">
+      <w:start w:val="1"/>
+      <w:numFmt w:val="bullet"/>
+      <w:lvlText w:val=""/>
+      <w:lvlJc w:val="left"/>
+      <w:pPr>
+        <w:ind w:left="720" w:hanging="360"/>
+      </w:pPr>
+      <w:rPr>
+        <w:rFonts w:ascii="Symbol" w:hAnsi="Symbol" w:hint="default"/>
+        <w:b/>
+        <w:i w:val="0"/>
+        <w:sz w:val="26"/>
+      </w:rPr>
+    </w:lvl>
+    <w:lvl w:ilvl="1" w:tplc="04090003" w:tentative="1">
+      <w:start w:val="1"/>
+      <w:numFmt w:val="bullet"/>
+      <w:lvlText w:val="o"/>
+      <w:lvlJc w:val="left"/>
+      <w:pPr>
+        <w:ind w:left="1440" w:hanging="360"/>
+      </w:pPr>
+      <w:rPr>
+        <w:rFonts w:ascii="Courier New" w:hAnsi="Courier New" w:cs="Courier New" w:hint="default"/>
+      </w:rPr>
+    </w:lvl>
+    <w:lvl w:ilvl="2" w:tplc="04090005" w:tentative="1">
+      <w:start w:val="1"/>
+      <w:numFmt w:val="bullet"/>
+      <w:lvlText w:val=""/>
+      <w:lvlJc w:val="left"/>
+      <w:pPr>
+        <w:ind w:left="2160" w:hanging="360"/>
+      </w:pPr>
+      <w:rPr>
+        <w:rFonts w:ascii="Wingdings" w:hAnsi="Wingdings" w:hint="default"/>
+      </w:rPr>
+    </w:lvl>
+    <w:lvl w:ilvl="3" w:tplc="04090001" w:tentative="1">
+      <w:start w:val="1"/>
+      <w:numFmt w:val="bullet"/>
+      <w:lvlText w:val=""/>
+      <w:lvlJc w:val="left"/>
+      <w:pPr>
+        <w:ind w:left="2880" w:hanging="360"/>
+      </w:pPr>
+      <w:rPr>
+        <w:rFonts w:ascii="Symbol" w:hAnsi="Symbol" w:hint="default"/>
+      </w:rPr>
+    </w:lvl>
+    <w:lvl w:ilvl="4" w:tplc="04090003" w:tentative="1">
+      <w:start w:val="1"/>
+      <w:numFmt w:val="bullet"/>
+      <w:lvlText w:val="o"/>
+      <w:lvlJc w:val="left"/>
+      <w:pPr>
+        <w:ind w:left="3600" w:hanging="360"/>
+      </w:pPr>
+      <w:rPr>
+        <w:rFonts w:ascii="Courier New" w:hAnsi="Courier New" w:cs="Courier New" w:hint="default"/>
+      </w:rPr>
+    </w:lvl>
+    <w:lvl w:ilvl="5" w:tplc="04090005" w:tentative="1">
+      <w:start w:val="1"/>
+      <w:numFmt w:val="bullet"/>
+      <w:lvlText w:val=""/>
+      <w:lvlJc w:val="left"/>
+      <w:pPr>
+        <w:ind w:left="4320" w:hanging="360"/>
+      </w:pPr>
+      <w:rPr>
+        <w:rFonts w:ascii="Wingdings" w:hAnsi="Wingdings" w:hint="default"/>
+      </w:rPr>
+    </w:lvl>
+    <w:lvl w:ilvl="6" w:tplc="04090001" w:tentative="1">
+      <w:start w:val="1"/>
+      <w:numFmt w:val="bullet"/>
+      <w:lvlText w:val=""/>
+      <w:lvlJc w:val="left"/>
+      <w:pPr>
+        <w:ind w:left="5040" w:hanging="360"/>
+      </w:pPr>
+      <w:rPr>
+        <w:rFonts w:ascii="Symbol" w:hAnsi="Symbol" w:hint="default"/>
+      </w:rPr>
+    </w:lvl>
+    <w:lvl w:ilvl="7" w:tplc="04090003" w:tentative="1">
+      <w:start w:val="1"/>
+      <w:numFmt w:val="bullet"/>
+      <w:lvlText w:val="o"/>
+      <w:lvlJc w:val="left"/>
+      <w:pPr>
+        <w:ind w:left="5760" w:hanging="360"/>
+      </w:pPr>
+      <w:rPr>
+        <w:rFonts w:ascii="Courier New" w:hAnsi="Courier New" w:cs="Courier New" w:hint="default"/>
+      </w:rPr>
+    </w:lvl>
+    <w:lvl w:ilvl="8" w:tplc="04090005" w:tentative="1">
+      <w:start w:val="1"/>
+      <w:numFmt w:val="bullet"/>
+      <w:lvlText w:val=""/>
+      <w:lvlJc w:val="left"/>
+      <w:pPr>
+        <w:ind w:left="6480" w:hanging="360"/>
+      </w:pPr>
+      <w:rPr>
+        <w:rFonts w:ascii="Wingdings" w:hAnsi="Wingdings" w:hint="default"/>
+      </w:rPr>
+    </w:lvl>
+  </w:abstractNum>
+  <w:abstractNum w:abstractNumId="1" w15:restartNumberingAfterBreak="0">
     <w:nsid w:val="0CDF7364"/>
     <w:multiLevelType w:val="hybridMultilevel"/>
     <w:tmpl w:val="9CD40B20"/>
@@ -13471,7 +19904,7 @@
       </w:pPr>
     </w:lvl>
   </w:abstractNum>
-  <w:abstractNum w:abstractNumId="1" w15:restartNumberingAfterBreak="0">
+  <w:abstractNum w:abstractNumId="2" w15:restartNumberingAfterBreak="0">
     <w:nsid w:val="28B72FEF"/>
     <w:multiLevelType w:val="multilevel"/>
     <w:tmpl w:val="D45C53F2"/>
@@ -13604,10 +20037,10 @@
       </w:rPr>
     </w:lvl>
   </w:abstractNum>
-  <w:abstractNum w:abstractNumId="2" w15:restartNumberingAfterBreak="0">
+  <w:abstractNum w:abstractNumId="3" w15:restartNumberingAfterBreak="0">
     <w:nsid w:val="2A6515D4"/>
     <w:multiLevelType w:val="multilevel"/>
-    <w:tmpl w:val="0B7E5506"/>
+    <w:tmpl w:val="1F681CD4"/>
     <w:lvl w:ilvl="0">
       <w:start w:val="1"/>
       <w:numFmt w:val="decimal"/>
@@ -13653,13 +20086,6 @@
       <w:pPr>
         <w:ind w:left="720" w:hanging="720"/>
       </w:pPr>
-      <w:rPr>
-        <w:rFonts w:ascii="Times New Roman" w:hAnsi="Times New Roman" w:hint="default"/>
-        <w:b/>
-        <w:i w:val="0"/>
-        <w:caps/>
-        <w:sz w:val="26"/>
-      </w:rPr>
     </w:lvl>
     <w:lvl w:ilvl="3">
       <w:start w:val="1"/>
@@ -13739,7 +20165,7 @@
       </w:rPr>
     </w:lvl>
   </w:abstractNum>
-  <w:abstractNum w:abstractNumId="3" w15:restartNumberingAfterBreak="0">
+  <w:abstractNum w:abstractNumId="4" w15:restartNumberingAfterBreak="0">
     <w:nsid w:val="2A9A1A98"/>
     <w:multiLevelType w:val="hybridMultilevel"/>
     <w:tmpl w:val="16B4489A"/>
@@ -13830,7 +20256,7 @@
       </w:pPr>
     </w:lvl>
   </w:abstractNum>
-  <w:abstractNum w:abstractNumId="4" w15:restartNumberingAfterBreak="0">
+  <w:abstractNum w:abstractNumId="5" w15:restartNumberingAfterBreak="0">
     <w:nsid w:val="581978EB"/>
     <w:multiLevelType w:val="hybridMultilevel"/>
     <w:tmpl w:val="2102BE48"/>
@@ -13919,7 +20345,7 @@
       </w:pPr>
     </w:lvl>
   </w:abstractNum>
-  <w:abstractNum w:abstractNumId="5" w15:restartNumberingAfterBreak="0">
+  <w:abstractNum w:abstractNumId="6" w15:restartNumberingAfterBreak="0">
     <w:nsid w:val="67910029"/>
     <w:multiLevelType w:val="multilevel"/>
     <w:tmpl w:val="D39C8ED8"/>
@@ -14053,21 +20479,24 @@
     </w:lvl>
   </w:abstractNum>
   <w:num w:numId="1" w16cid:durableId="1747266641">
+    <w:abstractNumId w:val="2"/>
+  </w:num>
+  <w:num w:numId="2" w16cid:durableId="1772387228">
+    <w:abstractNumId w:val="6"/>
+  </w:num>
+  <w:num w:numId="3" w16cid:durableId="1252474530">
+    <w:abstractNumId w:val="3"/>
+  </w:num>
+  <w:num w:numId="4" w16cid:durableId="1929000181">
+    <w:abstractNumId w:val="5"/>
+  </w:num>
+  <w:num w:numId="5" w16cid:durableId="1864055140">
+    <w:abstractNumId w:val="4"/>
+  </w:num>
+  <w:num w:numId="6" w16cid:durableId="1984771879">
     <w:abstractNumId w:val="1"/>
   </w:num>
-  <w:num w:numId="2" w16cid:durableId="1772387228">
-    <w:abstractNumId w:val="5"/>
-  </w:num>
-  <w:num w:numId="3" w16cid:durableId="1252474530">
-    <w:abstractNumId w:val="2"/>
-  </w:num>
-  <w:num w:numId="4" w16cid:durableId="1929000181">
-    <w:abstractNumId w:val="4"/>
-  </w:num>
-  <w:num w:numId="5" w16cid:durableId="1864055140">
-    <w:abstractNumId w:val="3"/>
-  </w:num>
-  <w:num w:numId="6" w16cid:durableId="1984771879">
+  <w:num w:numId="7" w16cid:durableId="1330787555">
     <w:abstractNumId w:val="0"/>
   </w:num>
 </w:numbering>
@@ -15072,6 +21501,28 @@
       <w:contextualSpacing/>
     </w:pPr>
   </w:style>
+  <w:style w:type="paragraph" w:styleId="TableofFigures">
+    <w:name w:val="table of figures"/>
+    <w:basedOn w:val="Normal"/>
+    <w:next w:val="Normal"/>
+    <w:uiPriority w:val="99"/>
+    <w:unhideWhenUsed/>
+    <w:rsid w:val="00DF13CD"/>
+    <w:pPr>
+      <w:spacing w:after="0"/>
+    </w:pPr>
+  </w:style>
+  <w:style w:type="character" w:styleId="Hyperlink">
+    <w:name w:val="Hyperlink"/>
+    <w:basedOn w:val="DefaultParagraphFont"/>
+    <w:uiPriority w:val="99"/>
+    <w:unhideWhenUsed/>
+    <w:rsid w:val="00DF13CD"/>
+    <w:rPr>
+      <w:color w:val="0563C1" w:themeColor="hyperlink"/>
+      <w:u w:val="single"/>
+    </w:rPr>
+  </w:style>
 </w:styles>
 </file>
 

--- a/thesis/baocao.docx
+++ b/thesis/baocao.docx
@@ -3628,9 +3628,6 @@
     <w:p>
       <w:pPr>
         <w:pStyle w:val="Heading3"/>
-        <w:rPr>
-          <w:lang w:val="vi-VN"/>
-        </w:rPr>
       </w:pPr>
       <w:r>
         <w:rPr>
@@ -3644,6 +3641,29 @@
         </w:rPr>
         <w:t>ngôn ngữ PHP</w:t>
       </w:r>
+      <w:r>
+        <w:rPr>
+          <w:lang w:val="vi-VN"/>
+        </w:rPr>
+        <w:t xml:space="preserve"> </w:t>
+      </w:r>
+    </w:p>
+    <w:p>
+      <w:pPr>
+        <w:pStyle w:val="nd"/>
+        <w:rPr>
+          <w:lang w:val="vi-VN"/>
+        </w:rPr>
+      </w:pPr>
+      <w:r>
+        <w:t xml:space="preserve">PHP là từ viết tắt của thuật ngữ Personal Home Page và hiện nay đang có tên Hypertext Preprocessor. Đây là một dạng mã lệnh hoặc một chuỗi ngôn ngữ kịch bản. Trong đó, ngôn ngữ PHP chủ yếu được phát triển để dành cho những ứng dụng nằm trên máy </w:t>
+      </w:r>
+      <w:r>
+        <w:t>chủ</w:t>
+      </w:r>
+      <w:r>
+        <w:t>.</w:t>
+      </w:r>
     </w:p>
     <w:p>
       <w:pPr>
@@ -3652,7 +3672,6 @@
           <w:lang w:val="vi-VN"/>
         </w:rPr>
       </w:pPr>
-      <w:bookmarkStart w:id="2" w:name="_Toc218514168"/>
       <w:r>
         <w:t>Lịch</w:t>
       </w:r>
@@ -3662,77 +3681,239 @@
         </w:rPr>
         <w:t xml:space="preserve"> sử phát triển</w:t>
       </w:r>
+    </w:p>
+    <w:p>
+      <w:pPr>
+        <w:pStyle w:val="nd"/>
+        <w:rPr>
+          <w:lang w:val="vi-VN"/>
+        </w:rPr>
+      </w:pPr>
+      <w:r>
+        <w:rPr>
+          <w:lang w:val="vi-VN"/>
+        </w:rPr>
+        <w:t xml:space="preserve">Năm </w:t>
+      </w:r>
+      <w:r>
+        <w:rPr>
+          <w:lang w:val="vi-VN"/>
+        </w:rPr>
+        <w:t>1994: PHP được tạo ra bởi Rasmus Lerdorf, ban đầu chỉ là một tập hợp các kịch bản viết bằng ngôn ngữ C để quản lý và theo dõi lượt truy cập trang cá nhân của ông. Công cụ này được đặt tên là Personal Home Page Tools (PHP Tools).</w:t>
+      </w:r>
+    </w:p>
+    <w:p>
+      <w:pPr>
+        <w:pStyle w:val="nd"/>
+        <w:rPr>
+          <w:lang w:val="vi-VN"/>
+        </w:rPr>
+      </w:pPr>
+      <w:r>
+        <w:rPr>
+          <w:lang w:val="vi-VN"/>
+        </w:rPr>
+        <w:t>Năm 1995</w:t>
+      </w:r>
+      <w:r>
+        <w:rPr>
+          <w:lang w:val="vi-VN"/>
+        </w:rPr>
+        <w:t>: Sau khi công bố mã nguồn của PHP Tools, Rasmus đã phát triển thêm chức năng hỗ trợ xử lý biểu mẫu web và tương tác với cơ sở dữ liệu. Công cụ này được đặt tên là PHP/FI (Personal Home Page/Form Interpreter), cho phép lập trình viên tạo các trang web động. Đây là phiên bản PHP đầu tiên có thể sử dụng rộng rãi.</w:t>
+      </w:r>
+    </w:p>
+    <w:p>
+      <w:pPr>
+        <w:pStyle w:val="nd"/>
+        <w:rPr>
+          <w:lang w:val="vi-VN"/>
+        </w:rPr>
+      </w:pPr>
+      <w:r>
+        <w:rPr>
+          <w:lang w:val="vi-VN"/>
+        </w:rPr>
+        <w:lastRenderedPageBreak/>
+        <w:t xml:space="preserve">Năm </w:t>
+      </w:r>
+      <w:r>
+        <w:rPr>
+          <w:lang w:val="vi-VN"/>
+        </w:rPr>
+        <w:t>1997: Sự phổ biến của PHP/FI dẫn đến việc cần một hệ thống mạnh mẽ hơn. Zeev Suraski và Andi Gutmans, hai lập trình viên từ Israel, đã tiến hành viết lại cốt lõi của PHP. Kết quả là một phiên bản ổn định và hiệu quả hơn, đặt nền móng cho PHP 3.</w:t>
+      </w:r>
+    </w:p>
+    <w:p>
+      <w:pPr>
+        <w:pStyle w:val="nd"/>
+        <w:rPr>
+          <w:lang w:val="vi-VN"/>
+        </w:rPr>
+      </w:pPr>
+      <w:r>
+        <w:rPr>
+          <w:lang w:val="vi-VN"/>
+        </w:rPr>
+        <w:t>Năm</w:t>
+      </w:r>
+      <w:r>
+        <w:rPr>
+          <w:lang w:val="vi-VN"/>
+        </w:rPr>
+        <w:t xml:space="preserve"> </w:t>
+      </w:r>
+      <w:r>
+        <w:rPr>
+          <w:lang w:val="vi-VN"/>
+        </w:rPr>
+        <w:t>1998: PHP 3 chính thức ra mắt, đánh dấu bước ngoặt lớn trong lịch sử phát triển của ngôn ngữ.</w:t>
+      </w:r>
+    </w:p>
+    <w:p>
+      <w:pPr>
+        <w:pStyle w:val="nd"/>
+        <w:rPr>
+          <w:lang w:val="vi-VN"/>
+        </w:rPr>
+      </w:pPr>
+      <w:r>
+        <w:rPr>
+          <w:lang w:val="vi-VN"/>
+        </w:rPr>
+        <w:t>Năm</w:t>
+      </w:r>
+      <w:r>
+        <w:rPr>
+          <w:lang w:val="vi-VN"/>
+        </w:rPr>
+        <w:t xml:space="preserve"> </w:t>
+      </w:r>
+      <w:r>
+        <w:rPr>
+          <w:lang w:val="vi-VN"/>
+        </w:rPr>
+        <w:t>2000: PHP 4 ra đời, sử dụng Zend Engine 1.0, một công cụ thực thi mới được phát triển bởi Zeev Suraski và Andi Gutmans. Phiên bản này cải thiện đáng kể hiệu suất và khả năng mở rộng, làm cho PHP trở thành lựa chọn ưu tiên cho các dự án lớn.</w:t>
+      </w:r>
+    </w:p>
+    <w:p>
+      <w:pPr>
+        <w:pStyle w:val="nd"/>
+        <w:rPr>
+          <w:lang w:val="vi-VN"/>
+        </w:rPr>
+      </w:pPr>
+      <w:r>
+        <w:rPr>
+          <w:lang w:val="vi-VN"/>
+        </w:rPr>
+        <w:t>Năm</w:t>
+      </w:r>
+      <w:r>
+        <w:rPr>
+          <w:lang w:val="vi-VN"/>
+        </w:rPr>
+        <w:t xml:space="preserve"> </w:t>
+      </w:r>
+      <w:r>
+        <w:rPr>
+          <w:lang w:val="vi-VN"/>
+        </w:rPr>
+        <w:t>2004: PHP 5 ra mắt với nhiều cải tiến mạnh mẽ nhờ Zend Engine 2.0. Phiên bản này đánh dấu sự trưởng thành của PHP trong việc hỗ trợ các mô hình lập trình hiện đại.</w:t>
+      </w:r>
+    </w:p>
+    <w:p>
+      <w:pPr>
+        <w:pStyle w:val="nd"/>
+        <w:rPr>
+          <w:lang w:val="vi-VN"/>
+        </w:rPr>
+      </w:pPr>
+      <w:r>
+        <w:rPr>
+          <w:lang w:val="vi-VN"/>
+        </w:rPr>
+        <w:t>Năm</w:t>
+      </w:r>
+      <w:r>
+        <w:rPr>
+          <w:lang w:val="vi-VN"/>
+        </w:rPr>
+        <w:t xml:space="preserve"> </w:t>
+      </w:r>
+      <w:r>
+        <w:rPr>
+          <w:lang w:val="vi-VN"/>
+        </w:rPr>
+        <w:t>2015: PHP 7 chính thức phát hành, sử dụng Zend Engine 3.0, mang lại những cải tiến vượt trội về hiệu suất và hiệu quả.</w:t>
+      </w:r>
+    </w:p>
+    <w:p>
+      <w:pPr>
+        <w:pStyle w:val="nd"/>
+        <w:rPr>
+          <w:lang w:val="vi-VN"/>
+        </w:rPr>
+      </w:pPr>
+      <w:r>
+        <w:rPr>
+          <w:lang w:val="vi-VN"/>
+        </w:rPr>
+        <w:t>Năm</w:t>
+      </w:r>
+      <w:r>
+        <w:rPr>
+          <w:lang w:val="vi-VN"/>
+        </w:rPr>
+        <w:t xml:space="preserve"> </w:t>
+      </w:r>
+      <w:r>
+        <w:rPr>
+          <w:lang w:val="vi-VN"/>
+        </w:rPr>
+        <w:t xml:space="preserve">2020: PHP 8 phát hành với những thay đổi quan trọng, đưa ngôn ngữ lên một tầm cao </w:t>
+      </w:r>
+      <w:r>
+        <w:rPr>
+          <w:lang w:val="vi-VN"/>
+        </w:rPr>
+        <w:t>mới</w:t>
+      </w:r>
+      <w:r>
+        <w:rPr>
+          <w:lang w:val="vi-VN"/>
+        </w:rPr>
+        <w:t>.</w:t>
+      </w:r>
+    </w:p>
+    <w:p>
+      <w:pPr>
+        <w:pStyle w:val="Heading2"/>
+        <w:rPr>
+          <w:lang w:val="vi-VN"/>
+        </w:rPr>
+      </w:pPr>
+      <w:r>
+        <w:t xml:space="preserve">Ngôn ngữ truy vấn </w:t>
+      </w:r>
+      <w:r>
+        <w:t>SQL</w:t>
+      </w:r>
+    </w:p>
+    <w:p>
+      <w:pPr>
+        <w:pStyle w:val="Heading3"/>
+        <w:rPr>
+          <w:lang w:val="vi-VN"/>
+        </w:rPr>
+      </w:pPr>
+      <w:bookmarkStart w:id="2" w:name="_Toc218514158"/>
+      <w:r>
+        <w:rPr>
+          <w:lang w:val="vi-VN"/>
+        </w:rPr>
+        <w:t>Giới thiệu</w:t>
+      </w:r>
       <w:bookmarkEnd w:id="2"/>
-    </w:p>
-    <w:p>
-      <w:pPr>
-        <w:pStyle w:val="Heading3"/>
-        <w:rPr>
-          <w:lang w:val="vi-VN"/>
-        </w:rPr>
-      </w:pPr>
-      <w:bookmarkStart w:id="3" w:name="_Toc218514173"/>
-      <w:r>
-        <w:rPr>
-          <w:lang w:val="vi-VN"/>
-        </w:rPr>
-        <w:t>Mô hình kết nối PHP với MySQL</w:t>
-      </w:r>
-      <w:bookmarkEnd w:id="3"/>
-    </w:p>
-    <w:p>
-      <w:pPr>
-        <w:pStyle w:val="Heading3"/>
-        <w:rPr>
-          <w:szCs w:val="26"/>
-          <w:lang w:val="vi-VN"/>
-        </w:rPr>
-      </w:pPr>
-      <w:bookmarkStart w:id="4" w:name="_Toc218514174"/>
-      <w:r>
-        <w:rPr>
-          <w:szCs w:val="26"/>
-        </w:rPr>
-        <w:t>Vai</w:t>
-      </w:r>
-      <w:r>
-        <w:rPr>
-          <w:szCs w:val="26"/>
-          <w:lang w:val="vi-VN"/>
-        </w:rPr>
-        <w:t xml:space="preserve"> trò</w:t>
-      </w:r>
-      <w:bookmarkEnd w:id="4"/>
-    </w:p>
-    <w:p>
-      <w:pPr>
-        <w:pStyle w:val="Heading2"/>
-        <w:rPr>
-          <w:lang w:val="vi-VN"/>
-        </w:rPr>
-      </w:pPr>
-      <w:r>
-        <w:t xml:space="preserve">Ngôn ngữ truy vấn </w:t>
-      </w:r>
-      <w:r>
-        <w:t>SQL</w:t>
-      </w:r>
-    </w:p>
-    <w:p>
-      <w:pPr>
-        <w:pStyle w:val="Heading3"/>
-        <w:rPr>
-          <w:lang w:val="vi-VN"/>
-        </w:rPr>
-      </w:pPr>
-      <w:bookmarkStart w:id="5" w:name="_Toc218514158"/>
-      <w:r>
-        <w:rPr>
-          <w:lang w:val="vi-VN"/>
-        </w:rPr>
-        <w:t>Giới thiệu</w:t>
-      </w:r>
-      <w:bookmarkEnd w:id="5"/>
     </w:p>
     <w:p>
       <w:pPr>
@@ -3835,11 +4016,11 @@
           <w:lang w:val="vi-VN"/>
         </w:rPr>
       </w:pPr>
-      <w:bookmarkStart w:id="6" w:name="_Ref242367482"/>
+      <w:bookmarkStart w:id="3" w:name="_Ref242367482"/>
       <w:r>
         <w:t>Mô tả bài toán</w:t>
       </w:r>
-      <w:bookmarkEnd w:id="6"/>
+      <w:bookmarkEnd w:id="3"/>
     </w:p>
     <w:p>
       <w:pPr>
@@ -3988,8 +4169,8 @@
           <w:lang w:val="vi-VN"/>
         </w:rPr>
       </w:pPr>
-      <w:bookmarkStart w:id="7" w:name="_Ref242454868"/>
-      <w:bookmarkStart w:id="8" w:name="_Toc242645973"/>
+      <w:bookmarkStart w:id="4" w:name="_Ref242454868"/>
+      <w:bookmarkStart w:id="5" w:name="_Toc242645973"/>
       <w:r>
         <w:rPr>
           <w:i w:val="0"/>
@@ -4112,7 +4293,7 @@
         </w:rPr>
         <w:fldChar w:fldCharType="end"/>
       </w:r>
-      <w:bookmarkEnd w:id="7"/>
+      <w:bookmarkEnd w:id="4"/>
       <w:r>
         <w:t xml:space="preserve"> </w:t>
       </w:r>
@@ -4126,7 +4307,7 @@
         </w:rPr>
         <w:t>Các yêu cầu chức năng của hệ thống</w:t>
       </w:r>
-      <w:bookmarkEnd w:id="8"/>
+      <w:bookmarkEnd w:id="5"/>
     </w:p>
     <w:tbl>
       <w:tblPr>
@@ -6355,8 +6536,8 @@
           <w:lang w:val="vi-VN"/>
         </w:rPr>
       </w:pPr>
-      <w:bookmarkStart w:id="9" w:name="_Ref242455183"/>
-      <w:bookmarkStart w:id="10" w:name="_Toc242645974"/>
+      <w:bookmarkStart w:id="6" w:name="_Ref242455183"/>
+      <w:bookmarkStart w:id="7" w:name="_Toc242645974"/>
       <w:r>
         <w:rPr>
           <w:i w:val="0"/>
@@ -6479,7 +6660,7 @@
         </w:rPr>
         <w:fldChar w:fldCharType="end"/>
       </w:r>
-      <w:bookmarkEnd w:id="9"/>
+      <w:bookmarkEnd w:id="6"/>
       <w:r>
         <w:rPr>
           <w:i w:val="0"/>
@@ -6522,7 +6703,7 @@
         </w:rPr>
         <w:t>chức năng</w:t>
       </w:r>
-      <w:bookmarkEnd w:id="10"/>
+      <w:bookmarkEnd w:id="7"/>
     </w:p>
     <w:tbl>
       <w:tblPr>
@@ -7505,8 +7686,8 @@
           <w:lang w:val="vi-VN"/>
         </w:rPr>
       </w:pPr>
-      <w:bookmarkStart w:id="11" w:name="_Toc242546993"/>
-      <w:bookmarkStart w:id="12" w:name="_Toc242724018"/>
+      <w:bookmarkStart w:id="8" w:name="_Toc242546993"/>
+      <w:bookmarkStart w:id="9" w:name="_Toc242724018"/>
       <w:r>
         <w:rPr>
           <w:i w:val="0"/>
@@ -7650,8 +7831,8 @@
         </w:rPr>
         <w:t xml:space="preserve"> trúc hệ thống</w:t>
       </w:r>
-      <w:bookmarkEnd w:id="11"/>
-      <w:bookmarkEnd w:id="12"/>
+      <w:bookmarkEnd w:id="8"/>
+      <w:bookmarkEnd w:id="9"/>
     </w:p>
     <w:p>
       <w:pPr>
@@ -7765,8 +7946,8 @@
           <w:lang w:val="vi-VN"/>
         </w:rPr>
       </w:pPr>
-      <w:bookmarkStart w:id="13" w:name="_Toc242546994"/>
-      <w:bookmarkStart w:id="14" w:name="_Toc242724019"/>
+      <w:bookmarkStart w:id="10" w:name="_Toc242546994"/>
+      <w:bookmarkStart w:id="11" w:name="_Toc242724019"/>
       <w:r>
         <w:rPr>
           <w:i w:val="0"/>
@@ -7900,8 +8081,8 @@
         </w:rPr>
         <w:t xml:space="preserve"> Mô hình ERD</w:t>
       </w:r>
-      <w:bookmarkEnd w:id="13"/>
-      <w:bookmarkEnd w:id="14"/>
+      <w:bookmarkEnd w:id="10"/>
+      <w:bookmarkEnd w:id="11"/>
     </w:p>
     <w:p>
       <w:pPr>
@@ -8091,9 +8272,9 @@
           <w:lang w:val="vi-VN"/>
         </w:rPr>
       </w:pPr>
-      <w:bookmarkStart w:id="15" w:name="_Ref242454215"/>
-      <w:bookmarkStart w:id="16" w:name="_Ref242645622"/>
-      <w:bookmarkStart w:id="17" w:name="_Toc242645975"/>
+      <w:bookmarkStart w:id="12" w:name="_Ref242454215"/>
+      <w:bookmarkStart w:id="13" w:name="_Ref242645622"/>
+      <w:bookmarkStart w:id="14" w:name="_Toc242645975"/>
       <w:r>
         <w:rPr>
           <w:i w:val="0"/>
@@ -8216,7 +8397,7 @@
         </w:rPr>
         <w:fldChar w:fldCharType="end"/>
       </w:r>
-      <w:bookmarkEnd w:id="15"/>
+      <w:bookmarkEnd w:id="12"/>
       <w:r>
         <w:rPr>
           <w:i w:val="0"/>
@@ -8248,8 +8429,8 @@
         </w:rPr>
         <w:t>hực thể Categories</w:t>
       </w:r>
-      <w:bookmarkEnd w:id="16"/>
-      <w:bookmarkEnd w:id="17"/>
+      <w:bookmarkEnd w:id="13"/>
+      <w:bookmarkEnd w:id="14"/>
     </w:p>
     <w:tbl>
       <w:tblPr>
@@ -8738,11 +8919,11 @@
           <w:lang w:val="vi-VN"/>
         </w:rPr>
       </w:pPr>
-      <w:bookmarkStart w:id="18" w:name="_Ref242645558"/>
-      <w:bookmarkStart w:id="19" w:name="_Ref242645572"/>
-      <w:bookmarkStart w:id="20" w:name="_Ref242645608"/>
-      <w:bookmarkStart w:id="21" w:name="_Ref242645619"/>
-      <w:bookmarkStart w:id="22" w:name="_Toc242645976"/>
+      <w:bookmarkStart w:id="15" w:name="_Ref242645558"/>
+      <w:bookmarkStart w:id="16" w:name="_Ref242645572"/>
+      <w:bookmarkStart w:id="17" w:name="_Ref242645608"/>
+      <w:bookmarkStart w:id="18" w:name="_Ref242645619"/>
+      <w:bookmarkStart w:id="19" w:name="_Toc242645976"/>
       <w:r>
         <w:t xml:space="preserve">Bảng </w:t>
       </w:r>
@@ -8797,11 +8978,11 @@
         </w:rPr>
         <w:t xml:space="preserve"> Thực thể Supplier</w:t>
       </w:r>
+      <w:bookmarkEnd w:id="15"/>
+      <w:bookmarkEnd w:id="16"/>
+      <w:bookmarkEnd w:id="17"/>
       <w:bookmarkEnd w:id="18"/>
       <w:bookmarkEnd w:id="19"/>
-      <w:bookmarkEnd w:id="20"/>
-      <w:bookmarkEnd w:id="21"/>
-      <w:bookmarkEnd w:id="22"/>
     </w:p>
     <w:tbl>
       <w:tblPr>
@@ -9744,9 +9925,9 @@
           <w:lang w:val="vi-VN"/>
         </w:rPr>
       </w:pPr>
-      <w:bookmarkStart w:id="23" w:name="_Ref242454583"/>
-      <w:bookmarkStart w:id="24" w:name="_Ref242645705"/>
-      <w:bookmarkStart w:id="25" w:name="_Toc242645977"/>
+      <w:bookmarkStart w:id="20" w:name="_Ref242454583"/>
+      <w:bookmarkStart w:id="21" w:name="_Ref242645705"/>
+      <w:bookmarkStart w:id="22" w:name="_Toc242645977"/>
       <w:r>
         <w:rPr>
           <w:szCs w:val="26"/>
@@ -9821,7 +10002,7 @@
         </w:rPr>
         <w:fldChar w:fldCharType="end"/>
       </w:r>
-      <w:bookmarkEnd w:id="23"/>
+      <w:bookmarkEnd w:id="20"/>
       <w:r>
         <w:rPr>
           <w:szCs w:val="26"/>
@@ -9832,8 +10013,8 @@
       <w:r>
         <w:t>Thực thể Customers</w:t>
       </w:r>
-      <w:bookmarkEnd w:id="24"/>
-      <w:bookmarkEnd w:id="25"/>
+      <w:bookmarkEnd w:id="21"/>
+      <w:bookmarkEnd w:id="22"/>
     </w:p>
     <w:tbl>
       <w:tblPr>
@@ -10750,9 +10931,9 @@
           <w:lang w:val="vi-VN"/>
         </w:rPr>
       </w:pPr>
-      <w:bookmarkStart w:id="26" w:name="_Ref242456404"/>
-      <w:bookmarkStart w:id="27" w:name="_Ref242645743"/>
-      <w:bookmarkStart w:id="28" w:name="_Toc242645978"/>
+      <w:bookmarkStart w:id="23" w:name="_Ref242456404"/>
+      <w:bookmarkStart w:id="24" w:name="_Ref242645743"/>
+      <w:bookmarkStart w:id="25" w:name="_Toc242645978"/>
       <w:r>
         <w:rPr>
           <w:szCs w:val="26"/>
@@ -10827,7 +11008,7 @@
         </w:rPr>
         <w:fldChar w:fldCharType="end"/>
       </w:r>
-      <w:bookmarkEnd w:id="26"/>
+      <w:bookmarkEnd w:id="23"/>
       <w:r>
         <w:rPr>
           <w:szCs w:val="26"/>
@@ -10838,8 +11019,8 @@
       <w:r>
         <w:t>Thực thể Employees</w:t>
       </w:r>
-      <w:bookmarkEnd w:id="27"/>
-      <w:bookmarkEnd w:id="28"/>
+      <w:bookmarkEnd w:id="24"/>
+      <w:bookmarkEnd w:id="25"/>
     </w:p>
     <w:tbl>
       <w:tblPr>
@@ -11582,9 +11763,9 @@
           <w:lang w:val="vi-VN"/>
         </w:rPr>
       </w:pPr>
-      <w:bookmarkStart w:id="29" w:name="_Ref242456647"/>
-      <w:bookmarkStart w:id="30" w:name="_Ref242645788"/>
-      <w:bookmarkStart w:id="31" w:name="_Toc242645979"/>
+      <w:bookmarkStart w:id="26" w:name="_Ref242456647"/>
+      <w:bookmarkStart w:id="27" w:name="_Ref242645788"/>
+      <w:bookmarkStart w:id="28" w:name="_Toc242645979"/>
       <w:r>
         <w:rPr>
           <w:szCs w:val="26"/>
@@ -11659,7 +11840,7 @@
         </w:rPr>
         <w:fldChar w:fldCharType="end"/>
       </w:r>
-      <w:bookmarkEnd w:id="29"/>
+      <w:bookmarkEnd w:id="26"/>
       <w:r>
         <w:rPr>
           <w:szCs w:val="26"/>
@@ -11670,8 +11851,8 @@
       <w:r>
         <w:t>Thực thể Shippers</w:t>
       </w:r>
-      <w:bookmarkEnd w:id="30"/>
-      <w:bookmarkEnd w:id="31"/>
+      <w:bookmarkEnd w:id="27"/>
+      <w:bookmarkEnd w:id="28"/>
     </w:p>
     <w:tbl>
       <w:tblPr>
@@ -12138,9 +12319,9 @@
           <w:lang w:val="vi-VN"/>
         </w:rPr>
       </w:pPr>
-      <w:bookmarkStart w:id="32" w:name="_Ref242457071"/>
-      <w:bookmarkStart w:id="33" w:name="_Ref242645847"/>
-      <w:bookmarkStart w:id="34" w:name="_Toc242645980"/>
+      <w:bookmarkStart w:id="29" w:name="_Ref242457071"/>
+      <w:bookmarkStart w:id="30" w:name="_Ref242645847"/>
+      <w:bookmarkStart w:id="31" w:name="_Toc242645980"/>
       <w:r>
         <w:rPr>
           <w:szCs w:val="26"/>
@@ -12215,12 +12396,12 @@
         </w:rPr>
         <w:fldChar w:fldCharType="end"/>
       </w:r>
-      <w:bookmarkEnd w:id="32"/>
+      <w:bookmarkEnd w:id="29"/>
       <w:r>
         <w:t xml:space="preserve"> Thực thể Products</w:t>
       </w:r>
-      <w:bookmarkEnd w:id="33"/>
-      <w:bookmarkEnd w:id="34"/>
+      <w:bookmarkEnd w:id="30"/>
+      <w:bookmarkEnd w:id="31"/>
     </w:p>
     <w:tbl>
       <w:tblPr>
@@ -13305,9 +13486,9 @@
           <w:lang w:val="vi-VN"/>
         </w:rPr>
       </w:pPr>
-      <w:bookmarkStart w:id="35" w:name="_Ref242457136"/>
-      <w:bookmarkStart w:id="36" w:name="_Ref242645875"/>
-      <w:bookmarkStart w:id="37" w:name="_Toc242645981"/>
+      <w:bookmarkStart w:id="32" w:name="_Ref242457136"/>
+      <w:bookmarkStart w:id="33" w:name="_Ref242645875"/>
+      <w:bookmarkStart w:id="34" w:name="_Toc242645981"/>
       <w:r>
         <w:rPr>
           <w:szCs w:val="26"/>
@@ -13382,7 +13563,7 @@
         </w:rPr>
         <w:fldChar w:fldCharType="end"/>
       </w:r>
-      <w:bookmarkEnd w:id="35"/>
+      <w:bookmarkEnd w:id="32"/>
       <w:r>
         <w:rPr>
           <w:szCs w:val="26"/>
@@ -13393,8 +13574,8 @@
       <w:r>
         <w:t>Thực thể Product_Images</w:t>
       </w:r>
-      <w:bookmarkEnd w:id="36"/>
-      <w:bookmarkEnd w:id="37"/>
+      <w:bookmarkEnd w:id="33"/>
+      <w:bookmarkEnd w:id="34"/>
     </w:p>
     <w:tbl>
       <w:tblPr>
@@ -14145,9 +14326,9 @@
           <w:lang w:val="vi-VN"/>
         </w:rPr>
       </w:pPr>
-      <w:bookmarkStart w:id="38" w:name="_Ref242457632"/>
-      <w:bookmarkStart w:id="39" w:name="_Ref242645910"/>
-      <w:bookmarkStart w:id="40" w:name="_Toc242645982"/>
+      <w:bookmarkStart w:id="35" w:name="_Ref242457632"/>
+      <w:bookmarkStart w:id="36" w:name="_Ref242645910"/>
+      <w:bookmarkStart w:id="37" w:name="_Toc242645982"/>
       <w:r>
         <w:rPr>
           <w:szCs w:val="26"/>
@@ -14223,7 +14404,7 @@
         </w:rPr>
         <w:fldChar w:fldCharType="end"/>
       </w:r>
-      <w:bookmarkEnd w:id="38"/>
+      <w:bookmarkEnd w:id="35"/>
       <w:r>
         <w:rPr>
           <w:szCs w:val="26"/>
@@ -14234,8 +14415,8 @@
       <w:r>
         <w:t>Thực thể Orders</w:t>
       </w:r>
-      <w:bookmarkEnd w:id="39"/>
-      <w:bookmarkEnd w:id="40"/>
+      <w:bookmarkEnd w:id="36"/>
+      <w:bookmarkEnd w:id="37"/>
     </w:p>
     <w:tbl>
       <w:tblPr>
@@ -14950,9 +15131,9 @@
           <w:lang w:val="vi-VN"/>
         </w:rPr>
       </w:pPr>
-      <w:bookmarkStart w:id="41" w:name="_Ref242458121"/>
-      <w:bookmarkStart w:id="42" w:name="_Ref242645951"/>
-      <w:bookmarkStart w:id="43" w:name="_Toc242645983"/>
+      <w:bookmarkStart w:id="38" w:name="_Ref242458121"/>
+      <w:bookmarkStart w:id="39" w:name="_Ref242645951"/>
+      <w:bookmarkStart w:id="40" w:name="_Toc242645983"/>
       <w:r>
         <w:rPr>
           <w:i w:val="0"/>
@@ -15075,7 +15256,7 @@
         </w:rPr>
         <w:fldChar w:fldCharType="end"/>
       </w:r>
-      <w:bookmarkEnd w:id="41"/>
+      <w:bookmarkEnd w:id="38"/>
       <w:r>
         <w:rPr>
           <w:i w:val="0"/>
@@ -15128,8 +15309,8 @@
         </w:rPr>
         <w:t>OrderDetail</w:t>
       </w:r>
-      <w:bookmarkEnd w:id="42"/>
-      <w:bookmarkEnd w:id="43"/>
+      <w:bookmarkEnd w:id="39"/>
+      <w:bookmarkEnd w:id="40"/>
     </w:p>
     <w:tbl>
       <w:tblPr>
@@ -15744,8 +15925,8 @@
           <w:lang w:val="vi-VN"/>
         </w:rPr>
       </w:pPr>
-      <w:bookmarkStart w:id="44" w:name="_Toc242546995"/>
-      <w:bookmarkStart w:id="45" w:name="_Toc242724020"/>
+      <w:bookmarkStart w:id="41" w:name="_Toc242546995"/>
+      <w:bookmarkStart w:id="42" w:name="_Toc242724020"/>
       <w:r>
         <w:rPr>
           <w:i w:val="0"/>
@@ -15879,8 +16060,8 @@
         </w:rPr>
         <w:t xml:space="preserve"> Sơ đồ website</w:t>
       </w:r>
-      <w:bookmarkEnd w:id="44"/>
-      <w:bookmarkEnd w:id="45"/>
+      <w:bookmarkEnd w:id="41"/>
+      <w:bookmarkEnd w:id="42"/>
     </w:p>
     <w:p>
       <w:pPr>
@@ -15999,8 +16180,8 @@
           <w:lang w:val="vi-VN"/>
         </w:rPr>
       </w:pPr>
-      <w:bookmarkStart w:id="46" w:name="_Toc242546996"/>
-      <w:bookmarkStart w:id="47" w:name="_Toc242724021"/>
+      <w:bookmarkStart w:id="43" w:name="_Toc242546996"/>
+      <w:bookmarkStart w:id="44" w:name="_Toc242724021"/>
       <w:r>
         <w:rPr>
           <w:i w:val="0"/>
@@ -16134,8 +16315,8 @@
         </w:rPr>
         <w:t xml:space="preserve"> Giao diện trang chủ</w:t>
       </w:r>
-      <w:bookmarkEnd w:id="46"/>
-      <w:bookmarkEnd w:id="47"/>
+      <w:bookmarkEnd w:id="43"/>
+      <w:bookmarkEnd w:id="44"/>
     </w:p>
     <w:p>
       <w:pPr>
@@ -16273,8 +16454,8 @@
           <w:lang w:val="vi-VN"/>
         </w:rPr>
       </w:pPr>
-      <w:bookmarkStart w:id="48" w:name="_Toc242546997"/>
-      <w:bookmarkStart w:id="49" w:name="_Toc242724022"/>
+      <w:bookmarkStart w:id="45" w:name="_Toc242546997"/>
+      <w:bookmarkStart w:id="46" w:name="_Toc242724022"/>
       <w:r>
         <w:rPr>
           <w:i w:val="0"/>
@@ -16408,8 +16589,8 @@
         </w:rPr>
         <w:t xml:space="preserve"> Giao diện trang quản trị</w:t>
       </w:r>
-      <w:bookmarkEnd w:id="48"/>
-      <w:bookmarkEnd w:id="49"/>
+      <w:bookmarkEnd w:id="45"/>
+      <w:bookmarkEnd w:id="46"/>
     </w:p>
     <w:p>
       <w:pPr>
@@ -16532,8 +16713,8 @@
           <w:lang w:val="vi-VN"/>
         </w:rPr>
       </w:pPr>
-      <w:bookmarkStart w:id="50" w:name="_Toc242546998"/>
-      <w:bookmarkStart w:id="51" w:name="_Toc242724023"/>
+      <w:bookmarkStart w:id="47" w:name="_Toc242546998"/>
+      <w:bookmarkStart w:id="48" w:name="_Toc242724023"/>
       <w:r>
         <w:rPr>
           <w:i w:val="0"/>
@@ -16667,8 +16848,8 @@
         </w:rPr>
         <w:t xml:space="preserve"> Giao diện trang đăng nhập và đăng ký</w:t>
       </w:r>
-      <w:bookmarkEnd w:id="50"/>
-      <w:bookmarkEnd w:id="51"/>
+      <w:bookmarkEnd w:id="47"/>
+      <w:bookmarkEnd w:id="48"/>
     </w:p>
     <w:p>
       <w:pPr>
@@ -16793,8 +16974,8 @@
           <w:lang w:val="vi-VN"/>
         </w:rPr>
       </w:pPr>
-      <w:bookmarkStart w:id="52" w:name="_Toc242546999"/>
-      <w:bookmarkStart w:id="53" w:name="_Toc242724024"/>
+      <w:bookmarkStart w:id="49" w:name="_Toc242546999"/>
+      <w:bookmarkStart w:id="50" w:name="_Toc242724024"/>
       <w:r>
         <w:rPr>
           <w:i w:val="0"/>
@@ -16928,8 +17109,8 @@
         </w:rPr>
         <w:t xml:space="preserve"> Giao diện trang sản phẩm</w:t>
       </w:r>
-      <w:bookmarkEnd w:id="52"/>
-      <w:bookmarkEnd w:id="53"/>
+      <w:bookmarkEnd w:id="49"/>
+      <w:bookmarkEnd w:id="50"/>
     </w:p>
     <w:p>
       <w:pPr>
@@ -17034,8 +17215,8 @@
           <w:lang w:val="vi-VN"/>
         </w:rPr>
       </w:pPr>
-      <w:bookmarkStart w:id="54" w:name="_Toc242547000"/>
-      <w:bookmarkStart w:id="55" w:name="_Toc242724025"/>
+      <w:bookmarkStart w:id="51" w:name="_Toc242547000"/>
+      <w:bookmarkStart w:id="52" w:name="_Toc242724025"/>
       <w:r>
         <w:rPr>
           <w:i w:val="0"/>
@@ -17169,8 +17350,8 @@
         </w:rPr>
         <w:t xml:space="preserve"> Giao diện trang chi tiết sản phẩm</w:t>
       </w:r>
-      <w:bookmarkEnd w:id="54"/>
-      <w:bookmarkEnd w:id="55"/>
+      <w:bookmarkEnd w:id="51"/>
+      <w:bookmarkEnd w:id="52"/>
     </w:p>
     <w:p>
       <w:pPr>
@@ -17403,7 +17584,7 @@
           <w:lang w:val="vi-VN"/>
         </w:rPr>
       </w:pPr>
-      <w:bookmarkStart w:id="56" w:name="_Toc242724026"/>
+      <w:bookmarkStart w:id="53" w:name="_Toc242724026"/>
       <w:r>
         <w:rPr>
           <w:i w:val="0"/>
@@ -17537,7 +17718,7 @@
         </w:rPr>
         <w:t xml:space="preserve"> Mô hình DFD mức ngữ cảnh</w:t>
       </w:r>
-      <w:bookmarkEnd w:id="56"/>
+      <w:bookmarkEnd w:id="53"/>
     </w:p>
     <w:p>
       <w:pPr>
@@ -17673,7 +17854,7 @@
           <w:szCs w:val="26"/>
         </w:rPr>
       </w:pPr>
-      <w:bookmarkStart w:id="57" w:name="_Toc242724027"/>
+      <w:bookmarkStart w:id="54" w:name="_Toc242724027"/>
       <w:r>
         <w:rPr>
           <w:i w:val="0"/>
@@ -17839,7 +18020,7 @@
         </w:rPr>
         <w:t>1</w:t>
       </w:r>
-      <w:bookmarkEnd w:id="57"/>
+      <w:bookmarkEnd w:id="54"/>
     </w:p>
     <w:p>
       <w:pPr>
@@ -17993,7 +18174,7 @@
           <w:szCs w:val="26"/>
         </w:rPr>
       </w:pPr>
-      <w:bookmarkStart w:id="58" w:name="_Toc242724028"/>
+      <w:bookmarkStart w:id="55" w:name="_Toc242724028"/>
       <w:r>
         <w:rPr>
           <w:i w:val="0"/>
@@ -18170,7 +18351,7 @@
         </w:rPr>
         <w:t>1.1</w:t>
       </w:r>
-      <w:bookmarkEnd w:id="58"/>
+      <w:bookmarkEnd w:id="55"/>
     </w:p>
     <w:p>
       <w:pPr>
@@ -18326,7 +18507,7 @@
           <w:lang w:val="vi-VN"/>
         </w:rPr>
       </w:pPr>
-      <w:bookmarkStart w:id="59" w:name="_Toc242724029"/>
+      <w:bookmarkStart w:id="56" w:name="_Toc242724029"/>
       <w:r>
         <w:rPr>
           <w:i w:val="0"/>
@@ -18515,7 +18696,7 @@
         </w:rPr>
         <w:t xml:space="preserve"> 1.2</w:t>
       </w:r>
-      <w:bookmarkEnd w:id="59"/>
+      <w:bookmarkEnd w:id="56"/>
       <w:r>
         <w:rPr>
           <w:i w:val="0"/>
@@ -18664,7 +18845,7 @@
           <w:lang w:val="vi-VN"/>
         </w:rPr>
       </w:pPr>
-      <w:bookmarkStart w:id="60" w:name="_Toc242724030"/>
+      <w:bookmarkStart w:id="57" w:name="_Toc242724030"/>
       <w:r>
         <w:rPr>
           <w:i w:val="0"/>
@@ -18830,7 +19011,7 @@
         </w:rPr>
         <w:t>1.3</w:t>
       </w:r>
-      <w:bookmarkEnd w:id="60"/>
+      <w:bookmarkEnd w:id="57"/>
     </w:p>
     <w:p>
       <w:pPr>
@@ -18951,7 +19132,7 @@
           <w:lang w:val="vi-VN"/>
         </w:rPr>
       </w:pPr>
-      <w:bookmarkStart w:id="61" w:name="_Toc242724031"/>
+      <w:bookmarkStart w:id="58" w:name="_Toc242724031"/>
       <w:r>
         <w:rPr>
           <w:i w:val="0"/>
@@ -19127,7 +19308,7 @@
         </w:rPr>
         <w:t>DFD mức 1.4</w:t>
       </w:r>
-      <w:bookmarkEnd w:id="61"/>
+      <w:bookmarkEnd w:id="58"/>
     </w:p>
     <w:p>
       <w:pPr>
@@ -19260,7 +19441,7 @@
           <w:lang w:val="vi-VN"/>
         </w:rPr>
       </w:pPr>
-      <w:bookmarkStart w:id="62" w:name="_Toc242724032"/>
+      <w:bookmarkStart w:id="59" w:name="_Toc242724032"/>
       <w:r>
         <w:rPr>
           <w:i w:val="0"/>
@@ -19426,7 +19607,7 @@
         </w:rPr>
         <w:t>1.5</w:t>
       </w:r>
-      <w:bookmarkEnd w:id="62"/>
+      <w:bookmarkEnd w:id="59"/>
     </w:p>
     <w:p>
       <w:pPr>
